--- a/docs/project/Login.gov Partnerships CRM Technical Deployment Plan - DRAFTED.docx
+++ b/docs/project/Login.gov Partnerships CRM Technical Deployment Plan - DRAFTED.docx
@@ -3191,9 +3191,49 @@
               <w:rPr>
                 <w:rtl w:val="0"/>
               </w:rPr>
-              <w:t xml:space="preserve">The System Administrator performing the deployment needs no LDGCRM permission set - the standard GSA System Administrator profile, with Modify All Data and Deploy Change Sets, is sufficient.</w:t>
-            </w:r>
-          </w:p>
+              <w:t xml:space="preserve">No LDGCRM permission set or licence is required. The GSA System Administrator profile covers every step in this plan.</w:t>
+              <w:br/>
+              <w:t xml:space="preserve"/>
+              <w:br/>
+              <w:t xml:space="preserve">Permissions used, by function:</w:t>
+              <w:br/>
+              <w:t xml:space="preserve"/>
+              <w:br/>
+              <w:t xml:space="preserve">Deploy the package (section 1.3): Deploy Change Sets, Modify All Data.</w:t>
+              <w:br/>
+              <w:t xml:space="preserve"/>
+              <w:br/>
+              <w:t xml:space="preserve">Update the GSA Standard Platform User profile and assign page layouts (post-deployment step 3): Manage Profiles and Permission Sets.</w:t>
+              <w:br/>
+              <w:t xml:space="preserve"/>
+              <w:br/>
+              <w:t xml:space="preserve">Deactivate the Contact duplicate and matching rules (section 1.2): Modify Metadata Through Metadata API Functions.</w:t>
+              <w:br/>
+              <w:t xml:space="preserve"/>
+              <w:br/>
+              <w:t xml:space="preserve">Run the data migration (post-deployment step 7): API Enabled, Modify All Data, Customize Application. The administrator running it authenticates to the target org through the Salesforce CLI.</w:t>
+              <w:br/>
+              <w:t xml:space="preserve"/>
+              <w:br/>
+              <w:t xml:space="preserve">Populate the public groups and assign the permission set groups (post-deployment steps 4 and 5): Manage Users.</w:t>
+            </w:r>
+          </w:p>
+        </w:tc>
+      </w:tr>
+      <w:tr>
+        <w:trPr>
+          <w:cantSplit w:val="0"/>
+          <w:tblHeader w:val="0"/>
+        </w:trPr>
+        <w:tc>
+          <w:tcPr>
+            <w:shd w:fill="auto" w:val="clear"/>
+            <w:tcMar>
+              <w:left w:w="0.0" w:type="dxa"/>
+              <w:right w:w="0.0" w:type="dxa"/>
+            </w:tcMar>
+            <w:vAlign w:val="top"/>
+          </w:tcPr>
           <w:p>
             <w:pPr>
               <w:keepNext w:val="0"/>
@@ -3213,7 +3253,21 @@
               <w:jc w:val="left"/>
               <w:rPr/>
             </w:pPr>
-          </w:p>
+            <w:r>
+              <w:rPr>
+                <w:rtl w:val="0"/>
+              </w:rPr>
+              <w:t xml:space="preserve">Role/Public Groups</w:t>
+            </w:r>
+          </w:p>
+        </w:tc>
+        <w:tc>
+          <w:tcPr>
+            <w:tcMar>
+              <w:left w:w="115.0" w:type="dxa"/>
+              <w:right w:w="115.0" w:type="dxa"/>
+            </w:tcMar>
+          </w:tcPr>
           <w:p>
             <w:pPr>
               <w:keepNext w:val="0"/>
@@ -3237,9 +3291,17 @@
               <w:rPr>
                 <w:rtl w:val="0"/>
               </w:rPr>
-              <w:t xml:space="preserve">The operator who runs the post-deployment data migration (section 1.4) is a different person with different needs: an API Enabled Standard user, authorized to the target org through the Salesforce CLI.</w:t>
-            </w:r>
-          </w:p>
+              <w:t xml:space="preserve">LDGCRM_Team_Members and LDGCRM_Viewers - membership only.</w:t>
+            </w:r>
+          </w:p>
+        </w:tc>
+        <w:tc>
+          <w:tcPr>
+            <w:tcMar>
+              <w:left w:w="115.0" w:type="dxa"/>
+              <w:right w:w="115.0" w:type="dxa"/>
+            </w:tcMar>
+          </w:tcPr>
           <w:p>
             <w:pPr>
               <w:keepNext w:val="0"/>
@@ -3259,141 +3321,11 @@
               <w:jc w:val="left"/>
               <w:rPr/>
             </w:pPr>
-          </w:p>
-          <w:p>
-            <w:pPr>
-              <w:keepNext w:val="0"/>
-              <w:keepLines w:val="0"/>
-              <w:pageBreakBefore w:val="0"/>
-              <w:widowControl w:val="0"/>
-              <w:pBdr>
-                <w:top w:space="0" w:sz="0" w:val="nil"/>
-                <w:left w:space="0" w:sz="0" w:val="nil"/>
-                <w:bottom w:space="0" w:sz="0" w:val="nil"/>
-                <w:right w:space="0" w:sz="0" w:val="nil"/>
-                <w:between w:space="0" w:sz="0" w:val="nil"/>
-              </w:pBdr>
-              <w:shd w:fill="auto" w:val="clear"/>
-              <w:spacing w:after="0" w:before="0" w:line="276" w:lineRule="auto"/>
-              <w:ind w:left="0" w:right="0" w:firstLine="0"/>
-              <w:jc w:val="left"/>
-              <w:rPr/>
-            </w:pPr>
-            <w:r>
-              <w:rPr>
-                <w:rtl w:val="0"/>
-              </w:rPr>
-              <w:t xml:space="preserve">PRODUCTION: that operator must be a dedicated integration or service account, not a personal login. Record ownership is resolved at load time and the fallback owner is written explicitly, so where Airtable names no eligible owner the records land on whoever ran the load. There is precedent in this org - a service account already owns 651 production Accounts for this reason.</w:t>
-            </w:r>
-          </w:p>
-        </w:tc>
-      </w:tr>
-      <w:tr>
-        <w:trPr>
-          <w:cantSplit w:val="0"/>
-          <w:tblHeader w:val="0"/>
-        </w:trPr>
-        <w:tc>
-          <w:tcPr>
-            <w:shd w:fill="auto" w:val="clear"/>
-            <w:tcMar>
-              <w:left w:w="0.0" w:type="dxa"/>
-              <w:right w:w="0.0" w:type="dxa"/>
-            </w:tcMar>
-            <w:vAlign w:val="top"/>
-          </w:tcPr>
-          <w:p>
-            <w:pPr>
-              <w:keepNext w:val="0"/>
-              <w:keepLines w:val="0"/>
-              <w:pageBreakBefore w:val="0"/>
-              <w:widowControl w:val="0"/>
-              <w:pBdr>
-                <w:top w:space="0" w:sz="0" w:val="nil"/>
-                <w:left w:space="0" w:sz="0" w:val="nil"/>
-                <w:bottom w:space="0" w:sz="0" w:val="nil"/>
-                <w:right w:space="0" w:sz="0" w:val="nil"/>
-                <w:between w:space="0" w:sz="0" w:val="nil"/>
-              </w:pBdr>
-              <w:shd w:fill="auto" w:val="clear"/>
-              <w:spacing w:after="0" w:before="0" w:line="276" w:lineRule="auto"/>
-              <w:ind w:left="0" w:right="0" w:firstLine="0"/>
-              <w:jc w:val="left"/>
-              <w:rPr/>
-            </w:pPr>
-            <w:r>
-              <w:rPr>
-                <w:rtl w:val="0"/>
-              </w:rPr>
-              <w:t xml:space="preserve">Role/Public Groups</w:t>
-            </w:r>
-          </w:p>
-        </w:tc>
-        <w:tc>
-          <w:tcPr>
-            <w:tcMar>
-              <w:left w:w="115.0" w:type="dxa"/>
-              <w:right w:w="115.0" w:type="dxa"/>
-            </w:tcMar>
-          </w:tcPr>
-          <w:p>
-            <w:pPr>
-              <w:keepNext w:val="0"/>
-              <w:keepLines w:val="0"/>
-              <w:pageBreakBefore w:val="0"/>
-              <w:widowControl w:val="0"/>
-              <w:pBdr>
-                <w:top w:space="0" w:sz="0" w:val="nil"/>
-                <w:left w:space="0" w:sz="0" w:val="nil"/>
-                <w:bottom w:space="0" w:sz="0" w:val="nil"/>
-                <w:right w:space="0" w:sz="0" w:val="nil"/>
-                <w:between w:space="0" w:sz="0" w:val="nil"/>
-              </w:pBdr>
-              <w:shd w:fill="auto" w:val="clear"/>
-              <w:spacing w:after="0" w:before="0" w:line="276" w:lineRule="auto"/>
-              <w:ind w:left="0" w:right="0" w:firstLine="0"/>
-              <w:jc w:val="left"/>
-              <w:rPr/>
-            </w:pPr>
-            <w:r>
-              <w:rPr>
-                <w:rtl w:val="0"/>
-              </w:rPr>
-              <w:t xml:space="preserve">LDGCRM_Team_Members and LDGCRM_Viewers - membership only.</w:t>
-            </w:r>
-          </w:p>
-        </w:tc>
-        <w:tc>
-          <w:tcPr>
-            <w:tcMar>
-              <w:left w:w="115.0" w:type="dxa"/>
-              <w:right w:w="115.0" w:type="dxa"/>
-            </w:tcMar>
-          </w:tcPr>
-          <w:p>
-            <w:pPr>
-              <w:keepNext w:val="0"/>
-              <w:keepLines w:val="0"/>
-              <w:pageBreakBefore w:val="0"/>
-              <w:widowControl w:val="0"/>
-              <w:pBdr>
-                <w:top w:space="0" w:sz="0" w:val="nil"/>
-                <w:left w:space="0" w:sz="0" w:val="nil"/>
-                <w:bottom w:space="0" w:sz="0" w:val="nil"/>
-                <w:right w:space="0" w:sz="0" w:val="nil"/>
-                <w:between w:space="0" w:sz="0" w:val="nil"/>
-              </w:pBdr>
-              <w:shd w:fill="auto" w:val="clear"/>
-              <w:spacing w:after="0" w:before="0" w:line="276" w:lineRule="auto"/>
-              <w:ind w:left="0" w:right="0" w:firstLine="0"/>
-              <w:jc w:val="left"/>
-              <w:rPr/>
-            </w:pPr>
-            <w:r>
-              <w:rPr>
-                <w:rtl w:val="0"/>
-              </w:rPr>
-              <w:t xml:space="preserve">Both public groups are created by this package but arrive EMPTY, and their membership cannot be deployed. The deploying admin does not need to belong to either, but somebody with Manage Users must populate them afterwards - see post-deployment step 4. No role changes are required; this application adds no roles.</w:t>
+            <w:r>
+              <w:rPr>
+                <w:rtl w:val="0"/>
+              </w:rPr>
+              <w:t xml:space="preserve">Both public groups are created by this package but arrive EMPTY - group membership cannot be deployed. Somebody with Manage Users must populate them after deployment; see post-deployment step 4. This application adds no roles.</w:t>
             </w:r>
           </w:p>
           <w:p>
@@ -3812,7 +3744,7 @@
               <w:rPr>
                 <w:rtl w:val="0"/>
               </w:rPr>
-              <w:t xml:space="preserve">Confirm the three external dependencies exist in the target org</w:t>
+              <w:t xml:space="preserve">Confirm the two external dependencies exist in the target org</w:t>
             </w:r>
           </w:p>
         </w:tc>
@@ -3841,7 +3773,7 @@
               <w:rPr>
                 <w:rtl w:val="0"/>
               </w:rPr>
-              <w:t xml:space="preserve">Three components are referenced by this package but not carried by it. Absent, the deployment either fails outright or succeeds while leaving the app subtly wrong.</w:t>
+              <w:t xml:space="preserve">Two components are referenced by this package but not carried by it. Absent, the deployment either fails or succeeds while leaving the application incomplete.</w:t>
             </w:r>
           </w:p>
         </w:tc>
@@ -3906,9 +3838,23 @@
               <w:rPr>
                 <w:rtl w:val="0"/>
               </w:rPr>
-              <w:t xml:space="preserve">2. The four profiles GSA Standard Basic User, GSA Standard Platform User, GSA Standard Salesforce User and GSA System Administrator. A profile is MERGED into the target's copy, never created wholesale from it.</w:t>
-            </w:r>
-          </w:p>
+              <w:t xml:space="preserve">2. Page layout Account-Federal, which the Account.Federal record type assigns. It is not in this package and must already exist.</w:t>
+            </w:r>
+          </w:p>
+        </w:tc>
+      </w:tr>
+      <w:tr>
+        <w:trPr>
+          <w:cantSplit w:val="0"/>
+          <w:tblHeader w:val="0"/>
+        </w:trPr>
+        <w:tc>
+          <w:tcPr>
+            <w:tcMar>
+              <w:left w:w="115.0" w:type="dxa"/>
+              <w:right w:w="115.0" w:type="dxa"/>
+            </w:tcMar>
+          </w:tcPr>
           <w:p>
             <w:pPr>
               <w:pageBreakBefore w:val="0"/>
@@ -3923,7 +3869,21 @@
               <w:spacing w:line="276" w:lineRule="auto"/>
               <w:rPr/>
             </w:pPr>
-          </w:p>
+            <w:r>
+              <w:rPr>
+                <w:rtl w:val="0"/>
+              </w:rPr>
+              <w:t xml:space="preserve">2</w:t>
+            </w:r>
+          </w:p>
+        </w:tc>
+        <w:tc>
+          <w:tcPr>
+            <w:tcMar>
+              <w:left w:w="115.0" w:type="dxa"/>
+              <w:right w:w="115.0" w:type="dxa"/>
+            </w:tcMar>
+          </w:tcPr>
           <w:p>
             <w:pPr>
               <w:pageBreakBefore w:val="0"/>
@@ -3942,16 +3902,10 @@
               <w:rPr>
                 <w:rtl w:val="0"/>
               </w:rPr>
-              <w:t xml:space="preserve">3. Page layout Account-Federal, which the Account.Federal record type assigns. It is not in this package and must already exist.</w:t>
-            </w:r>
-          </w:p>
-        </w:tc>
-      </w:tr>
-      <w:tr>
-        <w:trPr>
-          <w:cantSplit w:val="0"/>
-          <w:tblHeader w:val="0"/>
-        </w:trPr>
+              <w:t xml:space="preserve">PRODUCTION ONLY - confirm the behaviour of purecloud.ContactWebHookv1</w:t>
+            </w:r>
+          </w:p>
+        </w:tc>
         <w:tc>
           <w:tcPr>
             <w:tcMar>
@@ -3977,7 +3931,7 @@
               <w:rPr>
                 <w:rtl w:val="0"/>
               </w:rPr>
-              <w:t xml:space="preserve">2</w:t>
+              <w:t xml:space="preserve">An installed managed-package trigger (Genesys PureCloud) fires on every Contact insert. Its body is hidden, it cannot be retrieved, and it has no kill switch.</w:t>
             </w:r>
           </w:p>
         </w:tc>
@@ -4006,17 +3960,9 @@
               <w:rPr>
                 <w:rtl w:val="0"/>
               </w:rPr>
-              <w:t xml:space="preserve">Agree the test level for this deployment, before the window</w:t>
-            </w:r>
-          </w:p>
-        </w:tc>
-        <w:tc>
-          <w:tcPr>
-            <w:tcMar>
-              <w:left w:w="115.0" w:type="dxa"/>
-              <w:right w:w="115.0" w:type="dxa"/>
-            </w:tcMar>
-          </w:tcPr>
+              <w:t xml:space="preserve">It was confirmed inert in the Dev sandbox. The migration inserts roughly 1,500 Contacts, so an outward-facing side effect would fire roughly 1,500 times.</w:t>
+            </w:r>
+          </w:p>
           <w:p>
             <w:pPr>
               <w:pageBreakBefore w:val="0"/>
@@ -4031,21 +3977,7 @@
               <w:spacing w:line="276" w:lineRule="auto"/>
               <w:rPr/>
             </w:pPr>
-            <w:r>
-              <w:rPr>
-                <w:rtl w:val="0"/>
-              </w:rPr>
-              <w:t xml:space="preserve">This package contains NO APEX - 232 components across 24 metadata types, zero ApexClass and zero ApexTrigger - so no test classes belong to it. That matters because any deployment to this org that DOES run tests currently fails, for a reason unrelated to this application.</w:t>
-            </w:r>
-          </w:p>
-        </w:tc>
-        <w:tc>
-          <w:tcPr>
-            <w:tcMar>
-              <w:left w:w="115.0" w:type="dxa"/>
-              <w:right w:w="115.0" w:type="dxa"/>
-            </w:tcMar>
-          </w:tcPr>
+          </w:p>
           <w:p>
             <w:pPr>
               <w:pageBreakBefore w:val="0"/>
@@ -4064,517 +3996,7 @@
               <w:rPr>
                 <w:rtl w:val="0"/>
               </w:rPr>
-              <w:t xml:space="preserve">GSA_FCIC_AC_Manual_InitialBatch, part of the FCIC application sharing this org, has a genuine Apex compile error: "line 23: Variable does not exist: metadata". Salesforce compiles all Apex in an org before running any test, so that one class cascades into "Dependent class is invalid and needs recompilation" failures across every deployment regardless of what is being deployed.</w:t>
-            </w:r>
-          </w:p>
-          <w:p>
-            <w:pPr>
-              <w:pageBreakBefore w:val="0"/>
-              <w:pBdr>
-                <w:top w:space="0" w:sz="0" w:val="nil"/>
-                <w:left w:space="0" w:sz="0" w:val="nil"/>
-                <w:bottom w:space="0" w:sz="0" w:val="nil"/>
-                <w:right w:space="0" w:sz="0" w:val="nil"/>
-                <w:between w:space="0" w:sz="0" w:val="nil"/>
-              </w:pBdr>
-              <w:shd w:fill="auto" w:val="clear"/>
-              <w:spacing w:line="276" w:lineRule="auto"/>
-              <w:rPr/>
-            </w:pPr>
-          </w:p>
-          <w:p>
-            <w:pPr>
-              <w:pageBreakBefore w:val="0"/>
-              <w:pBdr>
-                <w:top w:space="0" w:sz="0" w:val="nil"/>
-                <w:left w:space="0" w:sz="0" w:val="nil"/>
-                <w:bottom w:space="0" w:sz="0" w:val="nil"/>
-                <w:right w:space="0" w:sz="0" w:val="nil"/>
-                <w:between w:space="0" w:sz="0" w:val="nil"/>
-              </w:pBdr>
-              <w:shd w:fill="auto" w:val="clear"/>
-              <w:spacing w:line="276" w:lineRule="auto"/>
-              <w:rPr/>
-            </w:pPr>
-            <w:r>
-              <w:rPr>
-                <w:rtl w:val="0"/>
-              </w:rPr>
-              <w:t xml:space="preserve">Deploy with test level NoTestRun, which is available because the package carries no Apex.</w:t>
-            </w:r>
-          </w:p>
-          <w:p>
-            <w:pPr>
-              <w:pageBreakBefore w:val="0"/>
-              <w:pBdr>
-                <w:top w:space="0" w:sz="0" w:val="nil"/>
-                <w:left w:space="0" w:sz="0" w:val="nil"/>
-                <w:bottom w:space="0" w:sz="0" w:val="nil"/>
-                <w:right w:space="0" w:sz="0" w:val="nil"/>
-                <w:between w:space="0" w:sz="0" w:val="nil"/>
-              </w:pBdr>
-              <w:shd w:fill="auto" w:val="clear"/>
-              <w:spacing w:line="276" w:lineRule="auto"/>
-              <w:rPr/>
-            </w:pPr>
-          </w:p>
-          <w:p>
-            <w:pPr>
-              <w:pageBreakBefore w:val="0"/>
-              <w:pBdr>
-                <w:top w:space="0" w:sz="0" w:val="nil"/>
-                <w:left w:space="0" w:sz="0" w:val="nil"/>
-                <w:bottom w:space="0" w:sz="0" w:val="nil"/>
-                <w:right w:space="0" w:sz="0" w:val="nil"/>
-                <w:between w:space="0" w:sz="0" w:val="nil"/>
-              </w:pBdr>
-              <w:shd w:fill="auto" w:val="clear"/>
-              <w:spacing w:line="276" w:lineRule="auto"/>
-              <w:rPr/>
-            </w:pPr>
-            <w:r>
-              <w:rPr>
-                <w:rtl w:val="0"/>
-              </w:rPr>
-              <w:t xml:space="preserve">IF GSA POLICY REQUIRES RunLocalTests, THIS IS A BLOCKER. It must be resolved with the FCIC application owner in advance - it is not a question to discover on the day.</w:t>
-            </w:r>
-          </w:p>
-        </w:tc>
-      </w:tr>
-      <w:tr>
-        <w:trPr>
-          <w:cantSplit w:val="0"/>
-          <w:tblHeader w:val="0"/>
-        </w:trPr>
-        <w:tc>
-          <w:tcPr>
-            <w:tcMar>
-              <w:left w:w="115.0" w:type="dxa"/>
-              <w:right w:w="115.0" w:type="dxa"/>
-            </w:tcMar>
-          </w:tcPr>
-          <w:p>
-            <w:pPr>
-              <w:pageBreakBefore w:val="0"/>
-              <w:pBdr>
-                <w:top w:space="0" w:sz="0" w:val="nil"/>
-                <w:left w:space="0" w:sz="0" w:val="nil"/>
-                <w:bottom w:space="0" w:sz="0" w:val="nil"/>
-                <w:right w:space="0" w:sz="0" w:val="nil"/>
-                <w:between w:space="0" w:sz="0" w:val="nil"/>
-              </w:pBdr>
-              <w:shd w:fill="auto" w:val="clear"/>
-              <w:spacing w:line="276" w:lineRule="auto"/>
-              <w:rPr/>
-            </w:pPr>
-            <w:r>
-              <w:rPr>
-                <w:rtl w:val="0"/>
-              </w:rPr>
-              <w:t xml:space="preserve">3</w:t>
-            </w:r>
-          </w:p>
-        </w:tc>
-        <w:tc>
-          <w:tcPr>
-            <w:tcMar>
-              <w:left w:w="115.0" w:type="dxa"/>
-              <w:right w:w="115.0" w:type="dxa"/>
-            </w:tcMar>
-          </w:tcPr>
-          <w:p>
-            <w:pPr>
-              <w:pageBreakBefore w:val="0"/>
-              <w:pBdr>
-                <w:top w:space="0" w:sz="0" w:val="nil"/>
-                <w:left w:space="0" w:sz="0" w:val="nil"/>
-                <w:bottom w:space="0" w:sz="0" w:val="nil"/>
-                <w:right w:space="0" w:sz="0" w:val="nil"/>
-                <w:between w:space="0" w:sz="0" w:val="nil"/>
-              </w:pBdr>
-              <w:shd w:fill="auto" w:val="clear"/>
-              <w:spacing w:line="276" w:lineRule="auto"/>
-              <w:rPr/>
-            </w:pPr>
-            <w:r>
-              <w:rPr>
-                <w:rtl w:val="0"/>
-              </w:rPr>
-              <w:t xml:space="preserve">Retrieve and keep a pre-deployment copy of every component this package overwrites</w:t>
-            </w:r>
-          </w:p>
-        </w:tc>
-        <w:tc>
-          <w:tcPr>
-            <w:tcMar>
-              <w:left w:w="115.0" w:type="dxa"/>
-              <w:right w:w="115.0" w:type="dxa"/>
-            </w:tcMar>
-          </w:tcPr>
-          <w:p>
-            <w:pPr>
-              <w:pageBreakBefore w:val="0"/>
-              <w:pBdr>
-                <w:top w:space="0" w:sz="0" w:val="nil"/>
-                <w:left w:space="0" w:sz="0" w:val="nil"/>
-                <w:bottom w:space="0" w:sz="0" w:val="nil"/>
-                <w:right w:space="0" w:sz="0" w:val="nil"/>
-                <w:between w:space="0" w:sz="0" w:val="nil"/>
-              </w:pBdr>
-              <w:shd w:fill="auto" w:val="clear"/>
-              <w:spacing w:line="276" w:lineRule="auto"/>
-              <w:rPr/>
-            </w:pPr>
-            <w:r>
-              <w:rPr>
-                <w:rtl w:val="0"/>
-              </w:rPr>
-              <w:t xml:space="preserve">This package overwrites four profiles and eight page layouts that already exist in the target org. Rollback for those is a re-deployment of their previous version (section 2.1), and this retrieval is the only source for it.</w:t>
-            </w:r>
-          </w:p>
-        </w:tc>
-        <w:tc>
-          <w:tcPr>
-            <w:tcMar>
-              <w:left w:w="115.0" w:type="dxa"/>
-              <w:right w:w="115.0" w:type="dxa"/>
-            </w:tcMar>
-          </w:tcPr>
-          <w:p>
-            <w:pPr>
-              <w:pageBreakBefore w:val="0"/>
-              <w:pBdr>
-                <w:top w:space="0" w:sz="0" w:val="nil"/>
-                <w:left w:space="0" w:sz="0" w:val="nil"/>
-                <w:bottom w:space="0" w:sz="0" w:val="nil"/>
-                <w:right w:space="0" w:sz="0" w:val="nil"/>
-                <w:between w:space="0" w:sz="0" w:val="nil"/>
-              </w:pBdr>
-              <w:shd w:fill="auto" w:val="clear"/>
-              <w:spacing w:line="276" w:lineRule="auto"/>
-              <w:rPr/>
-            </w:pPr>
-            <w:r>
-              <w:rPr>
-                <w:rtl w:val="0"/>
-              </w:rPr>
-              <w:t xml:space="preserve">Retrieve the four profiles and the eight layouts from the TARGET org and keep the output with the deployment record.</w:t>
-            </w:r>
-          </w:p>
-          <w:p>
-            <w:pPr>
-              <w:pageBreakBefore w:val="0"/>
-              <w:pBdr>
-                <w:top w:space="0" w:sz="0" w:val="nil"/>
-                <w:left w:space="0" w:sz="0" w:val="nil"/>
-                <w:bottom w:space="0" w:sz="0" w:val="nil"/>
-                <w:right w:space="0" w:sz="0" w:val="nil"/>
-                <w:between w:space="0" w:sz="0" w:val="nil"/>
-              </w:pBdr>
-              <w:shd w:fill="auto" w:val="clear"/>
-              <w:spacing w:line="276" w:lineRule="auto"/>
-              <w:rPr/>
-            </w:pPr>
-          </w:p>
-          <w:p>
-            <w:pPr>
-              <w:pageBreakBefore w:val="0"/>
-              <w:pBdr>
-                <w:top w:space="0" w:sz="0" w:val="nil"/>
-                <w:left w:space="0" w:sz="0" w:val="nil"/>
-                <w:bottom w:space="0" w:sz="0" w:val="nil"/>
-                <w:right w:space="0" w:sz="0" w:val="nil"/>
-                <w:between w:space="0" w:sz="0" w:val="nil"/>
-              </w:pBdr>
-              <w:shd w:fill="auto" w:val="clear"/>
-              <w:spacing w:line="276" w:lineRule="auto"/>
-              <w:rPr/>
-            </w:pPr>
-            <w:r>
-              <w:rPr>
-                <w:rtl w:val="0"/>
-              </w:rPr>
-              <w:t xml:space="preserve">A profile is merged, not replaced - so a green deployment does not mean the target profile matches the source, and after the fact there is no way to tell what the target profile looked like before. If this step is skipped, those components cannot be rolled back at all, only re-authored by hand.</w:t>
-            </w:r>
-          </w:p>
-        </w:tc>
-      </w:tr>
-      <w:tr>
-        <w:trPr>
-          <w:cantSplit w:val="0"/>
-          <w:tblHeader w:val="0"/>
-        </w:trPr>
-        <w:tc>
-          <w:tcPr>
-            <w:tcMar>
-              <w:left w:w="115.0" w:type="dxa"/>
-              <w:right w:w="115.0" w:type="dxa"/>
-            </w:tcMar>
-          </w:tcPr>
-          <w:p>
-            <w:pPr>
-              <w:pageBreakBefore w:val="0"/>
-              <w:pBdr>
-                <w:top w:space="0" w:sz="0" w:val="nil"/>
-                <w:left w:space="0" w:sz="0" w:val="nil"/>
-                <w:bottom w:space="0" w:sz="0" w:val="nil"/>
-                <w:right w:space="0" w:sz="0" w:val="nil"/>
-                <w:between w:space="0" w:sz="0" w:val="nil"/>
-              </w:pBdr>
-              <w:shd w:fill="auto" w:val="clear"/>
-              <w:spacing w:line="276" w:lineRule="auto"/>
-              <w:rPr/>
-            </w:pPr>
-            <w:r>
-              <w:rPr>
-                <w:rtl w:val="0"/>
-              </w:rPr>
-              <w:t xml:space="preserve">4</w:t>
-            </w:r>
-          </w:p>
-        </w:tc>
-        <w:tc>
-          <w:tcPr>
-            <w:tcMar>
-              <w:left w:w="115.0" w:type="dxa"/>
-              <w:right w:w="115.0" w:type="dxa"/>
-            </w:tcMar>
-          </w:tcPr>
-          <w:p>
-            <w:pPr>
-              <w:pageBreakBefore w:val="0"/>
-              <w:pBdr>
-                <w:top w:space="0" w:sz="0" w:val="nil"/>
-                <w:left w:space="0" w:sz="0" w:val="nil"/>
-                <w:bottom w:space="0" w:sz="0" w:val="nil"/>
-                <w:right w:space="0" w:sz="0" w:val="nil"/>
-                <w:between w:space="0" w:sz="0" w:val="nil"/>
-              </w:pBdr>
-              <w:shd w:fill="auto" w:val="clear"/>
-              <w:spacing w:line="276" w:lineRule="auto"/>
-              <w:rPr/>
-            </w:pPr>
-            <w:r>
-              <w:rPr>
-                <w:rtl w:val="0"/>
-              </w:rPr>
-              <w:t xml:space="preserve">Confirm no data load or bulk operation is in progress against the target org</w:t>
-            </w:r>
-          </w:p>
-        </w:tc>
-        <w:tc>
-          <w:tcPr>
-            <w:tcMar>
-              <w:left w:w="115.0" w:type="dxa"/>
-              <w:right w:w="115.0" w:type="dxa"/>
-            </w:tcMar>
-          </w:tcPr>
-          <w:p>
-            <w:pPr>
-              <w:pageBreakBefore w:val="0"/>
-              <w:pBdr>
-                <w:top w:space="0" w:sz="0" w:val="nil"/>
-                <w:left w:space="0" w:sz="0" w:val="nil"/>
-                <w:bottom w:space="0" w:sz="0" w:val="nil"/>
-                <w:right w:space="0" w:sz="0" w:val="nil"/>
-                <w:between w:space="0" w:sz="0" w:val="nil"/>
-              </w:pBdr>
-              <w:shd w:fill="auto" w:val="clear"/>
-              <w:spacing w:line="276" w:lineRule="auto"/>
-              <w:rPr/>
-            </w:pPr>
-            <w:r>
-              <w:rPr>
-                <w:rtl w:val="0"/>
-              </w:rPr>
-              <w:t xml:space="preserve">More than one team writes to these orgs.</w:t>
-            </w:r>
-          </w:p>
-        </w:tc>
-        <w:tc>
-          <w:tcPr>
-            <w:tcMar>
-              <w:left w:w="115.0" w:type="dxa"/>
-              <w:right w:w="115.0" w:type="dxa"/>
-            </w:tcMar>
-          </w:tcPr>
-          <w:p>
-            <w:pPr>
-              <w:pageBreakBefore w:val="0"/>
-              <w:pBdr>
-                <w:top w:space="0" w:sz="0" w:val="nil"/>
-                <w:left w:space="0" w:sz="0" w:val="nil"/>
-                <w:bottom w:space="0" w:sz="0" w:val="nil"/>
-                <w:right w:space="0" w:sz="0" w:val="nil"/>
-                <w:between w:space="0" w:sz="0" w:val="nil"/>
-              </w:pBdr>
-              <w:shd w:fill="auto" w:val="clear"/>
-              <w:spacing w:line="276" w:lineRule="auto"/>
-              <w:rPr/>
-            </w:pPr>
-            <w:r>
-              <w:rPr>
-                <w:rtl w:val="0"/>
-              </w:rPr>
-              <w:t xml:space="preserve">The migration pipeline writes through the Salesforce CLI; at least one colleague works against the same orgs through the Data Loader GUI; other applications (FCIC, TTS OTCRM) share the org outright. Loads are re-runnable, but a load nobody expected is still an incident.</w:t>
-            </w:r>
-          </w:p>
-        </w:tc>
-      </w:tr>
-      <w:tr>
-        <w:trPr>
-          <w:cantSplit w:val="0"/>
-          <w:tblHeader w:val="0"/>
-        </w:trPr>
-        <w:tc>
-          <w:tcPr>
-            <w:tcMar>
-              <w:left w:w="115.0" w:type="dxa"/>
-              <w:right w:w="115.0" w:type="dxa"/>
-            </w:tcMar>
-          </w:tcPr>
-          <w:p>
-            <w:pPr>
-              <w:pageBreakBefore w:val="0"/>
-              <w:pBdr>
-                <w:top w:space="0" w:sz="0" w:val="nil"/>
-                <w:left w:space="0" w:sz="0" w:val="nil"/>
-                <w:bottom w:space="0" w:sz="0" w:val="nil"/>
-                <w:right w:space="0" w:sz="0" w:val="nil"/>
-                <w:between w:space="0" w:sz="0" w:val="nil"/>
-              </w:pBdr>
-              <w:shd w:fill="auto" w:val="clear"/>
-              <w:spacing w:line="276" w:lineRule="auto"/>
-              <w:rPr/>
-            </w:pPr>
-            <w:r>
-              <w:rPr>
-                <w:rtl w:val="0"/>
-              </w:rPr>
-              <w:t xml:space="preserve">5</w:t>
-            </w:r>
-          </w:p>
-        </w:tc>
-        <w:tc>
-          <w:tcPr>
-            <w:tcMar>
-              <w:left w:w="115.0" w:type="dxa"/>
-              <w:right w:w="115.0" w:type="dxa"/>
-            </w:tcMar>
-          </w:tcPr>
-          <w:p>
-            <w:pPr>
-              <w:pageBreakBefore w:val="0"/>
-              <w:pBdr>
-                <w:top w:space="0" w:sz="0" w:val="nil"/>
-                <w:left w:space="0" w:sz="0" w:val="nil"/>
-                <w:bottom w:space="0" w:sz="0" w:val="nil"/>
-                <w:right w:space="0" w:sz="0" w:val="nil"/>
-                <w:between w:space="0" w:sz="0" w:val="nil"/>
-              </w:pBdr>
-              <w:shd w:fill="auto" w:val="clear"/>
-              <w:spacing w:line="276" w:lineRule="auto"/>
-              <w:rPr/>
-            </w:pPr>
-            <w:r>
-              <w:rPr>
-                <w:rtl w:val="0"/>
-              </w:rPr>
-              <w:t xml:space="preserve">PRODUCTION ONLY - re-confirm the behaviour of purecloud.ContactWebHookv1</w:t>
-            </w:r>
-          </w:p>
-        </w:tc>
-        <w:tc>
-          <w:tcPr>
-            <w:tcMar>
-              <w:left w:w="115.0" w:type="dxa"/>
-              <w:right w:w="115.0" w:type="dxa"/>
-            </w:tcMar>
-          </w:tcPr>
-          <w:p>
-            <w:pPr>
-              <w:pageBreakBefore w:val="0"/>
-              <w:pBdr>
-                <w:top w:space="0" w:sz="0" w:val="nil"/>
-                <w:left w:space="0" w:sz="0" w:val="nil"/>
-                <w:bottom w:space="0" w:sz="0" w:val="nil"/>
-                <w:right w:space="0" w:sz="0" w:val="nil"/>
-                <w:between w:space="0" w:sz="0" w:val="nil"/>
-              </w:pBdr>
-              <w:shd w:fill="auto" w:val="clear"/>
-              <w:spacing w:line="276" w:lineRule="auto"/>
-              <w:rPr/>
-            </w:pPr>
-            <w:r>
-              <w:rPr>
-                <w:rtl w:val="0"/>
-              </w:rPr>
-              <w:t xml:space="preserve">An installed managed-package trigger (Genesys PureCloud) that fires on every Contact insert. Its body returns "(hidden)", it cannot be retrieved, and it has no kill switch, so what it does is unknowable from the metadata.</w:t>
-            </w:r>
-          </w:p>
-        </w:tc>
-        <w:tc>
-          <w:tcPr>
-            <w:tcMar>
-              <w:left w:w="115.0" w:type="dxa"/>
-              <w:right w:w="115.0" w:type="dxa"/>
-            </w:tcMar>
-          </w:tcPr>
-          <w:p>
-            <w:pPr>
-              <w:pageBreakBefore w:val="0"/>
-              <w:pBdr>
-                <w:top w:space="0" w:sz="0" w:val="nil"/>
-                <w:left w:space="0" w:sz="0" w:val="nil"/>
-                <w:bottom w:space="0" w:sz="0" w:val="nil"/>
-                <w:right w:space="0" w:sz="0" w:val="nil"/>
-                <w:between w:space="0" w:sz="0" w:val="nil"/>
-              </w:pBdr>
-              <w:shd w:fill="auto" w:val="clear"/>
-              <w:spacing w:line="276" w:lineRule="auto"/>
-              <w:rPr/>
-            </w:pPr>
-            <w:r>
-              <w:rPr>
-                <w:rtl w:val="0"/>
-              </w:rPr>
-              <w:t xml:space="preserve">It was confirmed inert by inspection in the Dev sandbox only. The migration inserts roughly 1,500 Contacts, so an outward-facing side effect would fire roughly 1,500 times.</w:t>
-            </w:r>
-          </w:p>
-          <w:p>
-            <w:pPr>
-              <w:pageBreakBefore w:val="0"/>
-              <w:pBdr>
-                <w:top w:space="0" w:sz="0" w:val="nil"/>
-                <w:left w:space="0" w:sz="0" w:val="nil"/>
-                <w:bottom w:space="0" w:sz="0" w:val="nil"/>
-                <w:right w:space="0" w:sz="0" w:val="nil"/>
-                <w:between w:space="0" w:sz="0" w:val="nil"/>
-              </w:pBdr>
-              <w:shd w:fill="auto" w:val="clear"/>
-              <w:spacing w:line="276" w:lineRule="auto"/>
-              <w:rPr/>
-            </w:pPr>
-          </w:p>
-          <w:p>
-            <w:pPr>
-              <w:pageBreakBefore w:val="0"/>
-              <w:pBdr>
-                <w:top w:space="0" w:sz="0" w:val="nil"/>
-                <w:left w:space="0" w:sz="0" w:val="nil"/>
-                <w:bottom w:space="0" w:sz="0" w:val="nil"/>
-                <w:right w:space="0" w:sz="0" w:val="nil"/>
-                <w:between w:space="0" w:sz="0" w:val="nil"/>
-              </w:pBdr>
-              <w:shd w:fill="auto" w:val="clear"/>
-              <w:spacing w:line="276" w:lineRule="auto"/>
-              <w:rPr/>
-            </w:pPr>
-            <w:r>
-              <w:rPr>
-                <w:rtl w:val="0"/>
-              </w:rPr>
-              <w:t xml:space="preserve">This is the one item in this plan that cannot be verified from the repository or from a deployment report. Confirm it with whoever owns the PureCloud integration before the production load.</w:t>
+              <w:t xml:space="preserve">Confirm with the owner of the PureCloud integration before the production load.</w:t>
             </w:r>
           </w:p>
           <w:p>
@@ -4972,7 +4394,7 @@
               <w:rPr>
                 <w:rtl w:val="0"/>
               </w:rPr>
-              <w:t xml:space="preserve">Two triggers already in the org do fire during the post-deployment DATA LOAD. Neither needs a manual deactivation here:</w:t>
+              <w:t xml:space="preserve">Two triggers already in the org fire during the post-deployment data load. Neither needs a manual deactivation here.</w:t>
             </w:r>
           </w:p>
           <w:p>
@@ -4990,7 +4412,7 @@
               <w:rPr>
                 <w:rtl w:val="0"/>
               </w:rPr>
-              <w:t xml:space="preserve">GSA_FCIC_ContactTrigger (FCIC, unmanaged) creates a junk Account - named after the person, on the FCIC_Individual record type - for every Contact inserted with a blank AccountId. The load switches it off through the FCIC application's own supported kill switch, the TriggerControls__c custom setting ("Contact" record, On__c = false), and restores it in a finally block with a verifying re-query. See section 1.5.</w:t>
+              <w:t xml:space="preserve">GSA_FCIC_ContactTrigger (FCIC, unmanaged) creates an Account on the FCIC_Individual record type for every Contact inserted with a blank AccountId. The load switches it off through the FCIC application's own kill switch - the TriggerControls__c custom setting, "Contact" record, On__c = false - and restores it in a finally block with a verifying re-query. See section 1.5.</w:t>
             </w:r>
           </w:p>
           <w:p>
@@ -5008,7 +4430,7 @@
               <w:rPr>
                 <w:rtl w:val="0"/>
               </w:rPr>
-              <w:t xml:space="preserve">purecloud.ContactWebHookv1 (managed) has no kill switch - see pre-deployment step 5.</w:t>
+              <w:t xml:space="preserve">purecloud.ContactWebHookv1 (managed) has no kill switch - see pre-deployment step 2.</w:t>
             </w:r>
           </w:p>
         </w:tc>
@@ -5164,25 +4586,7 @@
               <w:rPr>
                 <w:rtl w:val="0"/>
               </w:rPr>
-              <w:t xml:space="preserve">Deploying a Flow is not the same as switching it on. A Flow can be Active in the source org and land in the target as Draft, and all nine did exactly that when this package was first deployed to QA.</w:t>
-            </w:r>
-          </w:p>
-          <w:p>
-            <w:pPr>
-              <w:spacing w:line="240" w:lineRule="auto"/>
-              <w:rPr/>
-            </w:pPr>
-          </w:p>
-          <w:p>
-            <w:pPr>
-              <w:spacing w:line="240" w:lineRule="auto"/>
-              <w:rPr/>
-            </w:pPr>
-            <w:r>
-              <w:rPr>
-                <w:rtl w:val="0"/>
-              </w:rPr>
-              <w:t xml:space="preserve">Section 1.5 is where that is corrected, and it is the single most consequential manual step in this plan.</w:t>
+              <w:t xml:space="preserve">Deploying a Flow is not the same as switching it on. A Flow can be Active in the source org and land in the target as Draft; all nine did when this package was first deployed to QA.</w:t>
             </w:r>
           </w:p>
         </w:tc>
@@ -5332,7 +4736,7 @@
               <w:rPr>
                 <w:rtl w:val="0"/>
               </w:rPr>
-              <w:t xml:space="preserve">Every ACTIVE Contact duplicate rule and Contact matching rule in the target org is deactivated by the data-migration pipeline itself, at load time, in EVERY environment INCLUDING PRODUCTION - and is NOT restored afterwards.</w:t>
+              <w:t xml:space="preserve">Every active Contact duplicate rule and Contact matching rule in the target org is deactivated by the data-migration pipeline at load time, in every environment INCLUDING PRODUCTION, and is not reactivated afterwards.</w:t>
             </w:r>
           </w:p>
         </w:tc>
@@ -5356,7 +4760,7 @@
               <w:rPr>
                 <w:rtl w:val="0"/>
               </w:rPr>
-              <w:t xml:space="preserve">This is a permanent change to org configuration. It is listed here so that it is a decision made in advance rather than something noticed afterwards.</w:t>
+              <w:t xml:space="preserve">This is a permanent change to org configuration.</w:t>
             </w:r>
           </w:p>
           <w:p>
@@ -5374,7 +4778,7 @@
               <w:rPr>
                 <w:rtl w:val="0"/>
               </w:rPr>
-              <w:t xml:space="preserve">WHY: OTCRM_Contact_Duplicate matches on First Name + Last Name only, both Exact. It rejected 167 Contacts with DUPLICATES_DETECTED in a single Dev load. It belongs to TTS OTCRM, which is defunct, so no cross-team sign-off is required.</w:t>
+              <w:t xml:space="preserve">WHY: OTCRM_Contact_Duplicate matches on First Name + Last Name only, both Exact. It rejected 167 Contacts with DUPLICATES_DETECTED in a single Dev load. The rule belongs to TTS OTCRM, which is retired.</w:t>
             </w:r>
           </w:p>
           <w:p>
@@ -5392,38 +4796,8 @@
               <w:rPr>
                 <w:rtl w:val="0"/>
               </w:rPr>
-              <w:t xml:space="preserve">WHY NOT BY CHANGE SET: Salesforce refuses to modify a matching rule that is Active in the target, and refuses to change a definition and a status in one deployment; a change set always carries the source org's status with no way to edit it. There is also no record-level API - DuplicateRule.IsActive is not updateable and MatchingRule has no Metadata field.</w:t>
-            </w:r>
-          </w:p>
-          <w:p>
-            <w:pPr>
-              <w:spacing w:line="240" w:lineRule="auto"/>
-              <w:rPr/>
-            </w:pPr>
-          </w:p>
-          <w:p>
-            <w:pPr>
-              <w:spacing w:line="240" w:lineRule="auto"/>
-              <w:rPr/>
-            </w:pPr>
-            <w:r>
-              <w:rPr>
-                <w:rtl w:val="0"/>
-              </w:rPr>
-              <w:t xml:space="preserve">WHAT THE PIPELINE ACTUALLY DOES: retrieves the rule FROM the target org, flips isActive / ruleStatus, deploys it straight BACK to that same org, then decides whether to proceed on a verifying re-query rather than on the deployment's own success report. No component definition changes and nothing moves between orgs. It is a status flip, not a promotion.</w:t>
-            </w:r>
-          </w:p>
-          <w:p>
-            <w:pPr>
-              <w:spacing w:line="240" w:lineRule="auto"/>
-              <w:rPr/>
-            </w:pPr>
-          </w:p>
-          <w:p>
-            <w:pPr>
-              <w:spacing w:line="240" w:lineRule="auto"/>
-              <w:rPr/>
-            </w:pPr>
+              <w:t xml:space="preserve">HOW: the pipeline retrieves the rule from the target org, sets isActive and ruleStatus to inactive, deploys it back to the same org, and confirms the result by re-query. No component definition changes and nothing moves between orgs.</w:t>
+            </w:r>
           </w:p>
         </w:tc>
       </w:tr>
@@ -6111,7 +5485,7 @@
               <w:rPr>
                 <w:rtl w:val="0"/>
               </w:rPr>
-              <w:t xml:space="preserve">Contents: outbound change set LDGCRM_Sprint_1_24, built in Dev (peodv8dvn).</w:t>
+              <w:t xml:space="preserve">Contents: outbound change set LDGCRM_Sprint_1_24, built in Dev (peodv8dvn), with the four Profile components excluded.</w:t>
             </w:r>
           </w:p>
         </w:tc>
@@ -6156,47 +5530,51 @@
               <w:rPr>
                 <w:rtl w:val="0"/>
               </w:rPr>
-              <w:t xml:space="preserve">232 components across 24 metadata types. Zero ApexClass and zero ApexTrigger, so no test classes belong to this deployment; see pre-deployment step 2 for why running tests anyway currently fails org-wide.</w:t>
-            </w:r>
-          </w:p>
-          <w:p>
-            <w:pPr>
-              <w:pageBreakBefore w:val="0"/>
-              <w:spacing w:line="276" w:lineRule="auto"/>
-              <w:rPr/>
-            </w:pPr>
-          </w:p>
-          <w:p>
-            <w:pPr>
-              <w:pageBreakBefore w:val="0"/>
-              <w:spacing w:line="276" w:lineRule="auto"/>
-              <w:rPr/>
-            </w:pPr>
-            <w:r>
-              <w:rPr>
-                <w:rtl w:val="0"/>
-              </w:rPr>
-              <w:t xml:space="preserve">BY TYPE: CustomField 128, ListView 14, ReportType 11, Flow 9, FlexiPage 8, Layout 8, SharingOwnerRule 8, CustomObject 6, SharingCriteriaRule 6, CompactLayout 5, CustomTab 4, Profile 4, RecordType 4, PermissionSet 3, PermissionSetGroup 3, Group 2, PathAssistant 2, and one each of BusinessProcess, ContentAsset, CustomApplication, Dashboard, GlobalValueSet, Report and ValidationRule.</w:t>
-            </w:r>
-          </w:p>
-          <w:p>
-            <w:pPr>
-              <w:pageBreakBefore w:val="0"/>
-              <w:spacing w:line="276" w:lineRule="auto"/>
-              <w:rPr/>
-            </w:pPr>
-          </w:p>
-          <w:p>
-            <w:pPr>
-              <w:pageBreakBefore w:val="0"/>
-              <w:spacing w:line="276" w:lineRule="auto"/>
-              <w:rPr/>
-            </w:pPr>
-            <w:r>
-              <w:rPr>
-                <w:rtl w:val="0"/>
-              </w:rPr>
-              <w:t xml:space="preserve">The component-by-component listing, with what each one is and why it matters, is PRODUCTION-CHANGE-SET-INVENTORY.md (snapshotted 2026-08-17 from Dev). Read the change set FROM THE ORG THAT BUILT IT - an inbound change set is not retrievable from the receiving org, which answers INVALID_CROSS_REFERENCE_KEY: No package named '...' found, indistinguishable from a typo.</w:t>
+              <w:t xml:space="preserve">228 components across 23 metadata types. The package contains no Apex, so no test classes belong to this deployment.</w:t>
+            </w:r>
+          </w:p>
+          <w:p>
+            <w:pPr>
+              <w:pageBreakBefore w:val="0"/>
+              <w:spacing w:line="276" w:lineRule="auto"/>
+              <w:rPr/>
+            </w:pPr>
+          </w:p>
+          <w:p>
+            <w:pPr>
+              <w:pageBreakBefore w:val="0"/>
+              <w:spacing w:line="276" w:lineRule="auto"/>
+              <w:rPr/>
+            </w:pPr>
+            <w:r>
+              <w:rPr>
+                <w:rtl w:val="0"/>
+              </w:rPr>
+              <w:t xml:space="preserve">BY TYPE: CustomField 128, ListView 14, ReportType 11, Flow 9, FlexiPage 8, Layout 8, SharingOwnerRule 8, CustomObject 6, SharingCriteriaRule 6, CompactLayout 5, CustomTab 4, RecordType 4, PermissionSet 3, PermissionSetGroup 3, Group 2, PathAssistant 2, and one each of BusinessProcess, ContentAsset, CustomApplication, Dashboard, GlobalValueSet, Report and ValidationRule.</w:t>
+              <w:br/>
+              <w:t xml:space="preserve"/>
+              <w:br/>
+              <w:t xml:space="preserve">No Profile is deployed. The GSA Standard Platform User profile is updated manually - see post-deployment step 3.</w:t>
+            </w:r>
+          </w:p>
+          <w:p>
+            <w:pPr>
+              <w:pageBreakBefore w:val="0"/>
+              <w:spacing w:line="276" w:lineRule="auto"/>
+              <w:rPr/>
+            </w:pPr>
+          </w:p>
+          <w:p>
+            <w:pPr>
+              <w:pageBreakBefore w:val="0"/>
+              <w:spacing w:line="276" w:lineRule="auto"/>
+              <w:rPr/>
+            </w:pPr>
+            <w:r>
+              <w:rPr>
+                <w:rtl w:val="0"/>
+              </w:rPr>
+              <w:t xml:space="preserve">The component-by-component listing is PRODUCTION-CHANGE-SET-INVENTORY.md (snapshotted 2026-08-17 from Dev).</w:t>
             </w:r>
           </w:p>
         </w:tc>
@@ -6299,40 +5677,6 @@
               </w:rPr>
               <w:t xml:space="preserve">No destructiveChanges.xml accompanies this package.</w:t>
             </w:r>
-          </w:p>
-          <w:p>
-            <w:pPr>
-              <w:pageBreakBefore w:val="0"/>
-              <w:spacing w:line="276" w:lineRule="auto"/>
-              <w:rPr/>
-            </w:pPr>
-          </w:p>
-          <w:p>
-            <w:pPr>
-              <w:pageBreakBefore w:val="0"/>
-              <w:spacing w:line="276" w:lineRule="auto"/>
-              <w:rPr/>
-            </w:pPr>
-            <w:r>
-              <w:rPr>
-                <w:rtl w:val="0"/>
-              </w:rPr>
-              <w:t xml:space="preserve">For whoever deploys it: sf project deploy start --metadata-dir SILENTLY IGNORES a destructive manifest - it has reported "Succeeded" here having deployed 0 components. If a destructive change is ever added, use --manifest with --post-destructive-changes, and check numberComponentsDeployed and deleted=True rather than the status.</w:t>
-            </w:r>
-          </w:p>
-          <w:p>
-            <w:pPr>
-              <w:pageBreakBefore w:val="0"/>
-              <w:spacing w:line="276" w:lineRule="auto"/>
-              <w:rPr/>
-            </w:pPr>
-          </w:p>
-          <w:p>
-            <w:pPr>
-              <w:pageBreakBefore w:val="0"/>
-              <w:spacing w:line="276" w:lineRule="auto"/>
-              <w:rPr/>
-            </w:pPr>
           </w:p>
         </w:tc>
       </w:tr>
@@ -6818,66 +6162,53 @@
               <w:rPr>
                 <w:rtl w:val="0"/>
               </w:rPr>
-              <w:t xml:space="preserve">Four ways a component looks deployed when it is not, each of which has cost time on this project:</w:t>
-            </w:r>
-          </w:p>
-          <w:p>
-            <w:pPr>
-              <w:pageBreakBefore w:val="0"/>
-              <w:spacing w:line="276" w:lineRule="auto"/>
-              <w:rPr/>
-            </w:pPr>
-          </w:p>
-          <w:p>
-            <w:pPr>
-              <w:pageBreakBefore w:val="0"/>
-              <w:spacing w:line="276" w:lineRule="auto"/>
-              <w:rPr/>
-            </w:pPr>
-            <w:r>
-              <w:rPr>
-                <w:rtl w:val="0"/>
-              </w:rPr>
-              <w:t xml:space="preserve">1. A profile is merged, not replaced - permissions already in the target's profile stay.</w:t>
-            </w:r>
-          </w:p>
-          <w:p>
-            <w:pPr>
-              <w:pageBreakBefore w:val="0"/>
-              <w:spacing w:line="276" w:lineRule="auto"/>
-              <w:rPr/>
-            </w:pPr>
-            <w:r>
-              <w:rPr>
-                <w:rtl w:val="0"/>
-              </w:rPr>
-              <w:t xml:space="preserve">2. A Flow can be Active in the source and land as Draft in the target. All nine did, in QA.</w:t>
-            </w:r>
-          </w:p>
-          <w:p>
-            <w:pPr>
-              <w:pageBreakBefore w:val="0"/>
-              <w:spacing w:line="276" w:lineRule="auto"/>
-              <w:rPr/>
-            </w:pPr>
-            <w:r>
-              <w:rPr>
-                <w:rtl w:val="0"/>
-              </w:rPr>
-              <w:t xml:space="preserve">3. A change set cannot delete. Components removed in the source survive in the target and appear in no deployment report.</w:t>
-            </w:r>
-          </w:p>
-          <w:p>
-            <w:pPr>
-              <w:pageBreakBefore w:val="0"/>
-              <w:spacing w:line="276" w:lineRule="auto"/>
-              <w:rPr/>
-            </w:pPr>
-            <w:r>
-              <w:rPr>
-                <w:rtl w:val="0"/>
-              </w:rPr>
-              <w:t xml:space="preserve">4. A metadata deploy DEACTIVATES a picklist value rather than deleting it, and sf sobject describe HIDES inactive values - so a field can look clean while the old value is still in the value set. The retrieved metadata file is the authority.</w:t>
+              <w:t xml:space="preserve">Three ways a component looks deployed when it is not:</w:t>
+            </w:r>
+          </w:p>
+          <w:p>
+            <w:pPr>
+              <w:pageBreakBefore w:val="0"/>
+              <w:spacing w:line="276" w:lineRule="auto"/>
+              <w:rPr/>
+            </w:pPr>
+          </w:p>
+          <w:p>
+            <w:pPr>
+              <w:pageBreakBefore w:val="0"/>
+              <w:spacing w:line="276" w:lineRule="auto"/>
+              <w:rPr/>
+            </w:pPr>
+            <w:r>
+              <w:rPr>
+                <w:rtl w:val="0"/>
+              </w:rPr>
+              <w:t xml:space="preserve">1. A Flow can be Active in the source and land as Draft in the target. All nine did, in QA.</w:t>
+            </w:r>
+          </w:p>
+          <w:p>
+            <w:pPr>
+              <w:pageBreakBefore w:val="0"/>
+              <w:spacing w:line="276" w:lineRule="auto"/>
+              <w:rPr/>
+            </w:pPr>
+            <w:r>
+              <w:rPr>
+                <w:rtl w:val="0"/>
+              </w:rPr>
+              <w:t xml:space="preserve">2. A change set cannot delete. Components removed in the source survive in the target and appear in no deployment report.</w:t>
+            </w:r>
+          </w:p>
+          <w:p>
+            <w:pPr>
+              <w:pageBreakBefore w:val="0"/>
+              <w:spacing w:line="276" w:lineRule="auto"/>
+              <w:rPr/>
+            </w:pPr>
+            <w:r>
+              <w:rPr>
+                <w:rtl w:val="0"/>
+              </w:rPr>
+              <w:t xml:space="preserve">3. A metadata deploy DEACTIVATES a picklist value rather than deleting it, and sf sobject describe HIDES inactive values - so a field can look clean while the old value is still in the value set. The retrieved metadata file is the authority.</w:t>
             </w:r>
           </w:p>
           <w:p>
@@ -6995,7 +6326,7 @@
               <w:rPr>
                 <w:rtl w:val="0"/>
               </w:rPr>
-              <w:t xml:space="preserve">A QA load reported 8,740 records and zero unexpected failures with all nine Flows off. Nothing failed. Nothing was withheld. Every object count matched Dev. Market Segment came out blank on all 92 Partner Accounts, all 842 Opportunities and all 1,026 Applications, because flow activation changes field CONTENTS, not row counts - so no count, anywhere, would have caught it.</w:t>
+              <w:t xml:space="preserve">Flow activation changes field CONTENTS, not row counts, so no count in the load result catches this. A QA load with all nine Flows off reported 8,740 records and zero failures, with Market Segment blank on all 92 Partner Accounts, all 842 Opportunities and all 1,026 Applications.</w:t>
             </w:r>
           </w:p>
           <w:p>
@@ -7071,7 +6402,7 @@
               <w:rPr>
                 <w:rtl w:val="0"/>
               </w:rPr>
-              <w:t xml:space="preserve">Assign page layouts on the profile, by hand</w:t>
+              <w:t xml:space="preserve">Update the GSA Standard Platform User profile by hand</w:t>
             </w:r>
           </w:p>
         </w:tc>
@@ -7092,7 +6423,7 @@
               <w:rPr>
                 <w:rtl w:val="0"/>
               </w:rPr>
-              <w:t xml:space="preserve">A permission set cannot assign a page layout - only a profile can. The permission set groups hand a user the record type and the fields, and say nothing about which layout renders when they open a record. Where the assignment is missing the user gets whatever layout their profile already defaulted to, quite possibly another application's, with no error and no empty screen.</w:t>
+              <w:t xml:space="preserve">Profiles are not carried by this package. A permission set cannot assign a page layout - only a profile can. The permission set groups grant the record types and the fields, and say nothing about which layout renders when a user opens a record. Where the assignment is missing the user gets whatever layout their profile already defaulted to, with no error and no empty screen.</w:t>
             </w:r>
           </w:p>
         </w:tc>
@@ -7113,7 +6444,7 @@
               <w:rPr>
                 <w:rtl w:val="0"/>
               </w:rPr>
-              <w:t xml:space="preserve">Setup &gt; Profiles &gt; GSA Standard Salesforce User &gt; Page Layout Assignment &gt; Edit Assignment:</w:t>
+              <w:t xml:space="preserve">Setup &gt; Profiles &gt; GSA Standard Platform User &gt; Page Layout Assignment &gt; Edit Assignment:</w:t>
             </w:r>
           </w:p>
           <w:p>
@@ -7257,27 +6588,27 @@
               <w:rPr>
                 <w:rtl w:val="0"/>
               </w:rPr>
-              <w:t xml:space="preserve">CHECK THE TWO CONTACT ROWS FIRST. In the source profile the seven LDGCRM rows and the Opportunity row are assigned and Contact has no LDGCRM assignment at all, even though the layout itself is in the package. Both Contact record types are ones this migration writes.</w:t>
-            </w:r>
-          </w:p>
-          <w:p>
-            <w:pPr>
-              <w:pageBreakBefore w:val="0"/>
-              <w:spacing w:line="276" w:lineRule="auto"/>
-              <w:rPr/>
-            </w:pPr>
-          </w:p>
-          <w:p>
-            <w:pPr>
-              <w:pageBreakBefore w:val="0"/>
-              <w:spacing w:line="276" w:lineRule="auto"/>
-              <w:rPr/>
-            </w:pPr>
-            <w:r>
-              <w:rPr>
-                <w:rtl w:val="0"/>
-              </w:rPr>
-              <w:t xml:space="preserve">Repeat for GSA System Administrator and any other profile whose users work in this application. Verify by opening a record as a non-admin, not by reading the profile.</w:t>
+              <w:t xml:space="preserve">Both Contact record types are written by this migration; assign both.</w:t>
+            </w:r>
+          </w:p>
+          <w:p>
+            <w:pPr>
+              <w:pageBreakBefore w:val="0"/>
+              <w:spacing w:line="276" w:lineRule="auto"/>
+              <w:rPr/>
+            </w:pPr>
+          </w:p>
+          <w:p>
+            <w:pPr>
+              <w:pageBreakBefore w:val="0"/>
+              <w:spacing w:line="276" w:lineRule="auto"/>
+              <w:rPr/>
+            </w:pPr>
+            <w:r>
+              <w:rPr>
+                <w:rtl w:val="0"/>
+              </w:rPr>
+              <w:t xml:space="preserve">Verify by opening a record as a non-admin, not by reading the profile.</w:t>
             </w:r>
           </w:p>
         </w:tc>
@@ -7333,7 +6664,7 @@
               <w:rPr>
                 <w:rtl w:val="0"/>
               </w:rPr>
-              <w:t xml:space="preserve">Populate the two public groups - the step that carries no error message</w:t>
+              <w:t xml:space="preserve">Populate the two public groups</w:t>
             </w:r>
           </w:p>
         </w:tc>
@@ -7656,7 +6987,7 @@
               <w:rPr>
                 <w:rtl w:val="0"/>
               </w:rPr>
-              <w:t xml:space="preserve">Ownership is resolved at load time from the Airtable collaborator on each row. Where that person is not an active, record-eligible user, the record goes to a named fallback owner - correct for someone who has left the team, and afterwards indistinguishable from a colleague nobody got round to provisioning.</w:t>
+              <w:t xml:space="preserve">Ownership is resolved at load time from the Airtable collaborator on each row. Where that person is not an active, record-eligible user, the record goes to a named fallback owner, which afterwards is indistinguishable from a user who was simply not provisioned in time.</w:t>
             </w:r>
           </w:p>
         </w:tc>
@@ -7717,7 +7048,7 @@
               <w:rPr>
                 <w:rtl w:val="0"/>
               </w:rPr>
-              <w:t xml:space="preserve">The business states who should exist in the user roster shipped with the pipeline, and the load's pre-flight tests every assertion in it against the target org for Full and Production. A user who exists under a DIFFERENT email address, or on a licence that cannot own records, BLOCKS the load - because the person already exists and something small and fixable is stopping their records reaching them. Fix the Salesforce user; never add an alias map to the pipeline.</w:t>
+              <w:t xml:space="preserve">The user roster shipped with the pipeline states who should exist, and pre-flight tests every entry in it against the target org for Full and Production. A user who exists under a different email address, or on a licence that cannot own records, BLOCKS the load. Fix the Salesforce user.</w:t>
             </w:r>
           </w:p>
           <w:p>
@@ -7934,7 +7265,7 @@
               <w:rPr>
                 <w:rtl w:val="0"/>
               </w:rPr>
-              <w:t xml:space="preserve">Two distinct tokens on purpose: an operator who automated a sandbox run cannot retarget it at production by changing -Environment alone. Never bake -ProductionConfirmation into a saved script or a scheduled job.</w:t>
+              <w:t xml:space="preserve">Two confirmation tokens are required against production. Do not bake -ProductionConfirmation into a saved script or a scheduled job.</w:t>
             </w:r>
           </w:p>
           <w:p>
@@ -8051,7 +7382,7 @@
               <w:rPr>
                 <w:rtl w:val="0"/>
               </w:rPr>
-              <w:t xml:space="preserve">Success counts are not evidence. Three questions hide behind a green run and the load result answers only the first: were the rows Salesforce received accepted; were all the rows SENT; and is what landed in them correct.</w:t>
+              <w:t xml:space="preserve">The load result reports whether the rows Salesforce received were accepted. It does not report whether all rows were SENT, or whether what landed in them is correct.</w:t>
             </w:r>
           </w:p>
         </w:tc>
@@ -8662,7 +7993,7 @@
               <w:rPr>
                 <w:rtl w:val="0"/>
               </w:rPr>
-              <w:t xml:space="preserve">The Contact step captures the current value of the FCIC TriggerControls__c custom setting ("Contact" record), sets On__c = false for the duration of the load, and restores it in a finally block with a verifying re-query - so it is restored even when the load throws, which has happened, and the restore still ran and verified.</w:t>
+              <w:t xml:space="preserve">The Contact step captures the current value of the FCIC TriggerControls__c custom setting ("Contact" record), sets On__c = false for the duration of the load, and restores it in a finally block with a verifying re-query, including when the load throws.</w:t>
             </w:r>
           </w:p>
           <w:p>
@@ -9034,7 +8365,7 @@
               <w:rPr>
                 <w:rtl w:val="0"/>
               </w:rPr>
-              <w:t xml:space="preserve">Anything less than nine of nine active BLOCKS the load. In a sandbox the load can switch them on itself (-ActivateFlows); in production that flag is rejected and pre-flight reports the list and stops. Activation is permanent by design: a Flow that had to be on for the load to be correct must stay on, or the org produces the same wrong data for every record anyone creates in the UI afterwards.</w:t>
+              <w:t xml:space="preserve">Anything less than nine of nine active BLOCKS the load. In a sandbox the load can switch them on itself (-ActivateFlows); in production that flag is rejected and pre-flight reports the list and stops. The nine Flows stay active after the load.</w:t>
             </w:r>
           </w:p>
         </w:tc>
@@ -9190,7 +8521,7 @@
               <w:rPr>
                 <w:rtl w:val="0"/>
               </w:rPr>
-              <w:t xml:space="preserve">Reactivating OTCRM_Contact_Duplicate would reproduce the same class of loss - 167 Contacts in a single Dev run - on any subsequent load or re-run. See section 1.2 for the full rationale and for why a change set cannot carry the fix.</w:t>
+              <w:t xml:space="preserve">Reactivating OTCRM_Contact_Duplicate would reproduce the same loss - 167 Contacts in a single Dev run - on any subsequent load or re-run. See section 1.2.</w:t>
             </w:r>
           </w:p>
           <w:p>
@@ -9208,7 +8539,7 @@
               <w:rPr>
                 <w:rtl w:val="0"/>
               </w:rPr>
-              <w:t xml:space="preserve">SEPARATELY: LDGCRM_Screen_Flow_Developer_Data_Delete_Flow bulk-deletes migrated records and is DEV-ONLY. It is not in this package. Pre-flight fails the load if it is found in QA, Full or Production. If that fires, find out how it got there - do not simply deactivate it.</w:t>
+              <w:t xml:space="preserve">SEPARATELY: LDGCRM_Screen_Flow_Developer_Data_Delete_Flow bulk-deletes migrated records and is DEV-ONLY. It is not in this package. Pre-flight fails the load if it is found in QA, Full or Production.</w:t>
             </w:r>
           </w:p>
           <w:p>
@@ -9749,7 +9080,7 @@
               <w:rPr>
                 <w:rtl w:val="0"/>
               </w:rPr>
-              <w:t xml:space="preserve">No new PROFILE is created. The four profiles in this package already exist in the target and are merged, not created.</w:t>
+              <w:t xml:space="preserve">No profile is added. The GSA Standard Platform User profile is updated manually - see post-deployment step 3.</w:t>
             </w:r>
           </w:p>
         </w:tc>
@@ -10576,7 +9907,7 @@
               <w:rPr>
                 <w:rtl w:val="0"/>
               </w:rPr>
-              <w:t xml:space="preserve">METADATA rollback is re-deploying the previous version of the components, from the retrieval taken at pre-deployment step 3. It is this section.</w:t>
+              <w:t xml:space="preserve">METADATA rollback is re-deploying the previous version of the components. It is this section.</w:t>
             </w:r>
           </w:p>
           <w:p>
@@ -10616,7 +9947,7 @@
               <w:rPr>
                 <w:rtl w:val="0"/>
               </w:rPr>
-              <w:t xml:space="preserve">THE ASYMMETRY THAT SHAPES EVERYTHING: undoing an insert is easy; undoing an update is not. The migration updates records that pre-date it by years - external ID, Type and Market Segment on Accounts, OwnerId on Opportunity / Application / Contact, ParentId on Accounts that had none. Records the run CREATED are deleted; records it UPDATED are restored from a pre-image, and only Account has one. Deleting a migrated record does not restore an updated one.</w:t>
+              <w:t xml:space="preserve">UNDOING AN INSERT IS EASY; UNDOING AN UPDATE IS NOT. The migration updates records that pre-date it by years - external ID, Type and Market Segment on Accounts, OwnerId on Opportunity / Application / Contact, ParentId on Accounts that had none. Records the run CREATED are deleted; records it UPDATED are restored from a pre-image, and only Account has one. Deleting a migrated record does not restore an updated one.</w:t>
             </w:r>
           </w:p>
         </w:tc>
@@ -10672,7 +10003,7 @@
               <w:rPr>
                 <w:rtl w:val="0"/>
               </w:rPr>
-              <w:t xml:space="preserve">Confirm the pre-deployment retrieval exists</w:t>
+              <w:t xml:space="preserve">Stop any load in progress and record the run directory</w:t>
             </w:r>
           </w:p>
         </w:tc>
@@ -10693,7 +10024,7 @@
               <w:rPr>
                 <w:rtl w:val="0"/>
               </w:rPr>
-              <w:t xml:space="preserve">The metadata rollback IS that retrieval, re-deployed. There is no other source for the previous state of the four merged profiles and the eight overwritten layouts.</w:t>
+              <w:t xml:space="preserve">The data rollback is scoped by a RUN DIRECTORY, not by "the migration" in general.</w:t>
             </w:r>
           </w:p>
         </w:tc>
@@ -10714,7 +10045,27 @@
               <w:rPr>
                 <w:rtl w:val="0"/>
               </w:rPr>
-              <w:t xml:space="preserve">If pre-deployment step 3 was skipped, those components cannot be rolled back - only re-authored by hand from memory. That is the reason the step is in section 1.1 rather than here.</w:t>
+              <w:t xml:space="preserve">Invoke-FullMigrationLoad.ps1 prints its directory at the end of every run; they live under logs/data-migration/.</w:t>
+            </w:r>
+          </w:p>
+          <w:p>
+            <w:pPr>
+              <w:pageBreakBefore w:val="0"/>
+              <w:spacing w:line="276" w:lineRule="auto"/>
+              <w:rPr/>
+            </w:pPr>
+          </w:p>
+          <w:p>
+            <w:pPr>
+              <w:pageBreakBefore w:val="0"/>
+              <w:spacing w:line="276" w:lineRule="auto"/>
+              <w:rPr/>
+            </w:pPr>
+            <w:r>
+              <w:rPr>
+                <w:rtl w:val="0"/>
+              </w:rPr>
+              <w:t xml:space="preserve">A run directory with no external-ids/ folder is REFUSED rather than treated as nothing having been tagged.</w:t>
             </w:r>
           </w:p>
         </w:tc>
@@ -10770,7 +10121,7 @@
               <w:rPr>
                 <w:rtl w:val="0"/>
               </w:rPr>
-              <w:t xml:space="preserve">Stop any load in progress and record the run directory</w:t>
+              <w:t xml:space="preserve">Confirm the rollback window has not already passed</w:t>
             </w:r>
           </w:p>
         </w:tc>
@@ -10791,7 +10142,7 @@
               <w:rPr>
                 <w:rtl w:val="0"/>
               </w:rPr>
-              <w:t xml:space="preserve">The data rollback is scoped by a RUN DIRECTORY, not by "the migration" in general.</w:t>
+              <w:t xml:space="preserve">Data rollback is safe in the minutes after a load and increasingly destructive once users have touched the data.</w:t>
             </w:r>
           </w:p>
         </w:tc>
@@ -10812,124 +10163,6 @@
               <w:rPr>
                 <w:rtl w:val="0"/>
               </w:rPr>
-              <w:t xml:space="preserve">Invoke-FullMigrationLoad.ps1 prints its directory at the end of every run; they live under logs/data-migration/.</w:t>
-            </w:r>
-          </w:p>
-          <w:p>
-            <w:pPr>
-              <w:pageBreakBefore w:val="0"/>
-              <w:spacing w:line="276" w:lineRule="auto"/>
-              <w:rPr/>
-            </w:pPr>
-          </w:p>
-          <w:p>
-            <w:pPr>
-              <w:pageBreakBefore w:val="0"/>
-              <w:spacing w:line="276" w:lineRule="auto"/>
-              <w:rPr/>
-            </w:pPr>
-            <w:r>
-              <w:rPr>
-                <w:rtl w:val="0"/>
-              </w:rPr>
-              <w:t xml:space="preserve">A run directory with no external-ids/ folder is REFUSED rather than treated as "nothing was tagged beforehand" - missing data reads as unknown, and unknown must never authorise a delete.</w:t>
-            </w:r>
-          </w:p>
-        </w:tc>
-      </w:tr>
-      <w:tr>
-        <w:trPr>
-          <w:cantSplit w:val="0"/>
-          <w:tblHeader w:val="0"/>
-        </w:trPr>
-        <w:tc>
-          <w:tcPr>
-            <w:tcMar>
-              <w:left w:w="115.0" w:type="dxa"/>
-              <w:right w:w="115.0" w:type="dxa"/>
-            </w:tcMar>
-          </w:tcPr>
-          <w:p>
-            <w:pPr>
-              <w:pageBreakBefore w:val="0"/>
-              <w:pBdr>
-                <w:top w:space="0" w:sz="0" w:val="nil"/>
-                <w:left w:space="0" w:sz="0" w:val="nil"/>
-                <w:bottom w:space="0" w:sz="0" w:val="nil"/>
-                <w:right w:space="0" w:sz="0" w:val="nil"/>
-                <w:between w:space="0" w:sz="0" w:val="nil"/>
-              </w:pBdr>
-              <w:shd w:fill="auto" w:val="clear"/>
-              <w:spacing w:line="276" w:lineRule="auto"/>
-              <w:rPr/>
-            </w:pPr>
-            <w:r>
-              <w:rPr>
-                <w:rtl w:val="0"/>
-              </w:rPr>
-              <w:t xml:space="preserve">4</w:t>
-            </w:r>
-          </w:p>
-        </w:tc>
-        <w:tc>
-          <w:tcPr>
-            <w:tcMar>
-              <w:left w:w="115.0" w:type="dxa"/>
-              <w:right w:w="115.0" w:type="dxa"/>
-            </w:tcMar>
-          </w:tcPr>
-          <w:p>
-            <w:pPr>
-              <w:pageBreakBefore w:val="0"/>
-              <w:spacing w:line="276" w:lineRule="auto"/>
-              <w:rPr/>
-            </w:pPr>
-            <w:r>
-              <w:rPr>
-                <w:rtl w:val="0"/>
-              </w:rPr>
-              <w:t xml:space="preserve">Confirm the rollback window has not already passed</w:t>
-            </w:r>
-          </w:p>
-        </w:tc>
-        <w:tc>
-          <w:tcPr>
-            <w:tcMar>
-              <w:left w:w="115.0" w:type="dxa"/>
-              <w:right w:w="115.0" w:type="dxa"/>
-            </w:tcMar>
-          </w:tcPr>
-          <w:p>
-            <w:pPr>
-              <w:pageBreakBefore w:val="0"/>
-              <w:spacing w:line="276" w:lineRule="auto"/>
-              <w:rPr/>
-            </w:pPr>
-            <w:r>
-              <w:rPr>
-                <w:rtl w:val="0"/>
-              </w:rPr>
-              <w:t xml:space="preserve">Data rollback is safe in the minutes after a load and increasingly destructive once users have touched the data.</w:t>
-            </w:r>
-          </w:p>
-        </w:tc>
-        <w:tc>
-          <w:tcPr>
-            <w:tcMar>
-              <w:left w:w="115.0" w:type="dxa"/>
-              <w:right w:w="115.0" w:type="dxa"/>
-            </w:tcMar>
-          </w:tcPr>
-          <w:p>
-            <w:pPr>
-              <w:pageBreakBefore w:val="0"/>
-              <w:spacing w:line="276" w:lineRule="auto"/>
-              <w:rPr/>
-            </w:pPr>
-            <w:r>
-              <w:rPr>
-                <w:rtl w:val="0"/>
-              </w:rPr>
               <w:t xml:space="preserve">Restoring the Account pre-image overwrites whatever anyone has changed since. The script cannot distinguish "the migration set this" from "a human corrected it afterwards".</w:t>
             </w:r>
           </w:p>
@@ -10950,7 +10183,7 @@
               <w:rPr>
                 <w:rtl w:val="0"/>
               </w:rPr>
-              <w:t xml:space="preserve">If the load ran yesterday and people have been working in the org since, ROLLING BACK WILL DESTROY THEIR WORK. Fix forward instead. That window, not the script, is the real constraint.</w:t>
+              <w:t xml:space="preserve">If the load ran yesterday and people have been working in the org since, ROLLING BACK WILL DESTROY THEIR WORK. Fix forward instead.</w:t>
             </w:r>
           </w:p>
           <w:p>
@@ -11196,7 +10429,7 @@
               <w:rPr>
                 <w:rtl w:val="0"/>
               </w:rPr>
-              <w:t xml:space="preserve">The four profiles, eight page layouts, four record types and every custom field added to an EXISTING object are rolled back by re-deploying the pre-deployment retrieval, not by destructive changes.</w:t>
+              <w:t xml:space="preserve">The eight page layouts, four record types and every custom field added to an EXISTING object are rolled back by re-deploying their previous version, not by destructive changes.</w:t>
             </w:r>
           </w:p>
           <w:p>
@@ -11327,40 +10560,6 @@
               </w:rPr>
               <w:t xml:space="preserve">THE 42 CUSTOM FIELDS ON STANDARD OBJECTS (Account 2, Activity 2, Contact 4, Opportunity 31, OpportunityContactRole 3) are a separate problem - see row 1.</w:t>
             </w:r>
-          </w:p>
-          <w:p>
-            <w:pPr>
-              <w:pageBreakBefore w:val="0"/>
-              <w:spacing w:line="276" w:lineRule="auto"/>
-              <w:rPr/>
-            </w:pPr>
-          </w:p>
-          <w:p>
-            <w:pPr>
-              <w:pageBreakBefore w:val="0"/>
-              <w:spacing w:line="276" w:lineRule="auto"/>
-              <w:rPr/>
-            </w:pPr>
-            <w:r>
-              <w:rPr>
-                <w:rtl w:val="0"/>
-              </w:rPr>
-              <w:t xml:space="preserve">CLI TRAP: sf project deploy start --metadata-dir SILENTLY IGNORES a destructive manifest and reports "Succeeded" having deployed 0 components. Use --manifest with --post-destructive-changes, and check numberComponentsDeployed and deleted=True rather than the status.</w:t>
-            </w:r>
-          </w:p>
-          <w:p>
-            <w:pPr>
-              <w:pageBreakBefore w:val="0"/>
-              <w:spacing w:line="276" w:lineRule="auto"/>
-              <w:rPr/>
-            </w:pPr>
-          </w:p>
-          <w:p>
-            <w:pPr>
-              <w:pageBreakBefore w:val="0"/>
-              <w:spacing w:line="276" w:lineRule="auto"/>
-              <w:rPr/>
-            </w:pPr>
           </w:p>
         </w:tc>
       </w:tr>
@@ -11673,7 +10872,7 @@
               <w:rPr>
                 <w:rtl w:val="0"/>
               </w:rPr>
-              <w:t xml:space="preserve">The dry run is free, and it is how you find out that the plan is not what you expected. On this project a dry run caught a real bug in the rollback script itself, which would have silently reported "0 notes" while 537 sat in the org.</w:t>
+              <w:t xml:space="preserve">Run the dry run first and check its numbers against what the load did before approving.</w:t>
             </w:r>
           </w:p>
         </w:tc>
@@ -11871,7 +11070,7 @@
               <w:rPr>
                 <w:rtl w:val="0"/>
               </w:rPr>
-              <w:t xml:space="preserve">Confirm in particular that the four profiles and eight layouts match the pre-deployment retrieval, and that no Flow was left active that should not be.</w:t>
+              <w:t xml:space="preserve">Confirm in particular that the eight page layouts match their previous version, and that no Flow was left active that should not be.</w:t>
             </w:r>
           </w:p>
         </w:tc>
@@ -12164,7 +11363,7 @@
               <w:rPr>
                 <w:rtl w:val="0"/>
               </w:rPr>
-              <w:t xml:space="preserve">Rollback is a best-effort tidy-up, not a safety net. Everything below is a property of Salesforce, not a gap in the implementation, and none of it will be fixed by a better script.</w:t>
+              <w:t xml:space="preserve">Rollback is a best-effort tidy-up, not a safety net. Each limitation below is a property of Salesforce.</w:t>
             </w:r>
           </w:p>
         </w:tc>
@@ -12257,7 +11456,7 @@
               <w:rPr>
                 <w:rtl w:val="0"/>
               </w:rPr>
-              <w:t xml:space="preserve">THE REAL SAFETY NET IS A BACKUP TAKEN IMMEDIATELY BEFORE THE RUN AND A REHEARSED RESTORE PATH, plus loading in stages small enough that "stop and fix forward" beats "undo". Do not let the existence of this script justify skipping the backup.</w:t>
+              <w:t xml:space="preserve">A backup taken immediately before the run is the only complete restore path.</w:t>
             </w:r>
           </w:p>
           <w:p>

--- a/docs/project/Login.gov Partnerships CRM Technical Deployment Plan - DRAFTED.docx
+++ b/docs/project/Login.gov Partnerships CRM Technical Deployment Plan - DRAFTED.docx
@@ -23052,204 +23052,6 @@
           <w:b w:val="1"/>
           <w:bCs w:val="1"/>
         </w:rPr>
-        <w:t xml:space="preserve">READ THE REPORT IN THIS ORDER</w:t>
-      </w:r>
-    </w:p>
-    <w:p>
-      <w:pPr>
-        <w:pageBreakBefore w:val="0"/>
-        <w:numPr>
-          <w:ilvl w:val="0"/>
-          <w:numId w:val="1"/>
-        </w:numPr>
-        <w:spacing w:line="276" w:lineRule="auto"/>
-        <w:ind w:left="720" w:hanging="360"/>
-        <w:rPr/>
-      </w:pPr>
-      <w:r>
-        <w:rPr>
-          <w:b w:val="1"/>
-          <w:bCs w:val="1"/>
-        </w:rPr>
-        <w:t xml:space="preserve">UNEXPECTED load failures.</w:t>
-      </w:r>
-      <w:r>
-        <w:rPr/>
-        <w:t xml:space="preserve"> Rows Salesforce rejected for a cause not configured for that object. These stopped the run and are real defects.</w:t>
-      </w:r>
-    </w:p>
-    <w:p>
-      <w:pPr>
-        <w:pageBreakBefore w:val="0"/>
-        <w:numPr>
-          <w:ilvl w:val="0"/>
-          <w:numId w:val="1"/>
-        </w:numPr>
-        <w:spacing w:line="276" w:lineRule="auto"/>
-        <w:ind w:left="720" w:hanging="360"/>
-        <w:rPr/>
-      </w:pPr>
-      <w:r>
-        <w:rPr>
-          <w:b w:val="1"/>
-          <w:bCs w:val="1"/>
-        </w:rPr>
-        <w:t xml:space="preserve">ROWS WITHHELD.</w:t>
-      </w:r>
-      <w:r>
-        <w:rPr/>
-        <w:t xml:space="preserve"> The number most likely to surprise you, and </w:t>
-      </w:r>
-      <w:r>
-        <w:rPr>
-          <w:b w:val="1"/>
-          <w:bCs w:val="1"/>
-        </w:rPr>
-        <w:t xml:space="preserve">it is not a load error</w:t>
-      </w:r>
-      <w:r>
-        <w:rPr/>
-        <w:t xml:space="preserve"> - those rows were never sent, so no job result, exit code or success count mentions them anywhere. Each carries its reason and a CSV.</w:t>
-      </w:r>
-    </w:p>
-    <w:p>
-      <w:pPr>
-        <w:pageBreakBefore w:val="0"/>
-        <w:numPr>
-          <w:ilvl w:val="0"/>
-          <w:numId w:val="1"/>
-        </w:numPr>
-        <w:spacing w:line="276" w:lineRule="auto"/>
-        <w:ind w:left="720" w:hanging="360"/>
-        <w:rPr/>
-      </w:pPr>
-      <w:r>
-        <w:rPr>
-          <w:b w:val="1"/>
-          <w:bCs w:val="1"/>
-        </w:rPr>
-        <w:t xml:space="preserve">The deltas.</w:t>
-      </w:r>
-      <w:r>
-        <w:rPr/>
-        <w:t xml:space="preserve"> Every line carries </w:t>
-      </w:r>
-      <w:r>
-        <w:rPr>
-          <w:rFonts w:ascii="Courier New" w:hAnsi="Courier New" w:cs="Courier New"/>
-          <w:sz w:val="17"/>
-          <w:szCs w:val="17"/>
-        </w:rPr>
-        <w:t xml:space="preserve">(was N, plus or minus M)</w:t>
-      </w:r>
-      <w:r>
-        <w:rPr/>
-        <w:t xml:space="preserve"> against the previous run. A count that moved without anyone changing anything is worth understanding; a count that moved </w:t>
-      </w:r>
-      <w:r>
-        <w:rPr>
-          <w:i w:val="1"/>
-          <w:iCs w:val="1"/>
-        </w:rPr>
-        <w:t xml:space="preserve">because</w:t>
-      </w:r>
-      <w:r>
-        <w:rPr/>
-        <w:t xml:space="preserve"> Airtable was fixed is the point. A cause that failed rows last run and none this run appears under "gone since the last run" rather than simply vanishing, so a fix is visible as a fix. </w:t>
-      </w:r>
-      <w:r>
-        <w:rPr>
-          <w:b w:val="1"/>
-          <w:bCs w:val="1"/>
-        </w:rPr>
-        <w:t xml:space="preserve">The first run has nothing to compare against and says so.</w:t>
-      </w:r>
-    </w:p>
-    <w:p>
-      <w:pPr>
-        <w:pageBreakBefore w:val="0"/>
-        <w:numPr>
-          <w:ilvl w:val="0"/>
-          <w:numId w:val="1"/>
-        </w:numPr>
-        <w:spacing w:line="276" w:lineRule="auto"/>
-        <w:ind w:left="720" w:hanging="360"/>
-        <w:rPr/>
-      </w:pPr>
-      <w:r>
-        <w:rPr>
-          <w:b w:val="1"/>
-          <w:bCs w:val="1"/>
-        </w:rPr>
-        <w:t xml:space="preserve">NEEDS A HUMAN</w:t>
-      </w:r>
-      <w:r>
-        <w:rPr/>
-        <w:t xml:space="preserve">, then </w:t>
-      </w:r>
-      <w:r>
-        <w:rPr>
-          <w:b w:val="1"/>
-          <w:bCs w:val="1"/>
-        </w:rPr>
-        <w:t xml:space="preserve">LOADED WITH A CAVEAT</w:t>
-      </w:r>
-      <w:r>
-        <w:rPr/>
-        <w:t xml:space="preserve">. The pipeline refused to guess. Read every one.</w:t>
-      </w:r>
-    </w:p>
-    <w:p>
-      <w:pPr>
-        <w:pageBreakBefore w:val="0"/>
-        <w:spacing w:line="276" w:lineRule="auto"/>
-        <w:rPr/>
-      </w:pPr>
-      <w:r>
-        <w:rPr>
-          <w:b w:val="1"/>
-          <w:bCs w:val="1"/>
-        </w:rPr>
-        <w:t xml:space="preserve">Expected-versus-unexpected is decided two different ways.</w:t>
-      </w:r>
-      <w:r>
-        <w:rPr/>
-        <w:t xml:space="preserve"> A </w:t>
-      </w:r>
-      <w:r>
-        <w:rPr>
-          <w:i w:val="1"/>
-          <w:iCs w:val="1"/>
-        </w:rPr>
-        <w:t xml:space="preserve">row failure</w:t>
-      </w:r>
-      <w:r>
-        <w:rPr/>
-        <w:t xml:space="preserve"> is expected if it matches that object's configured list of known causes. A </w:t>
-      </w:r>
-      <w:r>
-        <w:rPr>
-          <w:i w:val="1"/>
-          <w:iCs w:val="1"/>
-        </w:rPr>
-        <w:t xml:space="preserve">count</w:t>
-      </w:r>
-      <w:r>
-        <w:rPr/>
-        <w:t xml:space="preserve"> is expected by comparison with the previous run. There is deliberately no hard-coded expected count anywhere: it would be wrong the moment Airtable is fixed.</w:t>
-      </w:r>
-    </w:p>
-    <w:p>
-      <w:pPr>
-        <w:pageBreakBefore w:val="0"/>
-        <w:spacing w:line="276" w:lineRule="auto"/>
-        <w:rPr/>
-      </w:pPr>
-      <w:r>
-        <w:rPr>
-          <w:b w:val="1"/>
-          <w:bCs w:val="1"/>
-        </w:rPr>
         <w:t xml:space="preserve">THE REVIEW CSVs MATTER MORE THAN THE TRANSCRIPT</w:t>
       </w:r>
     </w:p>
@@ -23680,19 +23482,66 @@
         <w:rPr/>
       </w:pPr>
     </w:p>
+    <w:tbl>
+      <w:tblPr>
+        <w:tblStyle w:val="Table4"/>
+        <w:tblW w:w="14400.0" w:type="dxa"/>
+        <w:jc w:val="left"/>
+        <w:tblInd w:w="-87.6" w:type="dxa"/>
+        <w:tblBorders>
+          <w:top w:color="4f81bd" w:space="0" w:sz="8" w:val="single"/>
+          <w:left w:color="4f81bd" w:space="0" w:sz="8" w:val="single"/>
+          <w:bottom w:color="4f81bd" w:space="0" w:sz="8" w:val="single"/>
+          <w:right w:color="4f81bd" w:space="0" w:sz="8" w:val="single"/>
+          <w:insideH w:color="4f81bd" w:space="0" w:sz="8" w:val="single"/>
+          <w:insideV w:color="4f81bd" w:space="0" w:sz="8" w:val="single"/>
+        </w:tblBorders>
+        <w:tblLayout w:type="fixed"/>
+        <w:tblLook w:val="0600"/>
+      </w:tblPr>
+      <w:tblGrid>
+        <w:gridCol w:w="14400"/>
+      </w:tblGrid>
+      <w:tr>
+        <w:trPr>
+          <w:cantSplit w:val="0"/>
+          <w:tblHeader w:val="0"/>
+        </w:trPr>
+        <w:tc>
+          <w:tcPr>
+            <w:shd w:fill="4f81bd" w:val="clear"/>
+            <w:tcMar>
+              <w:top w:w="57.6" w:type="dxa"/>
+              <w:left w:w="57.6" w:type="dxa"/>
+              <w:bottom w:w="57.6" w:type="dxa"/>
+              <w:right w:w="57.6" w:type="dxa"/>
+            </w:tcMar>
+          </w:tcPr>
+          <w:p>
+            <w:pPr>
+              <w:pStyle w:val="Heading2"/>
+              <w:pageBreakBefore w:val="0"/>
+              <w:spacing w:before="200" w:lineRule="auto"/>
+              <w:rPr/>
+            </w:pPr>
+            <w:bookmarkStart w:colFirst="0" w:colLast="0" w:name="_ldgcrm_sec312" w:id="912"/>
+            <w:bookmarkEnd w:id="912"/>
+            <w:r>
+              <w:rPr>
+                <w:rtl w:val="0"/>
+              </w:rPr>
+              <w:t xml:space="preserve">3.12 VERIFICATION</w:t>
+            </w:r>
+          </w:p>
+        </w:tc>
+      </w:tr>
+    </w:tbl>
     <w:p>
       <w:pPr>
         <w:pageBreakBefore w:val="0"/>
         <w:spacing w:line="276" w:lineRule="auto"/>
         <w:rPr/>
       </w:pPr>
-      <w:r>
-        <w:rPr>
-          <w:b w:val="1"/>
-          <w:bCs w:val="1"/>
-        </w:rPr>
-        <w:t xml:space="preserve">AUTOMATIC POST-LOAD VALIDATION</w:t>
-      </w:r>
     </w:p>
     <w:p>
       <w:pPr>
@@ -23701,19 +23550,15 @@
         <w:rPr/>
       </w:pPr>
       <w:r>
-        <w:rPr/>
-        <w:t xml:space="preserve">The run finishes with a POST-LOAD VALIDATION block covering before-and-after counts per object, junk Accounts created, the trigger switch, records owned by inactive users, records missing a Market Segment, and whether the partner-portal fields actually landed. Anything it finds is printed as a problem and exits non-zero. Those checks compare the org against </w:t>
-      </w:r>
-      <w:r>
         <w:rPr>
           <w:b w:val="1"/>
           <w:bCs w:val="1"/>
         </w:rPr>
-        <w:t xml:space="preserve">the load file that was just written</w:t>
-      </w:r>
-      <w:r>
-        <w:rPr/>
-        <w:t xml:space="preserve">, not a hard-coded number, so they re-baseline themselves whenever Airtable changes instead of going stale and being ignored.</w:t>
+        <w:t xml:space="preserve">Verification is reading what the run produced. It is not a second pass of queries against the org.</w:t>
+      </w:r>
+      <w:r>
+        <w:rPr/>
+        <w:t xml:space="preserve"> Every check in this section is performed by the pipeline itself, before the first row is written and again as the last thing it does. What is left for the operator is to read two artefacts and satisfy themselves that the numbers reconcile. None of it requires writing a query or opening a developer console.</w:t>
       </w:r>
     </w:p>
     <w:p>
@@ -23723,73 +23568,1865 @@
         <w:rPr/>
       </w:pPr>
       <w:r>
-        <w:rPr/>
-        <w:t xml:space="preserve">Two things when reading that block. </w:t>
-      </w:r>
-      <w:r>
-        <w:rPr>
-          <w:rFonts w:ascii="Courier New" w:hAnsi="Courier New" w:cs="Courier New"/>
+        <w:rPr>
           <w:b w:val="1"/>
           <w:bCs w:val="1"/>
+        </w:rPr>
+        <w:t xml:space="preserve">THE TWO ARTEFACTS</w:t>
+      </w:r>
+    </w:p>
+    <w:tbl>
+      <w:tblPr>
+        <w:tblStyle w:val="Table14"/>
+        <w:tblW w:w="12960.0" w:type="dxa"/>
+        <w:jc w:val="left"/>
+        <w:tblBorders>
+          <w:top w:color="4f81bd" w:space="0" w:sz="4" w:val="single"/>
+          <w:left w:color="4f81bd" w:space="0" w:sz="4" w:val="single"/>
+          <w:bottom w:color="4f81bd" w:space="0" w:sz="4" w:val="single"/>
+          <w:right w:color="4f81bd" w:space="0" w:sz="4" w:val="single"/>
+          <w:insideH w:color="4f81bd" w:space="0" w:sz="4" w:val="single"/>
+          <w:insideV w:color="4f81bd" w:space="0" w:sz="4" w:val="single"/>
+        </w:tblBorders>
+        <w:tblLayout w:type="fixed"/>
+        <w:tblLook w:val="0600"/>
+      </w:tblPr>
+      <w:tblGrid>
+        <w:gridCol w:w="4200"/>
+        <w:gridCol w:w="8760"/>
+      </w:tblGrid>
+      <w:tr>
+        <w:trPr>
+          <w:cantSplit w:val="0"/>
+          <w:tblHeader w:val="1"/>
+        </w:trPr>
+        <w:tc>
+          <w:tcPr>
+            <w:tcW w:w="4200" w:type="dxa"/>
+            <w:shd w:val="clear" w:color="auto" w:fill="4f81bd"/>
+            <w:tcMar>
+              <w:left w:w="115.0" w:type="dxa"/>
+              <w:right w:w="115.0" w:type="dxa"/>
+            </w:tcMar>
+            <w:vAlign w:val="top"/>
+          </w:tcPr>
+          <w:p>
+            <w:pPr>
+              <w:pageBreakBefore w:val="0"/>
+              <w:spacing w:line="276" w:lineRule="auto"/>
+              <w:rPr/>
+            </w:pPr>
+            <w:r>
+              <w:rPr>
+                <w:b w:val="1"/>
+                <w:bCs w:val="1"/>
+                <w:color w:val="ffffff"/>
+              </w:rPr>
+              <w:t xml:space="preserve">Artefact</w:t>
+            </w:r>
+          </w:p>
+        </w:tc>
+        <w:tc>
+          <w:tcPr>
+            <w:tcW w:w="8760" w:type="dxa"/>
+            <w:shd w:val="clear" w:color="auto" w:fill="4f81bd"/>
+            <w:tcMar>
+              <w:left w:w="115.0" w:type="dxa"/>
+              <w:right w:w="115.0" w:type="dxa"/>
+            </w:tcMar>
+            <w:vAlign w:val="top"/>
+          </w:tcPr>
+          <w:p>
+            <w:pPr>
+              <w:pageBreakBefore w:val="0"/>
+              <w:spacing w:line="276" w:lineRule="auto"/>
+              <w:rPr/>
+            </w:pPr>
+            <w:r>
+              <w:rPr>
+                <w:b w:val="1"/>
+                <w:bCs w:val="1"/>
+                <w:color w:val="ffffff"/>
+              </w:rPr>
+              <w:t xml:space="preserve">Where it is, and what it is</w:t>
+            </w:r>
+          </w:p>
+        </w:tc>
+      </w:tr>
+      <w:tr>
+        <w:trPr>
+          <w:cantSplit w:val="0"/>
+          <w:tblHeader w:val="0"/>
+        </w:trPr>
+        <w:tc>
+          <w:tcPr>
+            <w:tcW w:w="4200" w:type="dxa"/>
+            <w:tcMar>
+              <w:left w:w="115.0" w:type="dxa"/>
+              <w:right w:w="115.0" w:type="dxa"/>
+            </w:tcMar>
+            <w:vAlign w:val="top"/>
+          </w:tcPr>
+          <w:p>
+            <w:pPr>
+              <w:pageBreakBefore w:val="0"/>
+              <w:spacing w:line="276" w:lineRule="auto"/>
+              <w:rPr/>
+            </w:pPr>
+            <w:r>
+              <w:rPr/>
+              <w:t xml:space="preserve">The </w:t>
+            </w:r>
+            <w:r>
+              <w:rPr>
+                <w:b w:val="1"/>
+                <w:bCs w:val="1"/>
+              </w:rPr>
+              <w:t xml:space="preserve">POST-LOAD VALIDATION</w:t>
+            </w:r>
+            <w:r>
+              <w:rPr/>
+              <w:t xml:space="preserve"> block</w:t>
+            </w:r>
+          </w:p>
+        </w:tc>
+        <w:tc>
+          <w:tcPr>
+            <w:tcW w:w="8760" w:type="dxa"/>
+            <w:tcMar>
+              <w:left w:w="115.0" w:type="dxa"/>
+              <w:right w:w="115.0" w:type="dxa"/>
+            </w:tcMar>
+            <w:vAlign w:val="top"/>
+          </w:tcPr>
+          <w:p>
+            <w:pPr>
+              <w:pageBreakBefore w:val="0"/>
+              <w:spacing w:line="276" w:lineRule="auto"/>
+              <w:rPr/>
+            </w:pPr>
+            <w:r>
+              <w:rPr/>
+              <w:t xml:space="preserve">Printed at the end of the run and kept in </w:t>
+            </w:r>
+            <w:r>
+              <w:rPr>
+                <w:rFonts w:ascii="Courier New" w:hAnsi="Courier New" w:cs="Courier New"/>
+                <w:sz w:val="17"/>
+                <w:szCs w:val="17"/>
+              </w:rPr>
+              <w:t xml:space="preserve">Invoke-FullMigrationLoad.log</w:t>
+            </w:r>
+            <w:r>
+              <w:rPr/>
+              <w:t xml:space="preserve"> in the run folder. Counts every object before and after, then runs eight named checks. It closes with </w:t>
+            </w:r>
+            <w:r>
+              <w:rPr>
+                <w:rFonts w:ascii="Courier New" w:hAnsi="Courier New" w:cs="Courier New"/>
+                <w:sz w:val="17"/>
+                <w:szCs w:val="17"/>
+              </w:rPr>
+              <w:t xml:space="preserve">Post-load validation passed.</w:t>
+            </w:r>
+            <w:r>
+              <w:rPr/>
+              <w:t xml:space="preserve">, or lists what it could not pass under </w:t>
+            </w:r>
+            <w:r>
+              <w:rPr>
+                <w:rFonts w:ascii="Courier New" w:hAnsi="Courier New" w:cs="Courier New"/>
+                <w:sz w:val="17"/>
+                <w:szCs w:val="17"/>
+              </w:rPr>
+              <w:t xml:space="preserve">PROBLEMS</w:t>
+            </w:r>
+            <w:r>
+              <w:rPr/>
+              <w:t xml:space="preserve"> and exits non-zero.</w:t>
+            </w:r>
+          </w:p>
+        </w:tc>
+      </w:tr>
+      <w:tr>
+        <w:trPr>
+          <w:cantSplit w:val="0"/>
+          <w:tblHeader w:val="0"/>
+        </w:trPr>
+        <w:tc>
+          <w:tcPr>
+            <w:tcW w:w="4200" w:type="dxa"/>
+            <w:tcMar>
+              <w:left w:w="115.0" w:type="dxa"/>
+              <w:right w:w="115.0" w:type="dxa"/>
+            </w:tcMar>
+            <w:vAlign w:val="top"/>
+          </w:tcPr>
+          <w:p>
+            <w:pPr>
+              <w:pageBreakBefore w:val="0"/>
+              <w:spacing w:line="276" w:lineRule="auto"/>
+              <w:rPr/>
+            </w:pPr>
+            <w:r>
+              <w:rPr>
+                <w:rFonts w:ascii="Courier New" w:hAnsi="Courier New" w:cs="Courier New"/>
+                <w:b w:val="1"/>
+                <w:bCs w:val="1"/>
+                <w:sz w:val="17"/>
+                <w:szCs w:val="17"/>
+              </w:rPr>
+              <w:t xml:space="preserve">SUMMARY.txt</w:t>
+            </w:r>
+          </w:p>
+        </w:tc>
+        <w:tc>
+          <w:tcPr>
+            <w:tcW w:w="8760" w:type="dxa"/>
+            <w:tcMar>
+              <w:left w:w="115.0" w:type="dxa"/>
+              <w:right w:w="115.0" w:type="dxa"/>
+            </w:tcMar>
+            <w:vAlign w:val="top"/>
+          </w:tcPr>
+          <w:p>
+            <w:pPr>
+              <w:pageBreakBefore w:val="0"/>
+              <w:spacing w:line="276" w:lineRule="auto"/>
+              <w:rPr/>
+            </w:pPr>
+            <w:r>
+              <w:rPr/>
+              <w:t xml:space="preserve">In the run folder. The whole run in eight numbered sections, compared against the previous run, and also printed as the last thing in the transcript. This is the document to read first and the one to keep.</w:t>
+            </w:r>
+          </w:p>
+        </w:tc>
+      </w:tr>
+    </w:tbl>
+    <w:p>
+      <w:pPr>
+        <w:pageBreakBefore w:val="0"/>
+        <w:spacing w:line="276" w:lineRule="auto"/>
+        <w:rPr/>
+      </w:pPr>
+    </w:p>
+    <w:p>
+      <w:pPr>
+        <w:pageBreakBefore w:val="0"/>
+        <w:spacing w:line="276" w:lineRule="auto"/>
+        <w:rPr/>
+      </w:pPr>
+      <w:r>
+        <w:rPr/>
+        <w:t xml:space="preserve">Both are written automatically. Neither has to be requested, and there is no separate verification command to run.</w:t>
+      </w:r>
+    </w:p>
+    <w:p>
+      <w:pPr>
+        <w:pageBreakBefore w:val="0"/>
+        <w:spacing w:line="276" w:lineRule="auto"/>
+        <w:rPr/>
+      </w:pPr>
+      <w:r>
+        <w:rPr>
+          <w:b w:val="1"/>
+          <w:bCs w:val="1"/>
+        </w:rPr>
+        <w:t xml:space="preserve">READING SUMMARY.TXT - THE EIGHT SECTIONS, AND WHAT A GOOD RUN LOOKS LIKE</w:t>
+      </w:r>
+    </w:p>
+    <w:tbl>
+      <w:tblPr>
+        <w:tblStyle w:val="Table14"/>
+        <w:tblW w:w="12960.0" w:type="dxa"/>
+        <w:jc w:val="left"/>
+        <w:tblBorders>
+          <w:top w:color="4f81bd" w:space="0" w:sz="4" w:val="single"/>
+          <w:left w:color="4f81bd" w:space="0" w:sz="4" w:val="single"/>
+          <w:bottom w:color="4f81bd" w:space="0" w:sz="4" w:val="single"/>
+          <w:right w:color="4f81bd" w:space="0" w:sz="4" w:val="single"/>
+          <w:insideH w:color="4f81bd" w:space="0" w:sz="4" w:val="single"/>
+          <w:insideV w:color="4f81bd" w:space="0" w:sz="4" w:val="single"/>
+        </w:tblBorders>
+        <w:tblLayout w:type="fixed"/>
+        <w:tblLook w:val="0600"/>
+      </w:tblPr>
+      <w:tblGrid>
+        <w:gridCol w:w="2500"/>
+        <w:gridCol w:w="4700"/>
+        <w:gridCol w:w="5760"/>
+      </w:tblGrid>
+      <w:tr>
+        <w:trPr>
+          <w:cantSplit w:val="0"/>
+          <w:tblHeader w:val="1"/>
+        </w:trPr>
+        <w:tc>
+          <w:tcPr>
+            <w:tcW w:w="2500" w:type="dxa"/>
+            <w:shd w:val="clear" w:color="auto" w:fill="4f81bd"/>
+            <w:tcMar>
+              <w:left w:w="115.0" w:type="dxa"/>
+              <w:right w:w="115.0" w:type="dxa"/>
+            </w:tcMar>
+            <w:vAlign w:val="top"/>
+          </w:tcPr>
+          <w:p>
+            <w:pPr>
+              <w:pageBreakBefore w:val="0"/>
+              <w:spacing w:line="276" w:lineRule="auto"/>
+              <w:rPr/>
+            </w:pPr>
+            <w:r>
+              <w:rPr>
+                <w:b w:val="1"/>
+                <w:bCs w:val="1"/>
+                <w:color w:val="ffffff"/>
+              </w:rPr>
+              <w:t xml:space="preserve">Section</w:t>
+            </w:r>
+          </w:p>
+        </w:tc>
+        <w:tc>
+          <w:tcPr>
+            <w:tcW w:w="4700" w:type="dxa"/>
+            <w:shd w:val="clear" w:color="auto" w:fill="4f81bd"/>
+            <w:tcMar>
+              <w:left w:w="115.0" w:type="dxa"/>
+              <w:right w:w="115.0" w:type="dxa"/>
+            </w:tcMar>
+            <w:vAlign w:val="top"/>
+          </w:tcPr>
+          <w:p>
+            <w:pPr>
+              <w:pageBreakBefore w:val="0"/>
+              <w:spacing w:line="276" w:lineRule="auto"/>
+              <w:rPr/>
+            </w:pPr>
+            <w:r>
+              <w:rPr>
+                <w:b w:val="1"/>
+                <w:bCs w:val="1"/>
+                <w:color w:val="ffffff"/>
+              </w:rPr>
+              <w:t xml:space="preserve">What it holds</w:t>
+            </w:r>
+          </w:p>
+        </w:tc>
+        <w:tc>
+          <w:tcPr>
+            <w:tcW w:w="5760" w:type="dxa"/>
+            <w:shd w:val="clear" w:color="auto" w:fill="4f81bd"/>
+            <w:tcMar>
+              <w:left w:w="115.0" w:type="dxa"/>
+              <w:right w:w="115.0" w:type="dxa"/>
+            </w:tcMar>
+            <w:vAlign w:val="top"/>
+          </w:tcPr>
+          <w:p>
+            <w:pPr>
+              <w:pageBreakBefore w:val="0"/>
+              <w:spacing w:line="276" w:lineRule="auto"/>
+              <w:rPr/>
+            </w:pPr>
+            <w:r>
+              <w:rPr>
+                <w:b w:val="1"/>
+                <w:bCs w:val="1"/>
+                <w:color w:val="ffffff"/>
+              </w:rPr>
+              <w:t xml:space="preserve">What a good run looks like</w:t>
+            </w:r>
+          </w:p>
+        </w:tc>
+      </w:tr>
+      <w:tr>
+        <w:trPr>
+          <w:cantSplit w:val="0"/>
+          <w:tblHeader w:val="0"/>
+        </w:trPr>
+        <w:tc>
+          <w:tcPr>
+            <w:tcW w:w="2500" w:type="dxa"/>
+            <w:tcMar>
+              <w:left w:w="115.0" w:type="dxa"/>
+              <w:right w:w="115.0" w:type="dxa"/>
+            </w:tcMar>
+            <w:vAlign w:val="top"/>
+          </w:tcPr>
+          <w:p>
+            <w:pPr>
+              <w:pageBreakBefore w:val="0"/>
+              <w:spacing w:line="276" w:lineRule="auto"/>
+              <w:rPr/>
+            </w:pPr>
+            <w:r>
+              <w:rPr>
+                <w:b w:val="1"/>
+                <w:bCs w:val="1"/>
+              </w:rPr>
+              <w:t xml:space="preserve">1. WHAT LOADED</w:t>
+            </w:r>
+          </w:p>
+        </w:tc>
+        <w:tc>
+          <w:tcPr>
+            <w:tcW w:w="4700" w:type="dxa"/>
+            <w:tcMar>
+              <w:left w:w="115.0" w:type="dxa"/>
+              <w:right w:w="115.0" w:type="dxa"/>
+            </w:tcMar>
+            <w:vAlign w:val="top"/>
+          </w:tcPr>
+          <w:p>
+            <w:pPr>
+              <w:pageBreakBefore w:val="0"/>
+              <w:spacing w:line="276" w:lineRule="auto"/>
+              <w:rPr/>
+            </w:pPr>
+            <w:r>
+              <w:rPr/>
+              <w:t xml:space="preserve">One row per step: SUBMITTED, LOADED, FAILED, WITHHELD, and a TOTAL across all thirteen.</w:t>
+            </w:r>
+          </w:p>
+        </w:tc>
+        <w:tc>
+          <w:tcPr>
+            <w:tcW w:w="5760" w:type="dxa"/>
+            <w:tcMar>
+              <w:left w:w="115.0" w:type="dxa"/>
+              <w:right w:w="115.0" w:type="dxa"/>
+            </w:tcMar>
+            <w:vAlign w:val="top"/>
+          </w:tcPr>
+          <w:p>
+            <w:pPr>
+              <w:pageBreakBefore w:val="0"/>
+              <w:spacing w:line="276" w:lineRule="auto"/>
+              <w:rPr/>
+            </w:pPr>
+            <w:r>
+              <w:rPr>
+                <w:b w:val="1"/>
+                <w:bCs w:val="1"/>
+              </w:rPr>
+              <w:t xml:space="preserve">LOADED equals SUBMITTED on every row, and FAILED is 0.</w:t>
+            </w:r>
+            <w:r>
+              <w:rPr/>
+              <w:t xml:space="preserve"> WITHHELD is not an error and is covered by section 3.</w:t>
+            </w:r>
+          </w:p>
+        </w:tc>
+      </w:tr>
+      <w:tr>
+        <w:trPr>
+          <w:cantSplit w:val="0"/>
+          <w:tblHeader w:val="0"/>
+        </w:trPr>
+        <w:tc>
+          <w:tcPr>
+            <w:tcW w:w="2500" w:type="dxa"/>
+            <w:tcMar>
+              <w:left w:w="115.0" w:type="dxa"/>
+              <w:right w:w="115.0" w:type="dxa"/>
+            </w:tcMar>
+            <w:vAlign w:val="top"/>
+          </w:tcPr>
+          <w:p>
+            <w:pPr>
+              <w:pageBreakBefore w:val="0"/>
+              <w:spacing w:line="276" w:lineRule="auto"/>
+              <w:rPr/>
+            </w:pPr>
+            <w:r>
+              <w:rPr>
+                <w:b w:val="1"/>
+                <w:bCs w:val="1"/>
+              </w:rPr>
+              <w:t xml:space="preserve">2. LOAD FAILURES</w:t>
+            </w:r>
+          </w:p>
+        </w:tc>
+        <w:tc>
+          <w:tcPr>
+            <w:tcW w:w="4700" w:type="dxa"/>
+            <w:tcMar>
+              <w:left w:w="115.0" w:type="dxa"/>
+              <w:right w:w="115.0" w:type="dxa"/>
+            </w:tcMar>
+            <w:vAlign w:val="top"/>
+          </w:tcPr>
+          <w:p>
+            <w:pPr>
+              <w:pageBreakBefore w:val="0"/>
+              <w:spacing w:line="276" w:lineRule="auto"/>
+              <w:rPr/>
+            </w:pPr>
+            <w:r>
+              <w:rPr/>
+              <w:t xml:space="preserve">Rows Salesforce rejected, split into UNEXPECTED and EXPECTED.</w:t>
+            </w:r>
+          </w:p>
+        </w:tc>
+        <w:tc>
+          <w:tcPr>
+            <w:tcW w:w="5760" w:type="dxa"/>
+            <w:tcMar>
+              <w:left w:w="115.0" w:type="dxa"/>
+              <w:right w:w="115.0" w:type="dxa"/>
+            </w:tcMar>
+            <w:vAlign w:val="top"/>
+          </w:tcPr>
+          <w:p>
+            <w:pPr>
+              <w:pageBreakBefore w:val="0"/>
+              <w:spacing w:line="276" w:lineRule="auto"/>
+              <w:rPr/>
+            </w:pPr>
+            <w:r>
+              <w:rPr>
+                <w:b w:val="1"/>
+                <w:bCs w:val="1"/>
+              </w:rPr>
+              <w:t xml:space="preserve">UNEXPECTED reads </w:t>
+            </w:r>
+            <w:r>
+              <w:rPr>
+                <w:rFonts w:ascii="Courier New" w:hAnsi="Courier New" w:cs="Courier New"/>
+                <w:b w:val="1"/>
+                <w:bCs w:val="1"/>
+                <w:sz w:val="17"/>
+                <w:szCs w:val="17"/>
+              </w:rPr>
+              <w:t xml:space="preserve">(none)</w:t>
+            </w:r>
+            <w:r>
+              <w:rPr>
+                <w:b w:val="1"/>
+                <w:bCs w:val="1"/>
+              </w:rPr>
+              <w:t xml:space="preserve">.</w:t>
+            </w:r>
+            <w:r>
+              <w:rPr/>
+              <w:t xml:space="preserve"> Anything listed there stopped the run and is a real defect. EXPECTED entries are known causes within their allowance and need no action.</w:t>
+            </w:r>
+          </w:p>
+        </w:tc>
+      </w:tr>
+      <w:tr>
+        <w:trPr>
+          <w:cantSplit w:val="0"/>
+          <w:tblHeader w:val="0"/>
+        </w:trPr>
+        <w:tc>
+          <w:tcPr>
+            <w:tcW w:w="2500" w:type="dxa"/>
+            <w:tcMar>
+              <w:left w:w="115.0" w:type="dxa"/>
+              <w:right w:w="115.0" w:type="dxa"/>
+            </w:tcMar>
+            <w:vAlign w:val="top"/>
+          </w:tcPr>
+          <w:p>
+            <w:pPr>
+              <w:pageBreakBefore w:val="0"/>
+              <w:spacing w:line="276" w:lineRule="auto"/>
+              <w:rPr/>
+            </w:pPr>
+            <w:r>
+              <w:rPr>
+                <w:b w:val="1"/>
+                <w:bCs w:val="1"/>
+              </w:rPr>
+              <w:t xml:space="preserve">3. ROWS WITHHELD</w:t>
+            </w:r>
+          </w:p>
+        </w:tc>
+        <w:tc>
+          <w:tcPr>
+            <w:tcW w:w="4700" w:type="dxa"/>
+            <w:tcMar>
+              <w:left w:w="115.0" w:type="dxa"/>
+              <w:right w:w="115.0" w:type="dxa"/>
+            </w:tcMar>
+            <w:vAlign w:val="top"/>
+          </w:tcPr>
+          <w:p>
+            <w:pPr>
+              <w:pageBreakBefore w:val="0"/>
+              <w:spacing w:line="276" w:lineRule="auto"/>
+              <w:rPr/>
+            </w:pPr>
+            <w:r>
+              <w:rPr/>
+              <w:t xml:space="preserve">Rows the transform never submitted, each with its reason and the CSV that names them.</w:t>
+            </w:r>
+          </w:p>
+        </w:tc>
+        <w:tc>
+          <w:tcPr>
+            <w:tcW w:w="5760" w:type="dxa"/>
+            <w:tcMar>
+              <w:left w:w="115.0" w:type="dxa"/>
+              <w:right w:w="115.0" w:type="dxa"/>
+            </w:tcMar>
+            <w:vAlign w:val="top"/>
+          </w:tcPr>
+          <w:p>
+            <w:pPr>
+              <w:pageBreakBefore w:val="0"/>
+              <w:spacing w:line="276" w:lineRule="auto"/>
+              <w:rPr/>
+            </w:pPr>
+            <w:r>
+              <w:rPr/>
+              <w:t xml:space="preserve">Every line carries </w:t>
+            </w:r>
+            <w:r>
+              <w:rPr>
+                <w:rFonts w:ascii="Courier New" w:hAnsi="Courier New" w:cs="Courier New"/>
+                <w:sz w:val="17"/>
+                <w:szCs w:val="17"/>
+              </w:rPr>
+              <w:t xml:space="preserve">(NEW)</w:t>
+            </w:r>
+            <w:r>
+              <w:rPr/>
+              <w:t xml:space="preserve"> or </w:t>
+            </w:r>
+            <w:r>
+              <w:rPr>
+                <w:rFonts w:ascii="Courier New" w:hAnsi="Courier New" w:cs="Courier New"/>
+                <w:sz w:val="17"/>
+                <w:szCs w:val="17"/>
+              </w:rPr>
+              <w:t xml:space="preserve">(was N)</w:t>
+            </w:r>
+            <w:r>
+              <w:rPr/>
+              <w:t xml:space="preserve">. </w:t>
+            </w:r>
+            <w:r>
+              <w:rPr>
+                <w:b w:val="1"/>
+                <w:bCs w:val="1"/>
+              </w:rPr>
+              <w:t xml:space="preserve">A withheld count that has risen without a matching change in Airtable is the shape a regression takes.</w:t>
+            </w:r>
+            <w:r>
+              <w:rPr/>
+              <w:t xml:space="preserve"> The absolute number is not the check; the movement is.</w:t>
+            </w:r>
+          </w:p>
+        </w:tc>
+      </w:tr>
+      <w:tr>
+        <w:trPr>
+          <w:cantSplit w:val="0"/>
+          <w:tblHeader w:val="0"/>
+        </w:trPr>
+        <w:tc>
+          <w:tcPr>
+            <w:tcW w:w="2500" w:type="dxa"/>
+            <w:tcMar>
+              <w:left w:w="115.0" w:type="dxa"/>
+              <w:right w:w="115.0" w:type="dxa"/>
+            </w:tcMar>
+            <w:vAlign w:val="top"/>
+          </w:tcPr>
+          <w:p>
+            <w:pPr>
+              <w:pageBreakBefore w:val="0"/>
+              <w:spacing w:line="276" w:lineRule="auto"/>
+              <w:rPr/>
+            </w:pPr>
+            <w:r>
+              <w:rPr>
+                <w:b w:val="1"/>
+                <w:bCs w:val="1"/>
+              </w:rPr>
+              <w:t xml:space="preserve">4. NEEDS A HUMAN</w:t>
+            </w:r>
+          </w:p>
+        </w:tc>
+        <w:tc>
+          <w:tcPr>
+            <w:tcW w:w="4700" w:type="dxa"/>
+            <w:tcMar>
+              <w:left w:w="115.0" w:type="dxa"/>
+              <w:right w:w="115.0" w:type="dxa"/>
+            </w:tcMar>
+            <w:vAlign w:val="top"/>
+          </w:tcPr>
+          <w:p>
+            <w:pPr>
+              <w:pageBreakBefore w:val="0"/>
+              <w:spacing w:line="276" w:lineRule="auto"/>
+              <w:rPr/>
+            </w:pPr>
+            <w:r>
+              <w:rPr/>
+              <w:t xml:space="preserve">The cases the pipeline refused to guess: owners that did not resolve, Accounts matching more than one candidate, conflicting partner-portal teams.</w:t>
+            </w:r>
+          </w:p>
+        </w:tc>
+        <w:tc>
+          <w:tcPr>
+            <w:tcW w:w="5760" w:type="dxa"/>
+            <w:tcMar>
+              <w:left w:w="115.0" w:type="dxa"/>
+              <w:right w:w="115.0" w:type="dxa"/>
+            </w:tcMar>
+            <w:vAlign w:val="top"/>
+          </w:tcPr>
+          <w:p>
+            <w:pPr>
+              <w:pageBreakBefore w:val="0"/>
+              <w:spacing w:line="276" w:lineRule="auto"/>
+              <w:rPr/>
+            </w:pPr>
+            <w:r>
+              <w:rPr/>
+              <w:t xml:space="preserve">Not a failure and not a blocker. It is a work list. Read every line and decide whether any of it must be resolved before go-live.</w:t>
+            </w:r>
+          </w:p>
+        </w:tc>
+      </w:tr>
+      <w:tr>
+        <w:trPr>
+          <w:cantSplit w:val="0"/>
+          <w:tblHeader w:val="0"/>
+        </w:trPr>
+        <w:tc>
+          <w:tcPr>
+            <w:tcW w:w="2500" w:type="dxa"/>
+            <w:tcMar>
+              <w:left w:w="115.0" w:type="dxa"/>
+              <w:right w:w="115.0" w:type="dxa"/>
+            </w:tcMar>
+            <w:vAlign w:val="top"/>
+          </w:tcPr>
+          <w:p>
+            <w:pPr>
+              <w:pageBreakBefore w:val="0"/>
+              <w:spacing w:line="276" w:lineRule="auto"/>
+              <w:rPr/>
+            </w:pPr>
+            <w:r>
+              <w:rPr>
+                <w:b w:val="1"/>
+                <w:bCs w:val="1"/>
+              </w:rPr>
+              <w:t xml:space="preserve">5. LOADED WITH A CAVEAT</w:t>
+            </w:r>
+          </w:p>
+        </w:tc>
+        <w:tc>
+          <w:tcPr>
+            <w:tcW w:w="4700" w:type="dxa"/>
+            <w:tcMar>
+              <w:left w:w="115.0" w:type="dxa"/>
+              <w:right w:w="115.0" w:type="dxa"/>
+            </w:tcMar>
+            <w:vAlign w:val="top"/>
+          </w:tcPr>
+          <w:p>
+            <w:pPr>
+              <w:pageBreakBefore w:val="0"/>
+              <w:spacing w:line="276" w:lineRule="auto"/>
+              <w:rPr/>
+            </w:pPr>
+            <w:r>
+              <w:rPr/>
+              <w:t xml:space="preserve">Values derived, dropped or truncated on the way in - a name split out of an email address, a tag with no matching picklist value.</w:t>
+            </w:r>
+          </w:p>
+        </w:tc>
+        <w:tc>
+          <w:tcPr>
+            <w:tcW w:w="5760" w:type="dxa"/>
+            <w:tcMar>
+              <w:left w:w="115.0" w:type="dxa"/>
+              <w:right w:w="115.0" w:type="dxa"/>
+            </w:tcMar>
+            <w:vAlign w:val="top"/>
+          </w:tcPr>
+          <w:p>
+            <w:pPr>
+              <w:pageBreakBefore w:val="0"/>
+              <w:spacing w:line="276" w:lineRule="auto"/>
+              <w:rPr/>
+            </w:pPr>
+            <w:r>
+              <w:rPr/>
+              <w:t xml:space="preserve">Read the counts and compare them with the previous run. A large move is worth understanding before sign-off.</w:t>
+            </w:r>
+          </w:p>
+        </w:tc>
+      </w:tr>
+      <w:tr>
+        <w:trPr>
+          <w:cantSplit w:val="0"/>
+          <w:tblHeader w:val="0"/>
+        </w:trPr>
+        <w:tc>
+          <w:tcPr>
+            <w:tcW w:w="2500" w:type="dxa"/>
+            <w:tcMar>
+              <w:left w:w="115.0" w:type="dxa"/>
+              <w:right w:w="115.0" w:type="dxa"/>
+            </w:tcMar>
+            <w:vAlign w:val="top"/>
+          </w:tcPr>
+          <w:p>
+            <w:pPr>
+              <w:pageBreakBefore w:val="0"/>
+              <w:spacing w:line="276" w:lineRule="auto"/>
+              <w:rPr/>
+            </w:pPr>
+            <w:r>
+              <w:rPr>
+                <w:b w:val="1"/>
+                <w:bCs w:val="1"/>
+              </w:rPr>
+              <w:t xml:space="preserve">6. UNCLASSIFIED REVIEW OUTPUT</w:t>
+            </w:r>
+          </w:p>
+        </w:tc>
+        <w:tc>
+          <w:tcPr>
+            <w:tcW w:w="4700" w:type="dxa"/>
+            <w:tcMar>
+              <w:left w:w="115.0" w:type="dxa"/>
+              <w:right w:w="115.0" w:type="dxa"/>
+            </w:tcMar>
+            <w:vAlign w:val="top"/>
+          </w:tcPr>
+          <w:p>
+            <w:pPr>
+              <w:pageBreakBefore w:val="0"/>
+              <w:spacing w:line="276" w:lineRule="auto"/>
+              <w:rPr/>
+            </w:pPr>
+            <w:r>
+              <w:rPr/>
+              <w:t xml:space="preserve">A review file the report does not have a category for.</w:t>
+            </w:r>
+          </w:p>
+        </w:tc>
+        <w:tc>
+          <w:tcPr>
+            <w:tcW w:w="5760" w:type="dxa"/>
+            <w:tcMar>
+              <w:left w:w="115.0" w:type="dxa"/>
+              <w:right w:w="115.0" w:type="dxa"/>
+            </w:tcMar>
+            <w:vAlign w:val="top"/>
+          </w:tcPr>
+          <w:p>
+            <w:pPr>
+              <w:pageBreakBefore w:val="0"/>
+              <w:spacing w:line="276" w:lineRule="auto"/>
+              <w:rPr/>
+            </w:pPr>
+            <w:r>
+              <w:rPr/>
+              <w:t xml:space="preserve">Normally the created-note IDs and the Account-creation review. Nothing to do.</w:t>
+            </w:r>
+          </w:p>
+        </w:tc>
+      </w:tr>
+      <w:tr>
+        <w:trPr>
+          <w:cantSplit w:val="0"/>
+          <w:tblHeader w:val="0"/>
+        </w:trPr>
+        <w:tc>
+          <w:tcPr>
+            <w:tcW w:w="2500" w:type="dxa"/>
+            <w:tcMar>
+              <w:left w:w="115.0" w:type="dxa"/>
+              <w:right w:w="115.0" w:type="dxa"/>
+            </w:tcMar>
+            <w:vAlign w:val="top"/>
+          </w:tcPr>
+          <w:p>
+            <w:pPr>
+              <w:pageBreakBefore w:val="0"/>
+              <w:spacing w:line="276" w:lineRule="auto"/>
+              <w:rPr/>
+            </w:pPr>
+            <w:r>
+              <w:rPr>
+                <w:b w:val="1"/>
+                <w:bCs w:val="1"/>
+              </w:rPr>
+              <w:t xml:space="preserve">7. POST-LOAD VALIDATION</w:t>
+            </w:r>
+          </w:p>
+        </w:tc>
+        <w:tc>
+          <w:tcPr>
+            <w:tcW w:w="4700" w:type="dxa"/>
+            <w:tcMar>
+              <w:left w:w="115.0" w:type="dxa"/>
+              <w:right w:w="115.0" w:type="dxa"/>
+            </w:tcMar>
+            <w:vAlign w:val="top"/>
+          </w:tcPr>
+          <w:p>
+            <w:pPr>
+              <w:pageBreakBefore w:val="0"/>
+              <w:spacing w:line="276" w:lineRule="auto"/>
+              <w:rPr/>
+            </w:pPr>
+            <w:r>
+              <w:rPr/>
+              <w:t xml:space="preserve">The same checks as the block in the transcript, restated in the report.</w:t>
+            </w:r>
+          </w:p>
+        </w:tc>
+        <w:tc>
+          <w:tcPr>
+            <w:tcW w:w="5760" w:type="dxa"/>
+            <w:tcMar>
+              <w:left w:w="115.0" w:type="dxa"/>
+              <w:right w:w="115.0" w:type="dxa"/>
+            </w:tcMar>
+            <w:vAlign w:val="top"/>
+          </w:tcPr>
+          <w:p>
+            <w:pPr>
+              <w:pageBreakBefore w:val="0"/>
+              <w:spacing w:line="276" w:lineRule="auto"/>
+              <w:rPr/>
+            </w:pPr>
+            <w:r>
+              <w:rPr>
+                <w:rFonts w:ascii="Courier New" w:hAnsi="Courier New" w:cs="Courier New"/>
+                <w:sz w:val="17"/>
+                <w:szCs w:val="17"/>
+              </w:rPr>
+              <w:t xml:space="preserve">PROBLEMS   (none)</w:t>
+            </w:r>
+          </w:p>
+        </w:tc>
+      </w:tr>
+      <w:tr>
+        <w:trPr>
+          <w:cantSplit w:val="0"/>
+          <w:tblHeader w:val="0"/>
+        </w:trPr>
+        <w:tc>
+          <w:tcPr>
+            <w:tcW w:w="2500" w:type="dxa"/>
+            <w:tcMar>
+              <w:left w:w="115.0" w:type="dxa"/>
+              <w:right w:w="115.0" w:type="dxa"/>
+            </w:tcMar>
+            <w:vAlign w:val="top"/>
+          </w:tcPr>
+          <w:p>
+            <w:pPr>
+              <w:pageBreakBefore w:val="0"/>
+              <w:spacing w:line="276" w:lineRule="auto"/>
+              <w:rPr/>
+            </w:pPr>
+            <w:r>
+              <w:rPr>
+                <w:b w:val="1"/>
+                <w:bCs w:val="1"/>
+              </w:rPr>
+              <w:t xml:space="preserve">8. WHERE TO LOOK NEXT</w:t>
+            </w:r>
+          </w:p>
+        </w:tc>
+        <w:tc>
+          <w:tcPr>
+            <w:tcW w:w="4700" w:type="dxa"/>
+            <w:tcMar>
+              <w:left w:w="115.0" w:type="dxa"/>
+              <w:right w:w="115.0" w:type="dxa"/>
+            </w:tcMar>
+            <w:vAlign w:val="top"/>
+          </w:tcPr>
+          <w:p>
+            <w:pPr>
+              <w:pageBreakBefore w:val="0"/>
+              <w:spacing w:line="276" w:lineRule="auto"/>
+              <w:rPr/>
+            </w:pPr>
+            <w:r>
+              <w:rPr/>
+              <w:t xml:space="preserve">The run folder, and one line describing each file in it.</w:t>
+            </w:r>
+          </w:p>
+        </w:tc>
+        <w:tc>
+          <w:tcPr>
+            <w:tcW w:w="5760" w:type="dxa"/>
+            <w:tcMar>
+              <w:left w:w="115.0" w:type="dxa"/>
+              <w:right w:w="115.0" w:type="dxa"/>
+            </w:tcMar>
+            <w:vAlign w:val="top"/>
+          </w:tcPr>
+          <w:p>
+            <w:pPr>
+              <w:pageBreakBefore w:val="0"/>
+              <w:spacing w:line="276" w:lineRule="auto"/>
+              <w:rPr/>
+            </w:pPr>
+            <w:r>
+              <w:rPr/>
+              <w:t xml:space="preserve">Use it to find the CSV behind any line above.</w:t>
+            </w:r>
+          </w:p>
+        </w:tc>
+      </w:tr>
+    </w:tbl>
+    <w:p>
+      <w:pPr>
+        <w:pageBreakBefore w:val="0"/>
+        <w:spacing w:line="276" w:lineRule="auto"/>
+        <w:rPr/>
+      </w:pPr>
+    </w:p>
+    <w:p>
+      <w:pPr>
+        <w:pageBreakBefore w:val="0"/>
+        <w:spacing w:line="276" w:lineRule="auto"/>
+        <w:rPr/>
+      </w:pPr>
+      <w:r>
+        <w:rPr>
+          <w:b w:val="1"/>
+          <w:bCs w:val="1"/>
+        </w:rPr>
+        <w:t xml:space="preserve">Expected and unexpected are decided two different ways, and the distinction is the whole point of the report.</w:t>
+      </w:r>
+      <w:r>
+        <w:rPr/>
+        <w:t xml:space="preserve"> A </w:t>
+      </w:r>
+      <w:r>
+        <w:rPr>
+          <w:i w:val="1"/>
+          <w:iCs w:val="1"/>
+        </w:rPr>
+        <w:t xml:space="preserve">row failure</w:t>
+      </w:r>
+      <w:r>
+        <w:rPr/>
+        <w:t xml:space="preserve"> is expected when it matches a cause already configured for that object. A </w:t>
+      </w:r>
+      <w:r>
+        <w:rPr>
+          <w:i w:val="1"/>
+          <w:iCs w:val="1"/>
+        </w:rPr>
+        <w:t xml:space="preserve">count</w:t>
+      </w:r>
+      <w:r>
+        <w:rPr/>
+        <w:t xml:space="preserve"> is expected by comparison with the previous run: each run writes its findings and the next one diffs against them. There is deliberately no hard-coded target anywhere, because a target is wrong the moment the Airtable data is corrected.</w:t>
+      </w:r>
+    </w:p>
+    <w:p>
+      <w:pPr>
+        <w:pageBreakBefore w:val="0"/>
+        <w:spacing w:line="276" w:lineRule="auto"/>
+        <w:rPr/>
+      </w:pPr>
+      <w:r>
+        <w:rPr>
+          <w:b w:val="1"/>
+          <w:bCs w:val="1"/>
+        </w:rPr>
+        <w:t xml:space="preserve">THE POST-LOAD VALIDATION NUMBERS, AND WHAT EACH MUST READ</w:t>
+      </w:r>
+    </w:p>
+    <w:p>
+      <w:pPr>
+        <w:pageBreakBefore w:val="0"/>
+        <w:spacing w:line="276" w:lineRule="auto"/>
+        <w:rPr/>
+      </w:pPr>
+      <w:r>
+        <w:rPr/>
+        <w:t xml:space="preserve">The block opens with a before-and-after count for every object. </w:t>
+      </w:r>
+      <w:r>
+        <w:rPr>
+          <w:b w:val="1"/>
+          <w:bCs w:val="1"/>
+        </w:rPr>
+        <w:t xml:space="preserve">DELTA counts records created</w:t>
+      </w:r>
+      <w:r>
+        <w:rPr/>
+        <w:t xml:space="preserve">, which is what makes it reconcile against section 1 of the report.</w:t>
+      </w:r>
+    </w:p>
+    <w:tbl>
+      <w:tblPr>
+        <w:tblStyle w:val="Table14"/>
+        <w:tblW w:w="12960.0" w:type="dxa"/>
+        <w:jc w:val="left"/>
+        <w:tblBorders>
+          <w:top w:color="4f81bd" w:space="0" w:sz="4" w:val="single"/>
+          <w:left w:color="4f81bd" w:space="0" w:sz="4" w:val="single"/>
+          <w:bottom w:color="4f81bd" w:space="0" w:sz="4" w:val="single"/>
+          <w:right w:color="4f81bd" w:space="0" w:sz="4" w:val="single"/>
+          <w:insideH w:color="4f81bd" w:space="0" w:sz="4" w:val="single"/>
+          <w:insideV w:color="4f81bd" w:space="0" w:sz="4" w:val="single"/>
+        </w:tblBorders>
+        <w:tblLayout w:type="fixed"/>
+        <w:tblLook w:val="0600"/>
+      </w:tblPr>
+      <w:tblGrid>
+        <w:gridCol w:w="4600"/>
+        <w:gridCol w:w="8360"/>
+      </w:tblGrid>
+      <w:tr>
+        <w:trPr>
+          <w:cantSplit w:val="0"/>
+          <w:tblHeader w:val="1"/>
+        </w:trPr>
+        <w:tc>
+          <w:tcPr>
+            <w:tcW w:w="4600" w:type="dxa"/>
+            <w:shd w:val="clear" w:color="auto" w:fill="4f81bd"/>
+            <w:tcMar>
+              <w:left w:w="115.0" w:type="dxa"/>
+              <w:right w:w="115.0" w:type="dxa"/>
+            </w:tcMar>
+            <w:vAlign w:val="top"/>
+          </w:tcPr>
+          <w:p>
+            <w:pPr>
+              <w:pageBreakBefore w:val="0"/>
+              <w:spacing w:line="276" w:lineRule="auto"/>
+              <w:rPr/>
+            </w:pPr>
+            <w:r>
+              <w:rPr>
+                <w:b w:val="1"/>
+                <w:bCs w:val="1"/>
+                <w:color w:val="ffffff"/>
+              </w:rPr>
+              <w:t xml:space="preserve">Line</w:t>
+            </w:r>
+          </w:p>
+        </w:tc>
+        <w:tc>
+          <w:tcPr>
+            <w:tcW w:w="8360" w:type="dxa"/>
+            <w:shd w:val="clear" w:color="auto" w:fill="4f81bd"/>
+            <w:tcMar>
+              <w:left w:w="115.0" w:type="dxa"/>
+              <w:right w:w="115.0" w:type="dxa"/>
+            </w:tcMar>
+            <w:vAlign w:val="top"/>
+          </w:tcPr>
+          <w:p>
+            <w:pPr>
+              <w:pageBreakBefore w:val="0"/>
+              <w:spacing w:line="276" w:lineRule="auto"/>
+              <w:rPr/>
+            </w:pPr>
+            <w:r>
+              <w:rPr>
+                <w:b w:val="1"/>
+                <w:bCs w:val="1"/>
+                <w:color w:val="ffffff"/>
+              </w:rPr>
+              <w:t xml:space="preserve">What it must read</w:t>
+            </w:r>
+          </w:p>
+        </w:tc>
+      </w:tr>
+      <w:tr>
+        <w:trPr>
+          <w:cantSplit w:val="0"/>
+          <w:tblHeader w:val="0"/>
+        </w:trPr>
+        <w:tc>
+          <w:tcPr>
+            <w:tcW w:w="4600" w:type="dxa"/>
+            <w:tcMar>
+              <w:left w:w="115.0" w:type="dxa"/>
+              <w:right w:w="115.0" w:type="dxa"/>
+            </w:tcMar>
+            <w:vAlign w:val="top"/>
+          </w:tcPr>
+          <w:p>
+            <w:pPr>
+              <w:pageBreakBefore w:val="0"/>
+              <w:spacing w:line="276" w:lineRule="auto"/>
+              <w:rPr/>
+            </w:pPr>
+            <w:r>
+              <w:rPr>
+                <w:rFonts w:ascii="Courier New" w:hAnsi="Courier New" w:cs="Courier New"/>
+                <w:sz w:val="17"/>
+                <w:szCs w:val="17"/>
+              </w:rPr>
+              <w:t xml:space="preserve">BEFORE</w:t>
+            </w:r>
+            <w:r>
+              <w:rPr/>
+              <w:t xml:space="preserve"> / </w:t>
+            </w:r>
+            <w:r>
+              <w:rPr>
+                <w:rFonts w:ascii="Courier New" w:hAnsi="Courier New" w:cs="Courier New"/>
+                <w:sz w:val="17"/>
+                <w:szCs w:val="17"/>
+              </w:rPr>
+              <w:t xml:space="preserve">AFTER</w:t>
+            </w:r>
+            <w:r>
+              <w:rPr/>
+              <w:t xml:space="preserve"> / </w:t>
+            </w:r>
+            <w:r>
+              <w:rPr>
+                <w:rFonts w:ascii="Courier New" w:hAnsi="Courier New" w:cs="Courier New"/>
+                <w:sz w:val="17"/>
+                <w:szCs w:val="17"/>
+              </w:rPr>
+              <w:t xml:space="preserve">DELTA</w:t>
+            </w:r>
+            <w:r>
+              <w:rPr/>
+              <w:t xml:space="preserve">, per object</w:t>
+            </w:r>
+          </w:p>
+        </w:tc>
+        <w:tc>
+          <w:tcPr>
+            <w:tcW w:w="8360" w:type="dxa"/>
+            <w:tcMar>
+              <w:left w:w="115.0" w:type="dxa"/>
+              <w:right w:w="115.0" w:type="dxa"/>
+            </w:tcMar>
+            <w:vAlign w:val="top"/>
+          </w:tcPr>
+          <w:p>
+            <w:pPr>
+              <w:pageBreakBefore w:val="0"/>
+              <w:spacing w:line="276" w:lineRule="auto"/>
+              <w:rPr/>
+            </w:pPr>
+            <w:r>
+              <w:rPr>
+                <w:b w:val="1"/>
+                <w:bCs w:val="1"/>
+              </w:rPr>
+              <w:t xml:space="preserve">DELTA equals that object's LOADED figure in section 1.</w:t>
+            </w:r>
+            <w:r>
+              <w:rPr/>
+              <w:t xml:space="preserve"> Account is the one exception: its DELTA matches the </w:t>
+            </w:r>
+            <w:r>
+              <w:rPr>
+                <w:rFonts w:ascii="Courier New" w:hAnsi="Courier New" w:cs="Courier New"/>
+                <w:sz w:val="17"/>
+                <w:szCs w:val="17"/>
+              </w:rPr>
+              <w:t xml:space="preserve">AccountCreate</w:t>
+            </w:r>
+            <w:r>
+              <w:rPr/>
+              <w:t xml:space="preserve"> step alone, because the reconciliation step updates Accounts that already exist rather than creating them. On the last full rehearsal that was 9 created against 691 reconciled.</w:t>
+            </w:r>
+          </w:p>
+        </w:tc>
+      </w:tr>
+      <w:tr>
+        <w:trPr>
+          <w:cantSplit w:val="0"/>
+          <w:tblHeader w:val="0"/>
+        </w:trPr>
+        <w:tc>
+          <w:tcPr>
+            <w:tcW w:w="4600" w:type="dxa"/>
+            <w:tcMar>
+              <w:left w:w="115.0" w:type="dxa"/>
+              <w:right w:w="115.0" w:type="dxa"/>
+            </w:tcMar>
+            <w:vAlign w:val="top"/>
+          </w:tcPr>
+          <w:p>
+            <w:pPr>
+              <w:pageBreakBefore w:val="0"/>
+              <w:spacing w:line="276" w:lineRule="auto"/>
+              <w:rPr/>
+            </w:pPr>
+            <w:r>
+              <w:rPr>
+                <w:rFonts w:ascii="Courier New" w:hAnsi="Courier New" w:cs="Courier New"/>
+                <w:sz w:val="17"/>
+                <w:szCs w:val="17"/>
+              </w:rPr>
+              <w:t xml:space="preserve">FCIC_Individual Accounts (junk)</w:t>
+            </w:r>
+          </w:p>
+        </w:tc>
+        <w:tc>
+          <w:tcPr>
+            <w:tcW w:w="8360" w:type="dxa"/>
+            <w:tcMar>
+              <w:left w:w="115.0" w:type="dxa"/>
+              <w:right w:w="115.0" w:type="dxa"/>
+            </w:tcMar>
+            <w:vAlign w:val="top"/>
+          </w:tcPr>
+          <w:p>
+            <w:pPr>
+              <w:pageBreakBefore w:val="0"/>
+              <w:spacing w:line="276" w:lineRule="auto"/>
+              <w:rPr/>
+            </w:pPr>
+            <w:r>
+              <w:rPr>
+                <w:rFonts w:ascii="Courier New" w:hAnsi="Courier New" w:cs="Courier New"/>
+                <w:b w:val="1"/>
+                <w:bCs w:val="1"/>
+                <w:sz w:val="17"/>
+                <w:szCs w:val="17"/>
+              </w:rPr>
+              <w:t xml:space="preserve">0 new</w:t>
+            </w:r>
+            <w:r>
+              <w:rPr>
+                <w:b w:val="1"/>
+                <w:bCs w:val="1"/>
+              </w:rPr>
+              <w:t xml:space="preserve">.</w:t>
+            </w:r>
+            <w:r>
+              <w:rPr/>
+              <w:t xml:space="preserve"> Read the "new" figure, not the total - some orgs permanently carry junk Accounts from earlier testing, so the total never returns to zero.</w:t>
+            </w:r>
+          </w:p>
+        </w:tc>
+      </w:tr>
+      <w:tr>
+        <w:trPr>
+          <w:cantSplit w:val="0"/>
+          <w:tblHeader w:val="0"/>
+        </w:trPr>
+        <w:tc>
+          <w:tcPr>
+            <w:tcW w:w="4600" w:type="dxa"/>
+            <w:tcMar>
+              <w:left w:w="115.0" w:type="dxa"/>
+              <w:right w:w="115.0" w:type="dxa"/>
+            </w:tcMar>
+            <w:vAlign w:val="top"/>
+          </w:tcPr>
+          <w:p>
+            <w:pPr>
+              <w:pageBreakBefore w:val="0"/>
+              <w:spacing w:line="276" w:lineRule="auto"/>
+              <w:rPr/>
+            </w:pPr>
+            <w:r>
+              <w:rPr>
+                <w:rFonts w:ascii="Courier New" w:hAnsi="Courier New" w:cs="Courier New"/>
+                <w:sz w:val="17"/>
+                <w:szCs w:val="17"/>
+              </w:rPr>
+              <w:t xml:space="preserve">TriggerControls__c Contact.On__c</w:t>
+            </w:r>
+          </w:p>
+        </w:tc>
+        <w:tc>
+          <w:tcPr>
+            <w:tcW w:w="8360" w:type="dxa"/>
+            <w:tcMar>
+              <w:left w:w="115.0" w:type="dxa"/>
+              <w:right w:w="115.0" w:type="dxa"/>
+            </w:tcMar>
+            <w:vAlign w:val="top"/>
+          </w:tcPr>
+          <w:p>
+            <w:pPr>
+              <w:pageBreakBefore w:val="0"/>
+              <w:spacing w:line="276" w:lineRule="auto"/>
+              <w:rPr/>
+            </w:pPr>
+            <w:r>
+              <w:rPr>
+                <w:rFonts w:ascii="Courier New" w:hAnsi="Courier New" w:cs="Courier New"/>
+                <w:b w:val="1"/>
+                <w:bCs w:val="1"/>
+                <w:sz w:val="17"/>
+                <w:szCs w:val="17"/>
+              </w:rPr>
+              <w:t xml:space="preserve">True</w:t>
+            </w:r>
+            <w:r>
+              <w:rPr>
+                <w:b w:val="1"/>
+                <w:bCs w:val="1"/>
+              </w:rPr>
+              <w:t xml:space="preserve">.</w:t>
+            </w:r>
+            <w:r>
+              <w:rPr/>
+              <w:t xml:space="preserve"> The FCIC trigger switch was borrowed for the Contact step and put back. This belongs to another live application, so it is confirmed rather than assumed.</w:t>
+            </w:r>
+          </w:p>
+        </w:tc>
+      </w:tr>
+      <w:tr>
+        <w:trPr>
+          <w:cantSplit w:val="0"/>
+          <w:tblHeader w:val="0"/>
+        </w:trPr>
+        <w:tc>
+          <w:tcPr>
+            <w:tcW w:w="4600" w:type="dxa"/>
+            <w:tcMar>
+              <w:left w:w="115.0" w:type="dxa"/>
+              <w:right w:w="115.0" w:type="dxa"/>
+            </w:tcMar>
+            <w:vAlign w:val="top"/>
+          </w:tcPr>
+          <w:p>
+            <w:pPr>
+              <w:pageBreakBefore w:val="0"/>
+              <w:spacing w:line="276" w:lineRule="auto"/>
+              <w:rPr/>
+            </w:pPr>
+            <w:r>
+              <w:rPr>
+                <w:rFonts w:ascii="Courier New" w:hAnsi="Courier New" w:cs="Courier New"/>
+                <w:sz w:val="17"/>
+                <w:szCs w:val="17"/>
+              </w:rPr>
+              <w:t xml:space="preserve">record(s) owned by an inactive user</w:t>
+            </w:r>
+          </w:p>
+        </w:tc>
+        <w:tc>
+          <w:tcPr>
+            <w:tcW w:w="8360" w:type="dxa"/>
+            <w:tcMar>
+              <w:left w:w="115.0" w:type="dxa"/>
+              <w:right w:w="115.0" w:type="dxa"/>
+            </w:tcMar>
+            <w:vAlign w:val="top"/>
+          </w:tcPr>
+          <w:p>
+            <w:pPr>
+              <w:pageBreakBefore w:val="0"/>
+              <w:spacing w:line="276" w:lineRule="auto"/>
+              <w:rPr/>
+            </w:pPr>
+            <w:r>
+              <w:rPr>
+                <w:rFonts w:ascii="Courier New" w:hAnsi="Courier New" w:cs="Courier New"/>
+                <w:b w:val="1"/>
+                <w:bCs w:val="1"/>
+                <w:sz w:val="17"/>
+                <w:szCs w:val="17"/>
+              </w:rPr>
+              <w:t xml:space="preserve">0</w:t>
+            </w:r>
+            <w:r>
+              <w:rPr/>
+              <w:t xml:space="preserve">, on Opportunity, Contact and Application.</w:t>
+            </w:r>
+          </w:p>
+        </w:tc>
+      </w:tr>
+      <w:tr>
+        <w:trPr>
+          <w:cantSplit w:val="0"/>
+          <w:tblHeader w:val="0"/>
+        </w:trPr>
+        <w:tc>
+          <w:tcPr>
+            <w:tcW w:w="4600" w:type="dxa"/>
+            <w:tcMar>
+              <w:left w:w="115.0" w:type="dxa"/>
+              <w:right w:w="115.0" w:type="dxa"/>
+            </w:tcMar>
+            <w:vAlign w:val="top"/>
+          </w:tcPr>
+          <w:p>
+            <w:pPr>
+              <w:pageBreakBefore w:val="0"/>
+              <w:spacing w:line="276" w:lineRule="auto"/>
+              <w:rPr/>
+            </w:pPr>
+            <w:r>
+              <w:rPr>
+                <w:rFonts w:ascii="Courier New" w:hAnsi="Courier New" w:cs="Courier New"/>
+                <w:sz w:val="17"/>
+                <w:szCs w:val="17"/>
+              </w:rPr>
+              <w:t xml:space="preserve">migrated record(s) with no Market Segment</w:t>
+            </w:r>
+          </w:p>
+        </w:tc>
+        <w:tc>
+          <w:tcPr>
+            <w:tcW w:w="8360" w:type="dxa"/>
+            <w:tcMar>
+              <w:left w:w="115.0" w:type="dxa"/>
+              <w:right w:w="115.0" w:type="dxa"/>
+            </w:tcMar>
+            <w:vAlign w:val="top"/>
+          </w:tcPr>
+          <w:p>
+            <w:pPr>
+              <w:pageBreakBefore w:val="0"/>
+              <w:spacing w:line="276" w:lineRule="auto"/>
+              <w:rPr/>
+            </w:pPr>
+            <w:r>
+              <w:rPr>
+                <w:rFonts w:ascii="Courier New" w:hAnsi="Courier New" w:cs="Courier New"/>
+                <w:b w:val="1"/>
+                <w:bCs w:val="1"/>
+                <w:sz w:val="17"/>
+                <w:szCs w:val="17"/>
+              </w:rPr>
+              <w:t xml:space="preserve">0</w:t>
+            </w:r>
+            <w:r>
+              <w:rPr/>
+              <w:t xml:space="preserve">, on Opportunity and Application.</w:t>
+            </w:r>
+          </w:p>
+        </w:tc>
+      </w:tr>
+      <w:tr>
+        <w:trPr>
+          <w:cantSplit w:val="0"/>
+          <w:tblHeader w:val="0"/>
+        </w:trPr>
+        <w:tc>
+          <w:tcPr>
+            <w:tcW w:w="4600" w:type="dxa"/>
+            <w:tcMar>
+              <w:left w:w="115.0" w:type="dxa"/>
+              <w:right w:w="115.0" w:type="dxa"/>
+            </w:tcMar>
+            <w:vAlign w:val="top"/>
+          </w:tcPr>
+          <w:p>
+            <w:pPr>
+              <w:pageBreakBefore w:val="0"/>
+              <w:spacing w:line="276" w:lineRule="auto"/>
+              <w:rPr/>
+            </w:pPr>
+            <w:r>
+              <w:rPr>
+                <w:rFonts w:ascii="Courier New" w:hAnsi="Courier New" w:cs="Courier New"/>
+                <w:sz w:val="17"/>
+                <w:szCs w:val="17"/>
+              </w:rPr>
+              <w:t xml:space="preserve">Partner Portal Team UUID</w:t>
+            </w:r>
+            <w:r>
+              <w:rPr/>
+              <w:t xml:space="preserve"> and </w:t>
+            </w:r>
+            <w:r>
+              <w:rPr>
+                <w:rFonts w:ascii="Courier New" w:hAnsi="Courier New" w:cs="Courier New"/>
+                <w:sz w:val="17"/>
+                <w:szCs w:val="17"/>
+              </w:rPr>
+              <w:t xml:space="preserve">Partner Portal Admin flag</w:t>
+            </w:r>
+          </w:p>
+        </w:tc>
+        <w:tc>
+          <w:tcPr>
+            <w:tcW w:w="8360" w:type="dxa"/>
+            <w:tcMar>
+              <w:left w:w="115.0" w:type="dxa"/>
+              <w:right w:w="115.0" w:type="dxa"/>
+            </w:tcMar>
+            <w:vAlign w:val="top"/>
+          </w:tcPr>
+          <w:p>
+            <w:pPr>
+              <w:pageBreakBefore w:val="0"/>
+              <w:spacing w:line="276" w:lineRule="auto"/>
+              <w:rPr/>
+            </w:pPr>
+            <w:r>
+              <w:rPr>
+                <w:b w:val="1"/>
+                <w:bCs w:val="1"/>
+              </w:rPr>
+              <w:t xml:space="preserve">"intended" equals "in the org"</w:t>
+            </w:r>
+            <w:r>
+              <w:rPr/>
+              <w:t xml:space="preserve"> on both lines. These compare the org against the file the run just wrote, so they re-baseline themselves rather than going stale.</w:t>
+            </w:r>
+          </w:p>
+        </w:tc>
+      </w:tr>
+    </w:tbl>
+    <w:p>
+      <w:pPr>
+        <w:pageBreakBefore w:val="0"/>
+        <w:spacing w:line="276" w:lineRule="auto"/>
+        <w:rPr/>
+      </w:pPr>
+    </w:p>
+    <w:p>
+      <w:pPr>
+        <w:pageBreakBefore w:val="0"/>
+        <w:spacing w:line="276" w:lineRule="auto"/>
+        <w:rPr/>
+      </w:pPr>
+      <w:r>
+        <w:rPr/>
+        <w:t xml:space="preserve">The block closes with </w:t>
+      </w:r>
+      <w:r>
+        <w:rPr>
+          <w:rFonts w:ascii="Courier New" w:hAnsi="Courier New" w:cs="Courier New"/>
           <w:sz w:val="17"/>
           <w:szCs w:val="17"/>
         </w:rPr>
-        <w:t xml:space="preserve">KNOWN INCOMPLETE</w:t>
-      </w:r>
+        <w:t xml:space="preserve">Post-load validation passed.</w:t>
+      </w:r>
+      <w:r>
+        <w:rPr/>
+        <w:t xml:space="preserve"> Anything it cannot pass is printed under </w:t>
+      </w:r>
+      <w:r>
+        <w:rPr>
+          <w:rFonts w:ascii="Courier New" w:hAnsi="Courier New" w:cs="Courier New"/>
+          <w:sz w:val="17"/>
+          <w:szCs w:val="17"/>
+        </w:rPr>
+        <w:t xml:space="preserve">PROBLEMS</w:t>
+      </w:r>
+      <w:r>
+        <w:rPr/>
+        <w:t xml:space="preserve"> and the run exits non-zero, so a passing run cannot be mistaken for one that was never checked.</w:t>
+      </w:r>
+    </w:p>
+    <w:p>
+      <w:pPr>
+        <w:pageBreakBefore w:val="0"/>
+        <w:spacing w:line="276" w:lineRule="auto"/>
+        <w:rPr/>
+      </w:pPr>
       <w:r>
         <w:rPr>
           <w:b w:val="1"/>
           <w:bCs w:val="1"/>
         </w:rPr>
-        <w:t xml:space="preserve"> is a separate section from </w:t>
-      </w:r>
+        <w:t xml:space="preserve">WHAT PRE-FLIGHT ALREADY GUARANTEED</w:t>
+      </w:r>
+    </w:p>
+    <w:p>
+      <w:pPr>
+        <w:pageBreakBefore w:val="0"/>
+        <w:spacing w:line="276" w:lineRule="auto"/>
+        <w:rPr/>
+      </w:pPr>
+      <w:r>
+        <w:rPr/>
+        <w:t xml:space="preserve">Pre-flight is printed at the top of the same transcript, and is worth reading back after the load rather than only before it: two of its lines are the reason particular post-load numbers can be trusted.</w:t>
+      </w:r>
+    </w:p>
+    <w:p>
+      <w:pPr>
+        <w:pageBreakBefore w:val="0"/>
+        <w:numPr>
+          <w:ilvl w:val="0"/>
+          <w:numId w:val="1"/>
+        </w:numPr>
+        <w:spacing w:line="276" w:lineRule="auto"/>
+        <w:ind w:left="720" w:hanging="360"/>
+        <w:rPr/>
+      </w:pPr>
       <w:r>
         <w:rPr>
           <w:rFonts w:ascii="Courier New" w:hAnsi="Courier New" w:cs="Courier New"/>
+          <w:sz w:val="17"/>
+          <w:szCs w:val="17"/>
+        </w:rPr>
+        <w:t xml:space="preserve">LDGCRM Flows           9 of 9 active and current</w:t>
+      </w:r>
+      <w:r>
+        <w:rPr/>
+        <w:t xml:space="preserve"> - </w:t>
+      </w:r>
+      <w:r>
+        <w:rPr>
           <w:b w:val="1"/>
           <w:bCs w:val="1"/>
+        </w:rPr>
+        <w:t xml:space="preserve">the load will not start otherwise.</w:t>
+      </w:r>
+      <w:r>
+        <w:rPr/>
+        <w:t xml:space="preserve"> This is the check that prevents the failure in which every count is correct and Market Segment comes out blank across the entire migration. It also covers Partner Account, whose Market Segment coverage the post-load block does not print.</w:t>
+      </w:r>
+    </w:p>
+    <w:p>
+      <w:pPr>
+        <w:pageBreakBefore w:val="0"/>
+        <w:numPr>
+          <w:ilvl w:val="0"/>
+          <w:numId w:val="1"/>
+        </w:numPr>
+        <w:spacing w:line="276" w:lineRule="auto"/>
+        <w:ind w:left="720" w:hanging="360"/>
+        <w:rPr/>
+      </w:pPr>
+      <w:r>
+        <w:rPr>
+          <w:rFonts w:ascii="Courier New" w:hAnsi="Courier New" w:cs="Courier New"/>
           <w:sz w:val="17"/>
           <w:szCs w:val="17"/>
         </w:rPr>
-        <w:t xml:space="preserve">PROBLEMS</w:t>
-      </w:r>
+        <w:t xml:space="preserve">Contact dup rules      3 present, none active</w:t>
+      </w:r>
+      <w:r>
+        <w:rPr/>
+        <w:t xml:space="preserve"> - the duplicate rule that silently rejects Contacts is off, so a short Contact count cannot have been caused by it.</w:t>
+      </w:r>
+    </w:p>
+    <w:p>
+      <w:pPr>
+        <w:pageBreakBefore w:val="0"/>
+        <w:spacing w:line="276" w:lineRule="auto"/>
+        <w:rPr/>
+      </w:pPr>
       <w:r>
         <w:rPr>
           <w:b w:val="1"/>
           <w:bCs w:val="1"/>
         </w:rPr>
-        <w:t xml:space="preserve"> and does not fail the run</w:t>
-      </w:r>
-      <w:r>
-        <w:rPr/>
-        <w:t xml:space="preserve"> - it reports data legitimately missing while something outside the pipeline is pending, kept separate deliberately because a run that is always red stops being read. And </w:t>
+        <w:t xml:space="preserve">THE TWO CHECKS NO REPORT CAN MAKE</w:t>
+      </w:r>
+    </w:p>
+    <w:p>
+      <w:pPr>
+        <w:pageBreakBefore w:val="0"/>
+        <w:spacing w:line="276" w:lineRule="auto"/>
+        <w:rPr/>
+      </w:pPr>
+      <w:r>
+        <w:rPr/>
+        <w:t xml:space="preserve">Both are about what a </w:t>
+      </w:r>
+      <w:r>
+        <w:rPr>
+          <w:i w:val="1"/>
+          <w:iCs w:val="1"/>
+        </w:rPr>
+        <w:t xml:space="preserve">person</w:t>
+      </w:r>
+      <w:r>
+        <w:rPr/>
+        <w:t xml:space="preserve"> sees rather than what is in the database, so no count reaches them. Both take a couple of minutes in the Salesforce user interface, and both must be done </w:t>
       </w:r>
       <w:r>
         <w:rPr>
           <w:b w:val="1"/>
           <w:bCs w:val="1"/>
         </w:rPr>
-        <w:t xml:space="preserve">only </w:t>
-      </w:r>
+        <w:t xml:space="preserve">signed in as a non-administrator</w:t>
+      </w:r>
+      <w:r>
+        <w:rPr/>
+        <w:t xml:space="preserve"> - an administrator sees everything regardless and will not reproduce either failure.</w:t>
+      </w:r>
+    </w:p>
+    <w:p>
+      <w:pPr>
+        <w:pageBreakBefore w:val="0"/>
+        <w:numPr>
+          <w:ilvl w:val="0"/>
+          <w:numId w:val="1"/>
+        </w:numPr>
+        <w:spacing w:line="276" w:lineRule="auto"/>
+        <w:ind w:left="720" w:hanging="360"/>
+        <w:rPr/>
+      </w:pPr>
       <w:r>
         <w:rPr>
           <w:b w:val="1"/>
           <w:bCs w:val="1"/>
-          <w:i w:val="1"/>
-          <w:iCs w:val="1"/>
-        </w:rPr>
-        <w:t xml:space="preserve">fewer</w:t>
-      </w:r>
+        </w:rPr>
+        <w:t xml:space="preserve">Records are visible at all.</w:t>
+      </w:r>
+      <w:r>
+        <w:rPr/>
+        <w:t xml:space="preserve"> This proves the two public groups were populated (post-deployment step 4). Their membership does not travel in the change set, so if it was missed the sharing rules exist, reference real groups, and grant access to nobody. The application simply looks empty and nothing errors.</w:t>
+      </w:r>
+    </w:p>
+    <w:p>
+      <w:pPr>
+        <w:pageBreakBefore w:val="0"/>
+        <w:numPr>
+          <w:ilvl w:val="0"/>
+          <w:numId w:val="1"/>
+        </w:numPr>
+        <w:spacing w:line="276" w:lineRule="auto"/>
+        <w:ind w:left="720" w:hanging="360"/>
+        <w:rPr/>
+      </w:pPr>
       <w:r>
         <w:rPr>
           <w:b w:val="1"/>
           <w:bCs w:val="1"/>
         </w:rPr>
-        <w:t xml:space="preserve"> records than intended is a problem</w:t>
-      </w:r>
-      <w:r>
-        <w:rPr/>
-        <w:t xml:space="preserve">: more is normal, because an upsert never deletes, so the org keeps rows from earlier, larger runs whose Airtable source has since been withheld.</w:t>
+        <w:t xml:space="preserve">The right page layout renders</w:t>
+      </w:r>
+      <w:r>
+        <w:rPr/>
+        <w:t xml:space="preserve"> on a Contact of each record type, an Opportunity and an Application (post-deployment step 3). A wrong layout renders perfectly happily, so nothing else will catch this.</w:t>
+      </w:r>
+    </w:p>
+    <w:p>
+      <w:pPr>
+        <w:pageBreakBefore w:val="0"/>
+        <w:spacing w:line="276" w:lineRule="auto"/>
+        <w:rPr/>
+      </w:pPr>
+      <w:r>
+        <w:rPr>
+          <w:b w:val="1"/>
+          <w:bCs w:val="1"/>
+        </w:rPr>
+        <w:t xml:space="preserve">An empty Activity timeline is the expected result</w:t>
+      </w:r>
+      <w:r>
+        <w:rPr/>
+        <w:t xml:space="preserve">, not a gap to report: Meetings are deliberately not migrated in this release.</w:t>
+      </w:r>
+    </w:p>
+    <w:p>
+      <w:pPr>
+        <w:pageBreakBefore w:val="0"/>
+        <w:spacing w:line="276" w:lineRule="auto"/>
+        <w:rPr/>
+      </w:pPr>
+      <w:r>
+        <w:rPr/>
+        <w:t xml:space="preserve">If any figure above does not reconcile, section 3.13 lists the causes this pipeline actually produces, each with the file that confirms it. Undoing the load is section 2.1.</w:t>
       </w:r>
     </w:p>
     <w:tbl>
@@ -23834,13 +25471,13 @@
               <w:spacing w:before="200" w:lineRule="auto"/>
               <w:rPr/>
             </w:pPr>
-            <w:bookmarkStart w:colFirst="0" w:colLast="0" w:name="_ldgcrm_sec312" w:id="912"/>
-            <w:bookmarkEnd w:id="912"/>
-            <w:r>
-              <w:rPr>
-                <w:rtl w:val="0"/>
-              </w:rPr>
-              <w:t xml:space="preserve">3.12 VERIFICATION</w:t>
+            <w:bookmarkStart w:colFirst="0" w:colLast="0" w:name="_ldgcrm_sec313" w:id="913"/>
+            <w:bookmarkEnd w:id="913"/>
+            <w:r>
+              <w:rPr>
+                <w:rtl w:val="0"/>
+              </w:rPr>
+              <w:t xml:space="preserve">3.13 TROUBLESHOOTING</w:t>
             </w:r>
           </w:p>
         </w:tc>
@@ -23860,2526 +25497,19 @@
         <w:rPr/>
       </w:pPr>
       <w:r>
+        <w:rPr/>
+        <w:t xml:space="preserve">Every row below is an error this pipeline has actually produced. The middle column is what the message really means; the right-hand column is what the person running the load does about it. </w:t>
+      </w:r>
+      <w:r>
         <w:rPr>
           <w:b w:val="1"/>
           <w:bCs w:val="1"/>
         </w:rPr>
-        <w:t xml:space="preserve">Success counts are not evidence.</w:t>
-      </w:r>
-      <w:r>
-        <w:rPr/>
-        <w:t xml:space="preserve"> Every serious defect found on this project passed its load cleanly. Three questions hide behind a green run, and the load result answers only the first: did the rows Salesforce received get accepted; were all the rows </w:t>
-      </w:r>
-      <w:r>
-        <w:rPr>
-          <w:i w:val="1"/>
-          <w:iCs w:val="1"/>
-        </w:rPr>
-        <w:t xml:space="preserve">sent</w:t>
-      </w:r>
-      <w:r>
-        <w:rPr/>
-        <w:t xml:space="preserve">; and is what landed in them correct. Run everything below, and run the last part </w:t>
-      </w:r>
-      <w:r>
-        <w:rPr>
-          <w:b w:val="1"/>
-          <w:bCs w:val="1"/>
-        </w:rPr>
-        <w:t xml:space="preserve">as a non-administrator</w:t>
-      </w:r>
-      <w:r>
-        <w:rPr/>
-        <w:t xml:space="preserve">.</w:t>
-      </w:r>
-    </w:p>
-    <w:p>
-      <w:pPr>
-        <w:pageBreakBefore w:val="0"/>
-        <w:spacing w:line="276" w:lineRule="auto"/>
-        <w:rPr/>
-      </w:pPr>
-      <w:r>
-        <w:rPr>
-          <w:b w:val="1"/>
-          <w:bCs w:val="1"/>
-        </w:rPr>
-        <w:t xml:space="preserve">A. RECONCILIATION - AIRTABLE IN, SALESFORCE OUT</w:t>
-      </w:r>
-    </w:p>
-    <w:p>
-      <w:pPr>
-        <w:pageBreakBefore w:val="0"/>
-        <w:spacing w:line="276" w:lineRule="auto"/>
-        <w:rPr/>
-      </w:pPr>
-      <w:r>
-        <w:rPr/>
-        <w:t xml:space="preserve">Re-measure both sides every run; the counts move whenever the data owners touch the base. The Airtable side comes from the pull just taken. The Salesforce side is </w:t>
-      </w:r>
-      <w:r>
-        <w:rPr>
-          <w:rFonts w:ascii="Courier New" w:hAnsi="Courier New" w:cs="Courier New"/>
-          <w:sz w:val="17"/>
-          <w:szCs w:val="17"/>
-        </w:rPr>
-        <w:t xml:space="preserve">SELECT COUNT() FROM &lt;Object&gt; WHERE LDGCRM_External_ID__c != null</w:t>
-      </w:r>
-      <w:r>
-        <w:rPr/>
-        <w:t xml:space="preserve"> - </w:t>
-      </w:r>
-      <w:r>
-        <w:rPr>
-          <w:b w:val="1"/>
-          <w:bCs w:val="1"/>
-        </w:rPr>
-        <w:t xml:space="preserve">only rows this migration created.</w:t>
-      </w:r>
-      <w:r>
-        <w:rPr/>
-        <w:t xml:space="preserve"> The check is not "does the number match a table in a document". It is: does the Airtable side match the pull you just took, is the gap explained by the withheld reasons in the run report, and </w:t>
-      </w:r>
-      <w:r>
-        <w:rPr>
-          <w:b w:val="1"/>
-          <w:bCs w:val="1"/>
-        </w:rPr>
-        <w:t xml:space="preserve">did anything move down without a corresponding Airtable change</w:t>
-      </w:r>
-      <w:r>
-        <w:rPr/>
-        <w:t xml:space="preserve"> - that last one is the regression shape.</w:t>
-      </w:r>
-    </w:p>
-    <w:tbl>
-      <w:tblPr>
-        <w:tblStyle w:val="Table14"/>
-        <w:tblW w:w="12960.0" w:type="dxa"/>
-        <w:jc w:val="left"/>
-        <w:tblBorders>
-          <w:top w:color="4f81bd" w:space="0" w:sz="4" w:val="single"/>
-          <w:left w:color="4f81bd" w:space="0" w:sz="4" w:val="single"/>
-          <w:bottom w:color="4f81bd" w:space="0" w:sz="4" w:val="single"/>
-          <w:right w:color="4f81bd" w:space="0" w:sz="4" w:val="single"/>
-          <w:insideH w:color="4f81bd" w:space="0" w:sz="4" w:val="single"/>
-          <w:insideV w:color="4f81bd" w:space="0" w:sz="4" w:val="single"/>
-        </w:tblBorders>
-        <w:tblLayout w:type="fixed"/>
-        <w:tblLook w:val="0600"/>
-      </w:tblPr>
-      <w:tblGrid>
-        <w:gridCol w:w="3400"/>
-        <w:gridCol w:w="3400"/>
-        <w:gridCol w:w="6160"/>
-      </w:tblGrid>
-      <w:tr>
-        <w:trPr>
-          <w:cantSplit w:val="0"/>
-          <w:tblHeader w:val="1"/>
-        </w:trPr>
-        <w:tc>
-          <w:tcPr>
-            <w:tcW w:w="3400" w:type="dxa"/>
-            <w:shd w:val="clear" w:color="auto" w:fill="4f81bd"/>
-            <w:tcMar>
-              <w:left w:w="115.0" w:type="dxa"/>
-              <w:right w:w="115.0" w:type="dxa"/>
-            </w:tcMar>
-            <w:vAlign w:val="top"/>
-          </w:tcPr>
-          <w:p>
-            <w:pPr>
-              <w:pageBreakBefore w:val="0"/>
-              <w:spacing w:line="276" w:lineRule="auto"/>
-              <w:rPr/>
-            </w:pPr>
-            <w:r>
-              <w:rPr>
-                <w:b w:val="1"/>
-                <w:bCs w:val="1"/>
-                <w:color w:val="ffffff"/>
-              </w:rPr>
-              <w:t xml:space="preserve">Airtable table</w:t>
-            </w:r>
-          </w:p>
-        </w:tc>
-        <w:tc>
-          <w:tcPr>
-            <w:tcW w:w="3400" w:type="dxa"/>
-            <w:shd w:val="clear" w:color="auto" w:fill="4f81bd"/>
-            <w:tcMar>
-              <w:left w:w="115.0" w:type="dxa"/>
-              <w:right w:w="115.0" w:type="dxa"/>
-            </w:tcMar>
-            <w:vAlign w:val="top"/>
-          </w:tcPr>
-          <w:p>
-            <w:pPr>
-              <w:pageBreakBefore w:val="0"/>
-              <w:spacing w:line="276" w:lineRule="auto"/>
-              <w:rPr/>
-            </w:pPr>
-            <w:r>
-              <w:rPr>
-                <w:b w:val="1"/>
-                <w:bCs w:val="1"/>
-                <w:color w:val="ffffff"/>
-              </w:rPr>
-              <w:t xml:space="preserve">Salesforce object</w:t>
-            </w:r>
-          </w:p>
-        </w:tc>
-        <w:tc>
-          <w:tcPr>
-            <w:tcW w:w="6160" w:type="dxa"/>
-            <w:shd w:val="clear" w:color="auto" w:fill="4f81bd"/>
-            <w:tcMar>
-              <w:left w:w="115.0" w:type="dxa"/>
-              <w:right w:w="115.0" w:type="dxa"/>
-            </w:tcMar>
-            <w:vAlign w:val="top"/>
-          </w:tcPr>
-          <w:p>
-            <w:pPr>
-              <w:pageBreakBefore w:val="0"/>
-              <w:spacing w:line="276" w:lineRule="auto"/>
-              <w:rPr/>
-            </w:pPr>
-            <w:r>
-              <w:rPr>
-                <w:b w:val="1"/>
-                <w:bCs w:val="1"/>
-                <w:color w:val="ffffff"/>
-              </w:rPr>
-              <w:t xml:space="preserve">Relationship, and what a gap means</w:t>
-            </w:r>
-          </w:p>
-        </w:tc>
-      </w:tr>
-      <w:tr>
-        <w:trPr>
-          <w:cantSplit w:val="0"/>
-          <w:tblHeader w:val="0"/>
-        </w:trPr>
-        <w:tc>
-          <w:tcPr>
-            <w:tcW w:w="3400" w:type="dxa"/>
-            <w:tcMar>
-              <w:left w:w="115.0" w:type="dxa"/>
-              <w:right w:w="115.0" w:type="dxa"/>
-            </w:tcMar>
-            <w:vAlign w:val="top"/>
-          </w:tcPr>
-          <w:p>
-            <w:pPr>
-              <w:pageBreakBefore w:val="0"/>
-              <w:spacing w:line="276" w:lineRule="auto"/>
-              <w:rPr/>
-            </w:pPr>
-            <w:r>
-              <w:rPr/>
-              <w:t xml:space="preserve">Accounts</w:t>
-            </w:r>
-          </w:p>
-        </w:tc>
-        <w:tc>
-          <w:tcPr>
-            <w:tcW w:w="3400" w:type="dxa"/>
-            <w:tcMar>
-              <w:left w:w="115.0" w:type="dxa"/>
-              <w:right w:w="115.0" w:type="dxa"/>
-            </w:tcMar>
-            <w:vAlign w:val="top"/>
-          </w:tcPr>
-          <w:p>
-            <w:pPr>
-              <w:pageBreakBefore w:val="0"/>
-              <w:spacing w:line="276" w:lineRule="auto"/>
-              <w:rPr/>
-            </w:pPr>
-            <w:r>
-              <w:rPr/>
-              <w:t xml:space="preserve">Account </w:t>
-            </w:r>
-            <w:r>
-              <w:rPr>
-                <w:i w:val="1"/>
-                <w:iCs w:val="1"/>
-              </w:rPr>
-              <w:t xml:space="preserve">(tagged)</w:t>
-            </w:r>
-          </w:p>
-        </w:tc>
-        <w:tc>
-          <w:tcPr>
-            <w:tcW w:w="6160" w:type="dxa"/>
-            <w:tcMar>
-              <w:left w:w="115.0" w:type="dxa"/>
-              <w:right w:w="115.0" w:type="dxa"/>
-            </w:tcMar>
-            <w:vAlign w:val="top"/>
-          </w:tcPr>
-          <w:p>
-            <w:pPr>
-              <w:pageBreakBefore w:val="0"/>
-              <w:spacing w:line="276" w:lineRule="auto"/>
-              <w:rPr/>
-            </w:pPr>
-            <w:r>
-              <w:rPr>
-                <w:b w:val="1"/>
-                <w:bCs w:val="1"/>
-              </w:rPr>
-              <w:t xml:space="preserve">Not one-to-one.</w:t>
-            </w:r>
-            <w:r>
-              <w:rPr/>
-              <w:t xml:space="preserve"> Reconciled onto existing Accounts, never created. The gap is the unplaced-Account list, not a load failure.</w:t>
-            </w:r>
-          </w:p>
-        </w:tc>
-      </w:tr>
-      <w:tr>
-        <w:trPr>
-          <w:cantSplit w:val="0"/>
-          <w:tblHeader w:val="0"/>
-        </w:trPr>
-        <w:tc>
-          <w:tcPr>
-            <w:tcW w:w="3400" w:type="dxa"/>
-            <w:tcMar>
-              <w:left w:w="115.0" w:type="dxa"/>
-              <w:right w:w="115.0" w:type="dxa"/>
-            </w:tcMar>
-            <w:vAlign w:val="top"/>
-          </w:tcPr>
-          <w:p>
-            <w:pPr>
-              <w:pageBreakBefore w:val="0"/>
-              <w:spacing w:line="276" w:lineRule="auto"/>
-              <w:rPr/>
-            </w:pPr>
-            <w:r>
-              <w:rPr/>
-              <w:t xml:space="preserve">Partner Accounts</w:t>
-            </w:r>
-          </w:p>
-        </w:tc>
-        <w:tc>
-          <w:tcPr>
-            <w:tcW w:w="3400" w:type="dxa"/>
-            <w:tcMar>
-              <w:left w:w="115.0" w:type="dxa"/>
-              <w:right w:w="115.0" w:type="dxa"/>
-            </w:tcMar>
-            <w:vAlign w:val="top"/>
-          </w:tcPr>
-          <w:p>
-            <w:pPr>
-              <w:pageBreakBefore w:val="0"/>
-              <w:spacing w:line="276" w:lineRule="auto"/>
-              <w:rPr/>
-            </w:pPr>
-            <w:r>
-              <w:rPr>
-                <w:rFonts w:ascii="Courier New" w:hAnsi="Courier New" w:cs="Courier New"/>
-                <w:sz w:val="17"/>
-                <w:szCs w:val="17"/>
-              </w:rPr>
-              <w:t xml:space="preserve">LDGCRM_Partner_Account__c</w:t>
-            </w:r>
-          </w:p>
-        </w:tc>
-        <w:tc>
-          <w:tcPr>
-            <w:tcW w:w="6160" w:type="dxa"/>
-            <w:tcMar>
-              <w:left w:w="115.0" w:type="dxa"/>
-              <w:right w:w="115.0" w:type="dxa"/>
-            </w:tcMar>
-            <w:vAlign w:val="top"/>
-          </w:tcPr>
-          <w:p>
-            <w:pPr>
-              <w:pageBreakBefore w:val="0"/>
-              <w:spacing w:line="276" w:lineRule="auto"/>
-              <w:rPr/>
-            </w:pPr>
-            <w:r>
-              <w:rPr/>
-              <w:t xml:space="preserve">Roughly one-to-one. A gap means the parent Account did not reconcile.</w:t>
-            </w:r>
-          </w:p>
-        </w:tc>
-      </w:tr>
-      <w:tr>
-        <w:trPr>
-          <w:cantSplit w:val="0"/>
-          <w:tblHeader w:val="0"/>
-        </w:trPr>
-        <w:tc>
-          <w:tcPr>
-            <w:tcW w:w="3400" w:type="dxa"/>
-            <w:tcMar>
-              <w:left w:w="115.0" w:type="dxa"/>
-              <w:right w:w="115.0" w:type="dxa"/>
-            </w:tcMar>
-            <w:vAlign w:val="top"/>
-          </w:tcPr>
-          <w:p>
-            <w:pPr>
-              <w:pageBreakBefore w:val="0"/>
-              <w:spacing w:line="276" w:lineRule="auto"/>
-              <w:rPr/>
-            </w:pPr>
-            <w:r>
-              <w:rPr/>
-              <w:t xml:space="preserve">Contacts </w:t>
-            </w:r>
-            <w:r>
-              <w:rPr>
-                <w:b w:val="1"/>
-                <w:bCs w:val="1"/>
-              </w:rPr>
-              <w:t xml:space="preserve">plus</w:t>
-            </w:r>
-            <w:r>
-              <w:rPr/>
-              <w:t xml:space="preserve"> Opportunity Contacts</w:t>
-            </w:r>
-          </w:p>
-        </w:tc>
-        <w:tc>
-          <w:tcPr>
-            <w:tcW w:w="3400" w:type="dxa"/>
-            <w:tcMar>
-              <w:left w:w="115.0" w:type="dxa"/>
-              <w:right w:w="115.0" w:type="dxa"/>
-            </w:tcMar>
-            <w:vAlign w:val="top"/>
-          </w:tcPr>
-          <w:p>
-            <w:pPr>
-              <w:pageBreakBefore w:val="0"/>
-              <w:spacing w:line="276" w:lineRule="auto"/>
-              <w:rPr/>
-            </w:pPr>
-            <w:r>
-              <w:rPr/>
-              <w:t xml:space="preserve">Contact</w:t>
-            </w:r>
-          </w:p>
-        </w:tc>
-        <w:tc>
-          <w:tcPr>
-            <w:tcW w:w="6160" w:type="dxa"/>
-            <w:tcMar>
-              <w:left w:w="115.0" w:type="dxa"/>
-              <w:right w:w="115.0" w:type="dxa"/>
-            </w:tcMar>
-            <w:vAlign w:val="top"/>
-          </w:tcPr>
-          <w:p>
-            <w:pPr>
-              <w:pageBreakBefore w:val="0"/>
-              <w:spacing w:line="276" w:lineRule="auto"/>
-              <w:rPr/>
-            </w:pPr>
-            <w:r>
-              <w:rPr>
-                <w:b w:val="1"/>
-                <w:bCs w:val="1"/>
-              </w:rPr>
-              <w:t xml:space="preserve">Two tables in, merged on email address.</w:t>
-            </w:r>
-            <w:r>
-              <w:rPr/>
-              <w:t xml:space="preserve"> Expect </w:t>
-            </w:r>
-            <w:r>
-              <w:rPr>
-                <w:i w:val="1"/>
-                <w:iCs w:val="1"/>
-              </w:rPr>
-              <w:t xml:space="preserve">more</w:t>
-            </w:r>
-            <w:r>
-              <w:rPr/>
-              <w:t xml:space="preserve"> Contacts than the Contacts export holds: Opportunity Contacts has no link back to Contacts and is folded in.</w:t>
-            </w:r>
-          </w:p>
-        </w:tc>
-      </w:tr>
-      <w:tr>
-        <w:trPr>
-          <w:cantSplit w:val="0"/>
-          <w:tblHeader w:val="0"/>
-        </w:trPr>
-        <w:tc>
-          <w:tcPr>
-            <w:tcW w:w="3400" w:type="dxa"/>
-            <w:tcMar>
-              <w:left w:w="115.0" w:type="dxa"/>
-              <w:right w:w="115.0" w:type="dxa"/>
-            </w:tcMar>
-            <w:vAlign w:val="top"/>
-          </w:tcPr>
-          <w:p>
-            <w:pPr>
-              <w:pageBreakBefore w:val="0"/>
-              <w:spacing w:line="276" w:lineRule="auto"/>
-              <w:rPr/>
-            </w:pPr>
-            <w:r>
-              <w:rPr/>
-              <w:t xml:space="preserve">Opportunities</w:t>
-            </w:r>
-          </w:p>
-        </w:tc>
-        <w:tc>
-          <w:tcPr>
-            <w:tcW w:w="3400" w:type="dxa"/>
-            <w:tcMar>
-              <w:left w:w="115.0" w:type="dxa"/>
-              <w:right w:w="115.0" w:type="dxa"/>
-            </w:tcMar>
-            <w:vAlign w:val="top"/>
-          </w:tcPr>
-          <w:p>
-            <w:pPr>
-              <w:pageBreakBefore w:val="0"/>
-              <w:spacing w:line="276" w:lineRule="auto"/>
-              <w:rPr/>
-            </w:pPr>
-            <w:r>
-              <w:rPr/>
-              <w:t xml:space="preserve">Opportunity</w:t>
-            </w:r>
-          </w:p>
-        </w:tc>
-        <w:tc>
-          <w:tcPr>
-            <w:tcW w:w="6160" w:type="dxa"/>
-            <w:tcMar>
-              <w:left w:w="115.0" w:type="dxa"/>
-              <w:right w:w="115.0" w:type="dxa"/>
-            </w:tcMar>
-            <w:vAlign w:val="top"/>
-          </w:tcPr>
-          <w:p>
-            <w:pPr>
-              <w:pageBreakBefore w:val="0"/>
-              <w:spacing w:line="276" w:lineRule="auto"/>
-              <w:rPr/>
-            </w:pPr>
-            <w:r>
-              <w:rPr/>
-              <w:t xml:space="preserve">Roughly one-to-one. A gap means the Account did not reconcile, or the row has no Status.</w:t>
-            </w:r>
-          </w:p>
-        </w:tc>
-      </w:tr>
-      <w:tr>
-        <w:trPr>
-          <w:cantSplit w:val="0"/>
-          <w:tblHeader w:val="0"/>
-        </w:trPr>
-        <w:tc>
-          <w:tcPr>
-            <w:tcW w:w="3400" w:type="dxa"/>
-            <w:tcMar>
-              <w:left w:w="115.0" w:type="dxa"/>
-              <w:right w:w="115.0" w:type="dxa"/>
-            </w:tcMar>
-            <w:vAlign w:val="top"/>
-          </w:tcPr>
-          <w:p>
-            <w:pPr>
-              <w:pageBreakBefore w:val="0"/>
-              <w:spacing w:line="276" w:lineRule="auto"/>
-              <w:rPr/>
-            </w:pPr>
-            <w:r>
-              <w:rPr/>
-              <w:t xml:space="preserve">Applications</w:t>
-            </w:r>
-          </w:p>
-        </w:tc>
-        <w:tc>
-          <w:tcPr>
-            <w:tcW w:w="3400" w:type="dxa"/>
-            <w:tcMar>
-              <w:left w:w="115.0" w:type="dxa"/>
-              <w:right w:w="115.0" w:type="dxa"/>
-            </w:tcMar>
-            <w:vAlign w:val="top"/>
-          </w:tcPr>
-          <w:p>
-            <w:pPr>
-              <w:pageBreakBefore w:val="0"/>
-              <w:spacing w:line="276" w:lineRule="auto"/>
-              <w:rPr/>
-            </w:pPr>
-            <w:r>
-              <w:rPr>
-                <w:rFonts w:ascii="Courier New" w:hAnsi="Courier New" w:cs="Courier New"/>
-                <w:sz w:val="17"/>
-                <w:szCs w:val="17"/>
-              </w:rPr>
-              <w:t xml:space="preserve">LDGCRM_application__c</w:t>
-            </w:r>
-          </w:p>
-        </w:tc>
-        <w:tc>
-          <w:tcPr>
-            <w:tcW w:w="6160" w:type="dxa"/>
-            <w:tcMar>
-              <w:left w:w="115.0" w:type="dxa"/>
-              <w:right w:w="115.0" w:type="dxa"/>
-            </w:tcMar>
-            <w:vAlign w:val="top"/>
-          </w:tcPr>
-          <w:p>
-            <w:pPr>
-              <w:pageBreakBefore w:val="0"/>
-              <w:spacing w:line="276" w:lineRule="auto"/>
-              <w:rPr/>
-            </w:pPr>
-            <w:r>
-              <w:rPr/>
-              <w:t xml:space="preserve">Roughly one-to-one. A gap means the parent Partner Account is absent.</w:t>
-            </w:r>
-          </w:p>
-        </w:tc>
-      </w:tr>
-      <w:tr>
-        <w:trPr>
-          <w:cantSplit w:val="0"/>
-          <w:tblHeader w:val="0"/>
-        </w:trPr>
-        <w:tc>
-          <w:tcPr>
-            <w:tcW w:w="3400" w:type="dxa"/>
-            <w:tcMar>
-              <w:left w:w="115.0" w:type="dxa"/>
-              <w:right w:w="115.0" w:type="dxa"/>
-            </w:tcMar>
-            <w:vAlign w:val="top"/>
-          </w:tcPr>
-          <w:p>
-            <w:pPr>
-              <w:pageBreakBefore w:val="0"/>
-              <w:spacing w:line="276" w:lineRule="auto"/>
-              <w:rPr/>
-            </w:pPr>
-            <w:r>
-              <w:rPr/>
-              <w:t xml:space="preserve">Impediments</w:t>
-            </w:r>
-          </w:p>
-        </w:tc>
-        <w:tc>
-          <w:tcPr>
-            <w:tcW w:w="3400" w:type="dxa"/>
-            <w:tcMar>
-              <w:left w:w="115.0" w:type="dxa"/>
-              <w:right w:w="115.0" w:type="dxa"/>
-            </w:tcMar>
-            <w:vAlign w:val="top"/>
-          </w:tcPr>
-          <w:p>
-            <w:pPr>
-              <w:pageBreakBefore w:val="0"/>
-              <w:spacing w:line="276" w:lineRule="auto"/>
-              <w:rPr/>
-            </w:pPr>
-            <w:r>
-              <w:rPr>
-                <w:rFonts w:ascii="Courier New" w:hAnsi="Courier New" w:cs="Courier New"/>
-                <w:sz w:val="17"/>
-                <w:szCs w:val="17"/>
-              </w:rPr>
-              <w:t xml:space="preserve">LDGCRM_Impediment__c</w:t>
-            </w:r>
-          </w:p>
-        </w:tc>
-        <w:tc>
-          <w:tcPr>
-            <w:tcW w:w="6160" w:type="dxa"/>
-            <w:tcMar>
-              <w:left w:w="115.0" w:type="dxa"/>
-              <w:right w:w="115.0" w:type="dxa"/>
-            </w:tcMar>
-            <w:vAlign w:val="top"/>
-          </w:tcPr>
-          <w:p>
-            <w:pPr>
-              <w:pageBreakBefore w:val="0"/>
-              <w:spacing w:line="276" w:lineRule="auto"/>
-              <w:rPr/>
-            </w:pPr>
-            <w:r>
-              <w:rPr/>
-              <w:t xml:space="preserve">One-to-one </w:t>
-            </w:r>
-            <w:r>
-              <w:rPr>
-                <w:b w:val="1"/>
-                <w:bCs w:val="1"/>
-              </w:rPr>
-              <w:t xml:space="preserve">minus the </w:t>
-            </w:r>
-            <w:r>
-              <w:rPr>
-                <w:rFonts w:ascii="Courier New" w:hAnsi="Courier New" w:cs="Courier New"/>
-                <w:b w:val="1"/>
-                <w:bCs w:val="1"/>
-                <w:sz w:val="17"/>
-                <w:szCs w:val="17"/>
-              </w:rPr>
-              <w:t xml:space="preserve">None</w:t>
-            </w:r>
-            <w:r>
-              <w:rPr>
-                <w:b w:val="1"/>
-                <w:bCs w:val="1"/>
-              </w:rPr>
-              <w:t xml:space="preserve"> placeholder</w:t>
-            </w:r>
-            <w:r>
-              <w:rPr/>
-              <w:t xml:space="preserve">, which is excluded by rule.</w:t>
-            </w:r>
-          </w:p>
-        </w:tc>
-      </w:tr>
-      <w:tr>
-        <w:trPr>
-          <w:cantSplit w:val="0"/>
-          <w:tblHeader w:val="0"/>
-        </w:trPr>
-        <w:tc>
-          <w:tcPr>
-            <w:tcW w:w="3400" w:type="dxa"/>
-            <w:tcMar>
-              <w:left w:w="115.0" w:type="dxa"/>
-              <w:right w:w="115.0" w:type="dxa"/>
-            </w:tcMar>
-            <w:vAlign w:val="top"/>
-          </w:tcPr>
-          <w:p>
-            <w:pPr>
-              <w:pageBreakBefore w:val="0"/>
-              <w:spacing w:line="276" w:lineRule="auto"/>
-              <w:rPr/>
-            </w:pPr>
-            <w:r>
-              <w:rPr/>
-              <w:t xml:space="preserve">Impediments x Opportunities</w:t>
-            </w:r>
-          </w:p>
-        </w:tc>
-        <w:tc>
-          <w:tcPr>
-            <w:tcW w:w="3400" w:type="dxa"/>
-            <w:tcMar>
-              <w:left w:w="115.0" w:type="dxa"/>
-              <w:right w:w="115.0" w:type="dxa"/>
-            </w:tcMar>
-            <w:vAlign w:val="top"/>
-          </w:tcPr>
-          <w:p>
-            <w:pPr>
-              <w:pageBreakBefore w:val="0"/>
-              <w:spacing w:line="276" w:lineRule="auto"/>
-              <w:rPr/>
-            </w:pPr>
-            <w:r>
-              <w:rPr>
-                <w:rFonts w:ascii="Courier New" w:hAnsi="Courier New" w:cs="Courier New"/>
-                <w:sz w:val="17"/>
-                <w:szCs w:val="17"/>
-              </w:rPr>
-              <w:t xml:space="preserve">LDGCRM_Opportunity_Impediment__c</w:t>
-            </w:r>
-          </w:p>
-        </w:tc>
-        <w:tc>
-          <w:tcPr>
-            <w:tcW w:w="6160" w:type="dxa"/>
-            <w:tcMar>
-              <w:left w:w="115.0" w:type="dxa"/>
-              <w:right w:w="115.0" w:type="dxa"/>
-            </w:tcMar>
-            <w:vAlign w:val="top"/>
-          </w:tcPr>
-          <w:p>
-            <w:pPr>
-              <w:pageBreakBefore w:val="0"/>
-              <w:spacing w:line="276" w:lineRule="auto"/>
-              <w:rPr/>
-            </w:pPr>
-            <w:r>
-              <w:rPr/>
-              <w:t xml:space="preserve">One row per pair; </w:t>
-            </w:r>
-            <w:r>
-              <w:rPr>
-                <w:rFonts w:ascii="Courier New" w:hAnsi="Courier New" w:cs="Courier New"/>
-                <w:sz w:val="17"/>
-                <w:szCs w:val="17"/>
-              </w:rPr>
-              <w:t xml:space="preserve">None</w:t>
-            </w:r>
-            <w:r>
-              <w:rPr/>
-              <w:t xml:space="preserve"> links excluded.</w:t>
-            </w:r>
-          </w:p>
-        </w:tc>
-      </w:tr>
-      <w:tr>
-        <w:trPr>
-          <w:cantSplit w:val="0"/>
-          <w:tblHeader w:val="0"/>
-        </w:trPr>
-        <w:tc>
-          <w:tcPr>
-            <w:tcW w:w="3400" w:type="dxa"/>
-            <w:tcMar>
-              <w:left w:w="115.0" w:type="dxa"/>
-              <w:right w:w="115.0" w:type="dxa"/>
-            </w:tcMar>
-            <w:vAlign w:val="top"/>
-          </w:tcPr>
-          <w:p>
-            <w:pPr>
-              <w:pageBreakBefore w:val="0"/>
-              <w:spacing w:line="276" w:lineRule="auto"/>
-              <w:rPr/>
-            </w:pPr>
-            <w:r>
-              <w:rPr/>
-              <w:t xml:space="preserve">Applications x Contacts</w:t>
-            </w:r>
-          </w:p>
-        </w:tc>
-        <w:tc>
-          <w:tcPr>
-            <w:tcW w:w="3400" w:type="dxa"/>
-            <w:tcMar>
-              <w:left w:w="115.0" w:type="dxa"/>
-              <w:right w:w="115.0" w:type="dxa"/>
-            </w:tcMar>
-            <w:vAlign w:val="top"/>
-          </w:tcPr>
-          <w:p>
-            <w:pPr>
-              <w:pageBreakBefore w:val="0"/>
-              <w:spacing w:line="276" w:lineRule="auto"/>
-              <w:rPr/>
-            </w:pPr>
-            <w:r>
-              <w:rPr>
-                <w:rFonts w:ascii="Courier New" w:hAnsi="Courier New" w:cs="Courier New"/>
-                <w:sz w:val="17"/>
-                <w:szCs w:val="17"/>
-              </w:rPr>
-              <w:t xml:space="preserve">LDGCRM_Application_Contact__c</w:t>
-            </w:r>
-          </w:p>
-        </w:tc>
-        <w:tc>
-          <w:tcPr>
-            <w:tcW w:w="6160" w:type="dxa"/>
-            <w:tcMar>
-              <w:left w:w="115.0" w:type="dxa"/>
-              <w:right w:w="115.0" w:type="dxa"/>
-            </w:tcMar>
-            <w:vAlign w:val="top"/>
-          </w:tcPr>
-          <w:p>
-            <w:pPr>
-              <w:pageBreakBefore w:val="0"/>
-              <w:spacing w:line="276" w:lineRule="auto"/>
-              <w:rPr/>
-            </w:pPr>
-            <w:r>
-              <w:rPr/>
-              <w:t xml:space="preserve">One row per pair, on a composite key.</w:t>
-            </w:r>
-          </w:p>
-        </w:tc>
-      </w:tr>
-      <w:tr>
-        <w:trPr>
-          <w:cantSplit w:val="0"/>
-          <w:tblHeader w:val="0"/>
-        </w:trPr>
-        <w:tc>
-          <w:tcPr>
-            <w:tcW w:w="3400" w:type="dxa"/>
-            <w:tcMar>
-              <w:left w:w="115.0" w:type="dxa"/>
-              <w:right w:w="115.0" w:type="dxa"/>
-            </w:tcMar>
-            <w:vAlign w:val="top"/>
-          </w:tcPr>
-          <w:p>
-            <w:pPr>
-              <w:pageBreakBefore w:val="0"/>
-              <w:spacing w:line="276" w:lineRule="auto"/>
-              <w:rPr/>
-            </w:pPr>
-            <w:r>
-              <w:rPr/>
-              <w:t xml:space="preserve">Opportunity Contacts</w:t>
-            </w:r>
-          </w:p>
-        </w:tc>
-        <w:tc>
-          <w:tcPr>
-            <w:tcW w:w="3400" w:type="dxa"/>
-            <w:tcMar>
-              <w:left w:w="115.0" w:type="dxa"/>
-              <w:right w:w="115.0" w:type="dxa"/>
-            </w:tcMar>
-            <w:vAlign w:val="top"/>
-          </w:tcPr>
-          <w:p>
-            <w:pPr>
-              <w:pageBreakBefore w:val="0"/>
-              <w:spacing w:line="276" w:lineRule="auto"/>
-              <w:rPr/>
-            </w:pPr>
-            <w:r>
-              <w:rPr>
-                <w:rFonts w:ascii="Courier New" w:hAnsi="Courier New" w:cs="Courier New"/>
-                <w:sz w:val="17"/>
-                <w:szCs w:val="17"/>
-              </w:rPr>
-              <w:t xml:space="preserve">OpportunityContactRole</w:t>
-            </w:r>
-          </w:p>
-        </w:tc>
-        <w:tc>
-          <w:tcPr>
-            <w:tcW w:w="6160" w:type="dxa"/>
-            <w:tcMar>
-              <w:left w:w="115.0" w:type="dxa"/>
-              <w:right w:w="115.0" w:type="dxa"/>
-            </w:tcMar>
-            <w:vAlign w:val="top"/>
-          </w:tcPr>
-          <w:p>
-            <w:pPr>
-              <w:pageBreakBefore w:val="0"/>
-              <w:spacing w:line="276" w:lineRule="auto"/>
-              <w:rPr/>
-            </w:pPr>
-            <w:r>
-              <w:rPr>
-                <w:b w:val="1"/>
-                <w:bCs w:val="1"/>
-              </w:rPr>
-              <w:t xml:space="preserve">Exceeds its source table</w:t>
-            </w:r>
-            <w:r>
-              <w:rPr/>
-              <w:t xml:space="preserve">, because roles also come from the Application and Opportunity relationships.</w:t>
-            </w:r>
-          </w:p>
-        </w:tc>
-      </w:tr>
-      <w:tr>
-        <w:trPr>
-          <w:cantSplit w:val="0"/>
-          <w:tblHeader w:val="0"/>
-        </w:trPr>
-        <w:tc>
-          <w:tcPr>
-            <w:tcW w:w="3400" w:type="dxa"/>
-            <w:tcMar>
-              <w:left w:w="115.0" w:type="dxa"/>
-              <w:right w:w="115.0" w:type="dxa"/>
-            </w:tcMar>
-            <w:vAlign w:val="top"/>
-          </w:tcPr>
-          <w:p>
-            <w:pPr>
-              <w:pageBreakBefore w:val="0"/>
-              <w:spacing w:line="276" w:lineRule="auto"/>
-              <w:rPr/>
-            </w:pPr>
-            <w:r>
-              <w:rPr/>
-              <w:t xml:space="preserve">Market Segments</w:t>
-            </w:r>
-          </w:p>
-        </w:tc>
-        <w:tc>
-          <w:tcPr>
-            <w:tcW w:w="3400" w:type="dxa"/>
-            <w:tcMar>
-              <w:left w:w="115.0" w:type="dxa"/>
-              <w:right w:w="115.0" w:type="dxa"/>
-            </w:tcMar>
-            <w:vAlign w:val="top"/>
-          </w:tcPr>
-          <w:p>
-            <w:pPr>
-              <w:pageBreakBefore w:val="0"/>
-              <w:spacing w:line="276" w:lineRule="auto"/>
-              <w:rPr/>
-            </w:pPr>
-            <w:r>
-              <w:rPr>
-                <w:rFonts w:ascii="Courier New" w:hAnsi="Courier New" w:cs="Courier New"/>
-                <w:sz w:val="17"/>
-                <w:szCs w:val="17"/>
-              </w:rPr>
-              <w:t xml:space="preserve">LDGCRM_Market_Segment__c</w:t>
-            </w:r>
-          </w:p>
-        </w:tc>
-        <w:tc>
-          <w:tcPr>
-            <w:tcW w:w="6160" w:type="dxa"/>
-            <w:tcMar>
-              <w:left w:w="115.0" w:type="dxa"/>
-              <w:right w:w="115.0" w:type="dxa"/>
-            </w:tcMar>
-            <w:vAlign w:val="top"/>
-          </w:tcPr>
-          <w:p>
-            <w:pPr>
-              <w:pageBreakBefore w:val="0"/>
-              <w:spacing w:line="276" w:lineRule="auto"/>
-              <w:rPr/>
-            </w:pPr>
-            <w:r>
-              <w:rPr/>
-              <w:t xml:space="preserve">Keyed on the segment </w:t>
-            </w:r>
-            <w:r>
-              <w:rPr>
-                <w:b w:val="1"/>
-                <w:bCs w:val="1"/>
-              </w:rPr>
-              <w:t xml:space="preserve">name</w:t>
-            </w:r>
-            <w:r>
-              <w:rPr/>
-              <w:t xml:space="preserve">, not a record ID.</w:t>
-            </w:r>
-          </w:p>
-        </w:tc>
-      </w:tr>
-      <w:tr>
-        <w:trPr>
-          <w:cantSplit w:val="0"/>
-          <w:tblHeader w:val="0"/>
-        </w:trPr>
-        <w:tc>
-          <w:tcPr>
-            <w:tcW w:w="3400" w:type="dxa"/>
-            <w:tcMar>
-              <w:left w:w="115.0" w:type="dxa"/>
-              <w:right w:w="115.0" w:type="dxa"/>
-            </w:tcMar>
-            <w:vAlign w:val="top"/>
-          </w:tcPr>
-          <w:p>
-            <w:pPr>
-              <w:pageBreakBefore w:val="0"/>
-              <w:spacing w:line="276" w:lineRule="auto"/>
-              <w:rPr/>
-            </w:pPr>
-            <w:r>
-              <w:rPr>
-                <w:i w:val="1"/>
-                <w:iCs w:val="1"/>
-              </w:rPr>
-              <w:t xml:space="preserve">(freeform columns)</w:t>
-            </w:r>
-          </w:p>
-        </w:tc>
-        <w:tc>
-          <w:tcPr>
-            <w:tcW w:w="3400" w:type="dxa"/>
-            <w:tcMar>
-              <w:left w:w="115.0" w:type="dxa"/>
-              <w:right w:w="115.0" w:type="dxa"/>
-            </w:tcMar>
-            <w:vAlign w:val="top"/>
-          </w:tcPr>
-          <w:p>
-            <w:pPr>
-              <w:pageBreakBefore w:val="0"/>
-              <w:spacing w:line="276" w:lineRule="auto"/>
-              <w:rPr/>
-            </w:pPr>
-            <w:r>
-              <w:rPr>
-                <w:rFonts w:ascii="Courier New" w:hAnsi="Courier New" w:cs="Courier New"/>
-                <w:sz w:val="17"/>
-                <w:szCs w:val="17"/>
-              </w:rPr>
-              <w:t xml:space="preserve">ContentNote</w:t>
-            </w:r>
-          </w:p>
-        </w:tc>
-        <w:tc>
-          <w:tcPr>
-            <w:tcW w:w="6160" w:type="dxa"/>
-            <w:tcMar>
-              <w:left w:w="115.0" w:type="dxa"/>
-              <w:right w:w="115.0" w:type="dxa"/>
-            </w:tcMar>
-            <w:vAlign w:val="top"/>
-          </w:tcPr>
-          <w:p>
-            <w:pPr>
-              <w:pageBreakBefore w:val="0"/>
-              <w:spacing w:line="276" w:lineRule="auto"/>
-              <w:rPr/>
-            </w:pPr>
-            <w:r>
-              <w:rPr/>
-              <w:t xml:space="preserve">Built last, from columns that have no field of their own.</w:t>
-            </w:r>
-          </w:p>
-        </w:tc>
-      </w:tr>
-      <w:tr>
-        <w:trPr>
-          <w:cantSplit w:val="0"/>
-          <w:tblHeader w:val="0"/>
-        </w:trPr>
-        <w:tc>
-          <w:tcPr>
-            <w:tcW w:w="3400" w:type="dxa"/>
-            <w:tcMar>
-              <w:left w:w="115.0" w:type="dxa"/>
-              <w:right w:w="115.0" w:type="dxa"/>
-            </w:tcMar>
-            <w:vAlign w:val="top"/>
-          </w:tcPr>
-          <w:p>
-            <w:pPr>
-              <w:pageBreakBefore w:val="0"/>
-              <w:spacing w:line="276" w:lineRule="auto"/>
-              <w:rPr/>
-            </w:pPr>
-            <w:r>
-              <w:rPr/>
-              <w:t xml:space="preserve">Meetings</w:t>
-            </w:r>
-          </w:p>
-        </w:tc>
-        <w:tc>
-          <w:tcPr>
-            <w:tcW w:w="3400" w:type="dxa"/>
-            <w:tcMar>
-              <w:left w:w="115.0" w:type="dxa"/>
-              <w:right w:w="115.0" w:type="dxa"/>
-            </w:tcMar>
-            <w:vAlign w:val="top"/>
-          </w:tcPr>
-          <w:p>
-            <w:pPr>
-              <w:pageBreakBefore w:val="0"/>
-              <w:spacing w:line="276" w:lineRule="auto"/>
-              <w:rPr/>
-            </w:pPr>
-            <w:r>
-              <w:rPr>
-                <w:i w:val="1"/>
-                <w:iCs w:val="1"/>
-              </w:rPr>
-              <w:t xml:space="preserve">(not migrated)</w:t>
-            </w:r>
-          </w:p>
-        </w:tc>
-        <w:tc>
-          <w:tcPr>
-            <w:tcW w:w="6160" w:type="dxa"/>
-            <w:tcMar>
-              <w:left w:w="115.0" w:type="dxa"/>
-              <w:right w:w="115.0" w:type="dxa"/>
-            </w:tcMar>
-            <w:vAlign w:val="top"/>
-          </w:tcPr>
-          <w:p>
-            <w:pPr>
-              <w:pageBreakBefore w:val="0"/>
-              <w:spacing w:line="276" w:lineRule="auto"/>
-              <w:rPr/>
-            </w:pPr>
-            <w:r>
-              <w:rPr>
-                <w:b w:val="1"/>
-                <w:bCs w:val="1"/>
-              </w:rPr>
-              <w:t xml:space="preserve">Deferred by decision. Zero is the expected result.</w:t>
-            </w:r>
-          </w:p>
-        </w:tc>
-      </w:tr>
-    </w:tbl>
-    <w:p>
-      <w:pPr>
-        <w:pageBreakBefore w:val="0"/>
-        <w:spacing w:line="276" w:lineRule="auto"/>
-        <w:rPr/>
-      </w:pPr>
-    </w:p>
-    <w:p>
-      <w:pPr>
-        <w:pageBreakBefore w:val="0"/>
-        <w:spacing w:line="276" w:lineRule="auto"/>
-        <w:rPr/>
-      </w:pPr>
-      <w:r>
-        <w:rPr>
-          <w:b w:val="1"/>
-          <w:bCs w:val="1"/>
-        </w:rPr>
-        <w:t xml:space="preserve">B. MARKET SEGMENT - SET BY FLOW, NOT BY THE LOAD. ALL THREE MUST BE 0</w:t>
-      </w:r>
-    </w:p>
-    <w:p>
-      <w:pPr>
-        <w:pageBreakBefore w:val="0"/>
-        <w:spacing w:line="276" w:lineRule="auto"/>
-        <w:rPr/>
-      </w:pPr>
-      <w:r>
-        <w:rPr/>
-        <w:t xml:space="preserve">A non-zero count means the Flows did not fire, and </w:t>
-      </w:r>
-      <w:r>
-        <w:rPr>
-          <w:b w:val="1"/>
-          <w:bCs w:val="1"/>
-        </w:rPr>
-        <w:t xml:space="preserve">nothing else in the load will tell you.</w:t>
-      </w:r>
-      <w:r>
-        <w:rPr/>
-        <w:t xml:space="preserve"> Do not substitute the run's own output: post-load validation prints two similar-looking lines, but they are reported rather than enforced, and they cover only two of the three objects - </w:t>
-      </w:r>
-      <w:r>
-        <w:rPr>
-          <w:rFonts w:ascii="Courier New" w:hAnsi="Courier New" w:cs="Courier New"/>
-          <w:sz w:val="17"/>
-          <w:szCs w:val="17"/>
-        </w:rPr>
-        <w:t xml:space="preserve">LDGCRM_Partner_Account__c</w:t>
-      </w:r>
-      <w:r>
-        <w:rPr/>
-        <w:t xml:space="preserve"> is not printed at all. This is the exact check that would have caught the failed QA load, so it is the wrong one to skim.</w:t>
-      </w:r>
-    </w:p>
-    <w:p>
-      <w:pPr>
-        <w:pageBreakBefore w:val="0"/>
-        <w:spacing w:line="276" w:lineRule="auto"/>
-        <w:rPr/>
-      </w:pPr>
-      <w:r>
-        <w:rPr>
-          <w:rFonts w:ascii="Courier New" w:hAnsi="Courier New" w:cs="Courier New"/>
-          <w:sz w:val="17"/>
-          <w:szCs w:val="17"/>
-        </w:rPr>
-        <w:t xml:space="preserve">sf data query -q "SELECT COUNT() FROM LDGCRM_Partner_Account__c WHERE LDGCRM_External_ID__c != null AND LDGCRM_Market_Segment__c = null" --target-org &lt;alias&gt;</w:t>
-      </w:r>
-      <w:r>
-        <w:rPr/>
-        <w:t xml:space="preserve">
-</w:t>
-      </w:r>
-      <w:r>
-        <w:rPr>
-          <w:rFonts w:ascii="Courier New" w:hAnsi="Courier New" w:cs="Courier New"/>
-          <w:sz w:val="17"/>
-          <w:szCs w:val="17"/>
-        </w:rPr>
-        <w:t xml:space="preserve">sf data query -q "SELECT COUNT() FROM Opportunity WHERE LDGCRM_External_ID__c != null AND LDGCRM_Market_Segment__c = null" --target-org &lt;alias&gt;</w:t>
-      </w:r>
-      <w:r>
-        <w:rPr/>
-        <w:t xml:space="preserve">
-</w:t>
-      </w:r>
-      <w:r>
-        <w:rPr>
-          <w:rFonts w:ascii="Courier New" w:hAnsi="Courier New" w:cs="Courier New"/>
-          <w:sz w:val="17"/>
-          <w:szCs w:val="17"/>
-        </w:rPr>
-        <w:t xml:space="preserve">sf data query -q "SELECT COUNT() FROM LDGCRM_application__c WHERE LDGCRM_External_ID__c != null AND LDGCRM_Market_Segment__c = null" --target-org &lt;alias&gt;</w:t>
-      </w:r>
-    </w:p>
-    <w:p>
-      <w:pPr>
-        <w:pageBreakBefore w:val="0"/>
-        <w:spacing w:line="276" w:lineRule="auto"/>
-        <w:rPr/>
-      </w:pPr>
-      <w:r>
-        <w:rPr>
-          <w:b w:val="1"/>
-          <w:bCs w:val="1"/>
-        </w:rPr>
-        <w:t xml:space="preserve">Re-running does not fix a blank.</w:t>
-      </w:r>
-      <w:r>
-        <w:rPr/>
-        <w:t xml:space="preserve"> If these come back non-zero, a factory reset and full reload is required, not a re-run.</w:t>
-      </w:r>
-    </w:p>
-    <w:p>
-      <w:pPr>
-        <w:pageBreakBefore w:val="0"/>
-        <w:spacing w:line="276" w:lineRule="auto"/>
-        <w:rPr/>
-      </w:pPr>
-      <w:r>
-        <w:rPr>
-          <w:b w:val="1"/>
-          <w:bCs w:val="1"/>
-        </w:rPr>
-        <w:t xml:space="preserve">C. FIELD COMPLETENESS - WHAT A ROW COUNT CANNOT REACH</w:t>
-      </w:r>
-    </w:p>
-    <w:tbl>
-      <w:tblPr>
-        <w:tblStyle w:val="Table14"/>
-        <w:tblW w:w="12960.0" w:type="dxa"/>
-        <w:jc w:val="left"/>
-        <w:tblBorders>
-          <w:top w:color="4f81bd" w:space="0" w:sz="4" w:val="single"/>
-          <w:left w:color="4f81bd" w:space="0" w:sz="4" w:val="single"/>
-          <w:bottom w:color="4f81bd" w:space="0" w:sz="4" w:val="single"/>
-          <w:right w:color="4f81bd" w:space="0" w:sz="4" w:val="single"/>
-          <w:insideH w:color="4f81bd" w:space="0" w:sz="4" w:val="single"/>
-          <w:insideV w:color="4f81bd" w:space="0" w:sz="4" w:val="single"/>
-        </w:tblBorders>
-        <w:tblLayout w:type="fixed"/>
-        <w:tblLook w:val="0600"/>
-      </w:tblPr>
-      <w:tblGrid>
-        <w:gridCol w:w="8400"/>
-        <w:gridCol w:w="4560"/>
-      </w:tblGrid>
-      <w:tr>
-        <w:trPr>
-          <w:cantSplit w:val="0"/>
-          <w:tblHeader w:val="1"/>
-        </w:trPr>
-        <w:tc>
-          <w:tcPr>
-            <w:tcW w:w="8400" w:type="dxa"/>
-            <w:shd w:val="clear" w:color="auto" w:fill="4f81bd"/>
-            <w:tcMar>
-              <w:left w:w="115.0" w:type="dxa"/>
-              <w:right w:w="115.0" w:type="dxa"/>
-            </w:tcMar>
-            <w:vAlign w:val="top"/>
-          </w:tcPr>
-          <w:p>
-            <w:pPr>
-              <w:pageBreakBefore w:val="0"/>
-              <w:spacing w:line="276" w:lineRule="auto"/>
-              <w:rPr/>
-            </w:pPr>
-            <w:r>
-              <w:rPr>
-                <w:b w:val="1"/>
-                <w:bCs w:val="1"/>
-                <w:color w:val="ffffff"/>
-              </w:rPr>
-              <w:t xml:space="preserve">Query</w:t>
-            </w:r>
-          </w:p>
-        </w:tc>
-        <w:tc>
-          <w:tcPr>
-            <w:tcW w:w="4560" w:type="dxa"/>
-            <w:shd w:val="clear" w:color="auto" w:fill="4f81bd"/>
-            <w:tcMar>
-              <w:left w:w="115.0" w:type="dxa"/>
-              <w:right w:w="115.0" w:type="dxa"/>
-            </w:tcMar>
-            <w:vAlign w:val="top"/>
-          </w:tcPr>
-          <w:p>
-            <w:pPr>
-              <w:pageBreakBefore w:val="0"/>
-              <w:spacing w:line="276" w:lineRule="auto"/>
-              <w:rPr/>
-            </w:pPr>
-            <w:r>
-              <w:rPr>
-                <w:b w:val="1"/>
-                <w:bCs w:val="1"/>
-                <w:color w:val="ffffff"/>
-              </w:rPr>
-              <w:t xml:space="preserve">Expected</w:t>
-            </w:r>
-          </w:p>
-        </w:tc>
-      </w:tr>
-      <w:tr>
-        <w:trPr>
-          <w:cantSplit w:val="0"/>
-          <w:tblHeader w:val="0"/>
-        </w:trPr>
-        <w:tc>
-          <w:tcPr>
-            <w:tcW w:w="8400" w:type="dxa"/>
-            <w:tcMar>
-              <w:left w:w="115.0" w:type="dxa"/>
-              <w:right w:w="115.0" w:type="dxa"/>
-            </w:tcMar>
-            <w:vAlign w:val="top"/>
-          </w:tcPr>
-          <w:p>
-            <w:pPr>
-              <w:pageBreakBefore w:val="0"/>
-              <w:spacing w:line="276" w:lineRule="auto"/>
-              <w:rPr/>
-            </w:pPr>
-            <w:r>
-              <w:rPr>
-                <w:rFonts w:ascii="Courier New" w:hAnsi="Courier New" w:cs="Courier New"/>
-                <w:sz w:val="17"/>
-                <w:szCs w:val="17"/>
-              </w:rPr>
-              <w:t xml:space="preserve">SELECT COUNT() FROM LDGCRM_application__c WHERE LDGCRM_External_ID__c != null AND LDGCRM_Launch_Level__c = null</w:t>
-            </w:r>
-          </w:p>
-        </w:tc>
-        <w:tc>
-          <w:tcPr>
-            <w:tcW w:w="4560" w:type="dxa"/>
-            <w:tcMar>
-              <w:left w:w="115.0" w:type="dxa"/>
-              <w:right w:w="115.0" w:type="dxa"/>
-            </w:tcMar>
-            <w:vAlign w:val="top"/>
-          </w:tcPr>
-          <w:p>
-            <w:pPr>
-              <w:pageBreakBefore w:val="0"/>
-              <w:spacing w:line="276" w:lineRule="auto"/>
-              <w:rPr/>
-            </w:pPr>
-            <w:r>
-              <w:rPr>
-                <w:b w:val="1"/>
-                <w:bCs w:val="1"/>
-              </w:rPr>
-              <w:t xml:space="preserve">0.</w:t>
-            </w:r>
-            <w:r>
-              <w:rPr/>
-              <w:t xml:space="preserve"> A blank Launch Level falls through a formula's else-branch and reports the Application 100% launch-complete.</w:t>
-            </w:r>
-          </w:p>
-        </w:tc>
-      </w:tr>
-      <w:tr>
-        <w:trPr>
-          <w:cantSplit w:val="0"/>
-          <w:tblHeader w:val="0"/>
-        </w:trPr>
-        <w:tc>
-          <w:tcPr>
-            <w:tcW w:w="8400" w:type="dxa"/>
-            <w:tcMar>
-              <w:left w:w="115.0" w:type="dxa"/>
-              <w:right w:w="115.0" w:type="dxa"/>
-            </w:tcMar>
-            <w:vAlign w:val="top"/>
-          </w:tcPr>
-          <w:p>
-            <w:pPr>
-              <w:pageBreakBefore w:val="0"/>
-              <w:spacing w:line="276" w:lineRule="auto"/>
-              <w:rPr/>
-            </w:pPr>
-            <w:r>
-              <w:rPr>
-                <w:rFonts w:ascii="Courier New" w:hAnsi="Courier New" w:cs="Courier New"/>
-                <w:sz w:val="17"/>
-                <w:szCs w:val="17"/>
-              </w:rPr>
-              <w:t xml:space="preserve">SELECT COUNT() FROM LDGCRM_application__c WHERE LDGCRM_External_ID__c != null AND LDGCRM_P3_Team_UUID__c != null</w:t>
-            </w:r>
-          </w:p>
-        </w:tc>
-        <w:tc>
-          <w:tcPr>
-            <w:tcW w:w="4560" w:type="dxa"/>
-            <w:tcMar>
-              <w:left w:w="115.0" w:type="dxa"/>
-              <w:right w:w="115.0" w:type="dxa"/>
-            </w:tcMar>
-            <w:vAlign w:val="top"/>
-          </w:tcPr>
-          <w:p>
-            <w:pPr>
-              <w:pageBreakBefore w:val="0"/>
-              <w:spacing w:line="276" w:lineRule="auto"/>
-              <w:rPr/>
-            </w:pPr>
-            <w:r>
-              <w:rPr>
-                <w:b w:val="1"/>
-                <w:bCs w:val="1"/>
-              </w:rPr>
-              <w:t xml:space="preserve">A large positive number.</w:t>
-            </w:r>
-            <w:r>
-              <w:rPr/>
-              <w:t xml:space="preserve"> 0 means the portal-team columns were withheld.</w:t>
-            </w:r>
-          </w:p>
-        </w:tc>
-      </w:tr>
-      <w:tr>
-        <w:trPr>
-          <w:cantSplit w:val="0"/>
-          <w:tblHeader w:val="0"/>
-        </w:trPr>
-        <w:tc>
-          <w:tcPr>
-            <w:tcW w:w="8400" w:type="dxa"/>
-            <w:tcMar>
-              <w:left w:w="115.0" w:type="dxa"/>
-              <w:right w:w="115.0" w:type="dxa"/>
-            </w:tcMar>
-            <w:vAlign w:val="top"/>
-          </w:tcPr>
-          <w:p>
-            <w:pPr>
-              <w:pageBreakBefore w:val="0"/>
-              <w:spacing w:line="276" w:lineRule="auto"/>
-              <w:rPr/>
-            </w:pPr>
-            <w:r>
-              <w:rPr>
-                <w:rFonts w:ascii="Courier New" w:hAnsi="Courier New" w:cs="Courier New"/>
-                <w:sz w:val="17"/>
-                <w:szCs w:val="17"/>
-              </w:rPr>
-              <w:t xml:space="preserve">SELECT COUNT() FROM LDGCRM_application__c WHERE LDGCRM_P3_Team_UUID__c = '#N/A' OR LDGCRM_P3_Partner_Portal_Team_Name__c = '#N/A'</w:t>
-            </w:r>
-          </w:p>
-        </w:tc>
-        <w:tc>
-          <w:tcPr>
-            <w:tcW w:w="4560" w:type="dxa"/>
-            <w:tcMar>
-              <w:left w:w="115.0" w:type="dxa"/>
-              <w:right w:w="115.0" w:type="dxa"/>
-            </w:tcMar>
-            <w:vAlign w:val="top"/>
-          </w:tcPr>
-          <w:p>
-            <w:pPr>
-              <w:pageBreakBefore w:val="0"/>
-              <w:spacing w:line="276" w:lineRule="auto"/>
-              <w:rPr/>
-            </w:pPr>
-            <w:r>
-              <w:rPr>
-                <w:b w:val="1"/>
-                <w:bCs w:val="1"/>
-              </w:rPr>
-              <w:t xml:space="preserve">0.</w:t>
-            </w:r>
-            <w:r>
-              <w:rPr/>
-              <w:t xml:space="preserve"> </w:t>
-            </w:r>
-            <w:r>
-              <w:rPr>
-                <w:rFonts w:ascii="Courier New" w:hAnsi="Courier New" w:cs="Courier New"/>
-                <w:sz w:val="17"/>
-                <w:szCs w:val="17"/>
-              </w:rPr>
-              <w:t xml:space="preserve">#N/A</w:t>
-            </w:r>
-            <w:r>
-              <w:rPr/>
-              <w:t xml:space="preserve"> is a literal string in the Airtable source and must never reach the org.</w:t>
-            </w:r>
-          </w:p>
-        </w:tc>
-      </w:tr>
-      <w:tr>
-        <w:trPr>
-          <w:cantSplit w:val="0"/>
-          <w:tblHeader w:val="0"/>
-        </w:trPr>
-        <w:tc>
-          <w:tcPr>
-            <w:tcW w:w="8400" w:type="dxa"/>
-            <w:tcMar>
-              <w:left w:w="115.0" w:type="dxa"/>
-              <w:right w:w="115.0" w:type="dxa"/>
-            </w:tcMar>
-            <w:vAlign w:val="top"/>
-          </w:tcPr>
-          <w:p>
-            <w:pPr>
-              <w:pageBreakBefore w:val="0"/>
-              <w:spacing w:line="276" w:lineRule="auto"/>
-              <w:rPr/>
-            </w:pPr>
-            <w:r>
-              <w:rPr>
-                <w:rFonts w:ascii="Courier New" w:hAnsi="Courier New" w:cs="Courier New"/>
-                <w:sz w:val="17"/>
-                <w:szCs w:val="17"/>
-              </w:rPr>
-              <w:t xml:space="preserve">SELECT COUNT() FROM LDGCRM_application__c WHERE LDGCRM_External_ID__c != null AND LDGCRM_Partner_Account__c = null</w:t>
-            </w:r>
-          </w:p>
-        </w:tc>
-        <w:tc>
-          <w:tcPr>
-            <w:tcW w:w="4560" w:type="dxa"/>
-            <w:tcMar>
-              <w:left w:w="115.0" w:type="dxa"/>
-              <w:right w:w="115.0" w:type="dxa"/>
-            </w:tcMar>
-            <w:vAlign w:val="top"/>
-          </w:tcPr>
-          <w:p>
-            <w:pPr>
-              <w:pageBreakBefore w:val="0"/>
-              <w:spacing w:line="276" w:lineRule="auto"/>
-              <w:rPr/>
-            </w:pPr>
-            <w:r>
-              <w:rPr>
-                <w:b w:val="1"/>
-                <w:bCs w:val="1"/>
-              </w:rPr>
-              <w:t xml:space="preserve">0.</w:t>
-            </w:r>
-            <w:r>
-              <w:rPr/>
-              <w:t xml:space="preserve"> The parent lookup is required.</w:t>
-            </w:r>
-          </w:p>
-        </w:tc>
-      </w:tr>
-      <w:tr>
-        <w:trPr>
-          <w:cantSplit w:val="0"/>
-          <w:tblHeader w:val="0"/>
-        </w:trPr>
-        <w:tc>
-          <w:tcPr>
-            <w:tcW w:w="8400" w:type="dxa"/>
-            <w:tcMar>
-              <w:left w:w="115.0" w:type="dxa"/>
-              <w:right w:w="115.0" w:type="dxa"/>
-            </w:tcMar>
-            <w:vAlign w:val="top"/>
-          </w:tcPr>
-          <w:p>
-            <w:pPr>
-              <w:pageBreakBefore w:val="0"/>
-              <w:spacing w:line="276" w:lineRule="auto"/>
-              <w:rPr/>
-            </w:pPr>
-            <w:r>
-              <w:rPr>
-                <w:rFonts w:ascii="Courier New" w:hAnsi="Courier New" w:cs="Courier New"/>
-                <w:sz w:val="17"/>
-                <w:szCs w:val="17"/>
-              </w:rPr>
-              <w:t xml:space="preserve">SELECT COUNT() FROM Opportunity WHERE LDGCRM_External_ID__c != null AND AccountId = null</w:t>
-            </w:r>
-          </w:p>
-        </w:tc>
-        <w:tc>
-          <w:tcPr>
-            <w:tcW w:w="4560" w:type="dxa"/>
-            <w:tcMar>
-              <w:left w:w="115.0" w:type="dxa"/>
-              <w:right w:w="115.0" w:type="dxa"/>
-            </w:tcMar>
-            <w:vAlign w:val="top"/>
-          </w:tcPr>
-          <w:p>
-            <w:pPr>
-              <w:pageBreakBefore w:val="0"/>
-              <w:spacing w:line="276" w:lineRule="auto"/>
-              <w:rPr/>
-            </w:pPr>
-            <w:r>
-              <w:rPr>
-                <w:b w:val="1"/>
-                <w:bCs w:val="1"/>
-              </w:rPr>
-              <w:t xml:space="preserve">0.</w:t>
-            </w:r>
-            <w:r>
-              <w:rPr/>
-              <w:t xml:space="preserve"> An Opportunity with no Account is orphaned.</w:t>
-            </w:r>
-          </w:p>
-        </w:tc>
-      </w:tr>
-      <w:tr>
-        <w:trPr>
-          <w:cantSplit w:val="0"/>
-          <w:tblHeader w:val="0"/>
-        </w:trPr>
-        <w:tc>
-          <w:tcPr>
-            <w:tcW w:w="8400" w:type="dxa"/>
-            <w:tcMar>
-              <w:left w:w="115.0" w:type="dxa"/>
-              <w:right w:w="115.0" w:type="dxa"/>
-            </w:tcMar>
-            <w:vAlign w:val="top"/>
-          </w:tcPr>
-          <w:p>
-            <w:pPr>
-              <w:pageBreakBefore w:val="0"/>
-              <w:spacing w:line="276" w:lineRule="auto"/>
-              <w:rPr/>
-            </w:pPr>
-            <w:r>
-              <w:rPr>
-                <w:rFonts w:ascii="Courier New" w:hAnsi="Courier New" w:cs="Courier New"/>
-                <w:sz w:val="17"/>
-                <w:szCs w:val="17"/>
-              </w:rPr>
-              <w:t xml:space="preserve">SELECT COUNT() FROM Opportunity WHERE LDGCRM_External_ID__c != null AND LDGCRM_Est_Annual_Revenue_fully_ramped__c &gt; 0</w:t>
-            </w:r>
-          </w:p>
-        </w:tc>
-        <w:tc>
-          <w:tcPr>
-            <w:tcW w:w="4560" w:type="dxa"/>
-            <w:tcMar>
-              <w:left w:w="115.0" w:type="dxa"/>
-              <w:right w:w="115.0" w:type="dxa"/>
-            </w:tcMar>
-            <w:vAlign w:val="top"/>
-          </w:tcPr>
-          <w:p>
-            <w:pPr>
-              <w:pageBreakBefore w:val="0"/>
-              <w:spacing w:line="276" w:lineRule="auto"/>
-              <w:rPr/>
-            </w:pPr>
-            <w:r>
-              <w:rPr>
-                <w:b w:val="1"/>
-                <w:bCs w:val="1"/>
-              </w:rPr>
-              <w:t xml:space="preserve">A large positive number.</w:t>
-            </w:r>
-            <w:r>
-              <w:rPr/>
-              <w:t xml:space="preserve"> Note this is the formula field, </w:t>
-            </w:r>
-            <w:r>
-              <w:rPr>
-                <w:b w:val="1"/>
-                <w:bCs w:val="1"/>
-              </w:rPr>
-              <w:t xml:space="preserve">not</w:t>
-            </w:r>
-            <w:r>
-              <w:rPr/>
-              <w:t xml:space="preserve"> </w:t>
-            </w:r>
-            <w:r>
-              <w:rPr>
-                <w:rFonts w:ascii="Courier New" w:hAnsi="Courier New" w:cs="Courier New"/>
-                <w:sz w:val="17"/>
-                <w:szCs w:val="17"/>
-              </w:rPr>
-              <w:t xml:space="preserve">Amount</w:t>
-            </w:r>
-            <w:r>
-              <w:rPr/>
-              <w:t xml:space="preserve"> - the migration never writes </w:t>
-            </w:r>
-            <w:r>
-              <w:rPr>
-                <w:rFonts w:ascii="Courier New" w:hAnsi="Courier New" w:cs="Courier New"/>
-                <w:sz w:val="17"/>
-                <w:szCs w:val="17"/>
-              </w:rPr>
-              <w:t xml:space="preserve">Amount</w:t>
-            </w:r>
-            <w:r>
-              <w:rPr/>
-              <w:t xml:space="preserve">, so 0 there is correct.</w:t>
-            </w:r>
-          </w:p>
-        </w:tc>
-      </w:tr>
-      <w:tr>
-        <w:trPr>
-          <w:cantSplit w:val="0"/>
-          <w:tblHeader w:val="0"/>
-        </w:trPr>
-        <w:tc>
-          <w:tcPr>
-            <w:tcW w:w="8400" w:type="dxa"/>
-            <w:tcMar>
-              <w:left w:w="115.0" w:type="dxa"/>
-              <w:right w:w="115.0" w:type="dxa"/>
-            </w:tcMar>
-            <w:vAlign w:val="top"/>
-          </w:tcPr>
-          <w:p>
-            <w:pPr>
-              <w:pageBreakBefore w:val="0"/>
-              <w:spacing w:line="276" w:lineRule="auto"/>
-              <w:rPr/>
-            </w:pPr>
-            <w:r>
-              <w:rPr>
-                <w:rFonts w:ascii="Courier New" w:hAnsi="Courier New" w:cs="Courier New"/>
-                <w:sz w:val="17"/>
-                <w:szCs w:val="17"/>
-              </w:rPr>
-              <w:t xml:space="preserve">SELECT RecordType.DeveloperName, COUNT(Id) FROM Opportunity WHERE LDGCRM_External_ID__c != null GROUP BY RecordType.DeveloperName</w:t>
-            </w:r>
-          </w:p>
-        </w:tc>
-        <w:tc>
-          <w:tcPr>
-            <w:tcW w:w="4560" w:type="dxa"/>
-            <w:tcMar>
-              <w:left w:w="115.0" w:type="dxa"/>
-              <w:right w:w="115.0" w:type="dxa"/>
-            </w:tcMar>
-            <w:vAlign w:val="top"/>
-          </w:tcPr>
-          <w:p>
-            <w:pPr>
-              <w:pageBreakBefore w:val="0"/>
-              <w:spacing w:line="276" w:lineRule="auto"/>
-              <w:rPr/>
-            </w:pPr>
-            <w:r>
-              <w:rPr>
-                <w:rFonts w:ascii="Courier New" w:hAnsi="Courier New" w:cs="Courier New"/>
-                <w:b w:val="1"/>
-                <w:bCs w:val="1"/>
-                <w:sz w:val="17"/>
-                <w:szCs w:val="17"/>
-              </w:rPr>
-              <w:t xml:space="preserve">Login_gov</w:t>
-            </w:r>
-            <w:r>
-              <w:rPr>
-                <w:b w:val="1"/>
-                <w:bCs w:val="1"/>
-              </w:rPr>
-              <w:t xml:space="preserve"> only.</w:t>
-            </w:r>
-            <w:r>
-              <w:rPr/>
-              <w:t xml:space="preserve"> Never </w:t>
-            </w:r>
-            <w:r>
-              <w:rPr>
-                <w:rFonts w:ascii="Courier New" w:hAnsi="Courier New" w:cs="Courier New"/>
-                <w:sz w:val="17"/>
-                <w:szCs w:val="17"/>
-              </w:rPr>
-              <w:t xml:space="preserve">TTS_OTCRM_Opportunity</w:t>
-            </w:r>
-            <w:r>
-              <w:rPr/>
-              <w:t xml:space="preserve">.</w:t>
-            </w:r>
-          </w:p>
-        </w:tc>
-      </w:tr>
-      <w:tr>
-        <w:trPr>
-          <w:cantSplit w:val="0"/>
-          <w:tblHeader w:val="0"/>
-        </w:trPr>
-        <w:tc>
-          <w:tcPr>
-            <w:tcW w:w="8400" w:type="dxa"/>
-            <w:tcMar>
-              <w:left w:w="115.0" w:type="dxa"/>
-              <w:right w:w="115.0" w:type="dxa"/>
-            </w:tcMar>
-            <w:vAlign w:val="top"/>
-          </w:tcPr>
-          <w:p>
-            <w:pPr>
-              <w:pageBreakBefore w:val="0"/>
-              <w:spacing w:line="276" w:lineRule="auto"/>
-              <w:rPr/>
-            </w:pPr>
-            <w:r>
-              <w:rPr>
-                <w:rFonts w:ascii="Courier New" w:hAnsi="Courier New" w:cs="Courier New"/>
-                <w:sz w:val="17"/>
-                <w:szCs w:val="17"/>
-              </w:rPr>
-              <w:t xml:space="preserve">SELECT RecordType.DeveloperName, COUNT(Id) FROM Contact WHERE LDGCRM_External_ID__c != null GROUP BY RecordType.DeveloperName</w:t>
-            </w:r>
-          </w:p>
-        </w:tc>
-        <w:tc>
-          <w:tcPr>
-            <w:tcW w:w="4560" w:type="dxa"/>
-            <w:tcMar>
-              <w:left w:w="115.0" w:type="dxa"/>
-              <w:right w:w="115.0" w:type="dxa"/>
-            </w:tcMar>
-            <w:vAlign w:val="top"/>
-          </w:tcPr>
-          <w:p>
-            <w:pPr>
-              <w:pageBreakBefore w:val="0"/>
-              <w:spacing w:line="276" w:lineRule="auto"/>
-              <w:rPr/>
-            </w:pPr>
-            <w:r>
-              <w:rPr>
-                <w:rFonts w:ascii="Courier New" w:hAnsi="Courier New" w:cs="Courier New"/>
-                <w:b w:val="1"/>
-                <w:bCs w:val="1"/>
-                <w:sz w:val="17"/>
-                <w:szCs w:val="17"/>
-              </w:rPr>
-              <w:t xml:space="preserve">Federal</w:t>
-            </w:r>
-            <w:r>
-              <w:rPr>
-                <w:b w:val="1"/>
-                <w:bCs w:val="1"/>
-              </w:rPr>
-              <w:t xml:space="preserve"> and </w:t>
-            </w:r>
-            <w:r>
-              <w:rPr>
-                <w:rFonts w:ascii="Courier New" w:hAnsi="Courier New" w:cs="Courier New"/>
-                <w:b w:val="1"/>
-                <w:bCs w:val="1"/>
-                <w:sz w:val="17"/>
-                <w:szCs w:val="17"/>
-              </w:rPr>
-              <w:t xml:space="preserve">GSA</w:t>
-            </w:r>
-            <w:r>
-              <w:rPr>
-                <w:b w:val="1"/>
-                <w:bCs w:val="1"/>
-              </w:rPr>
-              <w:t xml:space="preserve"> only.</w:t>
-            </w:r>
-            <w:r>
-              <w:rPr/>
-              <w:t xml:space="preserve"> Anything else means a wrong record type was assigned.</w:t>
-            </w:r>
-          </w:p>
-        </w:tc>
-      </w:tr>
-      <w:tr>
-        <w:trPr>
-          <w:cantSplit w:val="0"/>
-          <w:tblHeader w:val="0"/>
-        </w:trPr>
-        <w:tc>
-          <w:tcPr>
-            <w:tcW w:w="8400" w:type="dxa"/>
-            <w:tcMar>
-              <w:left w:w="115.0" w:type="dxa"/>
-              <w:right w:w="115.0" w:type="dxa"/>
-            </w:tcMar>
-            <w:vAlign w:val="top"/>
-          </w:tcPr>
-          <w:p>
-            <w:pPr>
-              <w:pageBreakBefore w:val="0"/>
-              <w:spacing w:line="276" w:lineRule="auto"/>
-              <w:rPr/>
-            </w:pPr>
-            <w:r>
-              <w:rPr>
-                <w:rFonts w:ascii="Courier New" w:hAnsi="Courier New" w:cs="Courier New"/>
-                <w:sz w:val="17"/>
-                <w:szCs w:val="17"/>
-              </w:rPr>
-              <w:t xml:space="preserve">SELECT COUNT() FROM LDGCRM_Application_Contact__c WHERE LGDCRM_P3_Partner_Portal_Admin__c = true</w:t>
-            </w:r>
-          </w:p>
-        </w:tc>
-        <w:tc>
-          <w:tcPr>
-            <w:tcW w:w="4560" w:type="dxa"/>
-            <w:tcMar>
-              <w:left w:w="115.0" w:type="dxa"/>
-              <w:right w:w="115.0" w:type="dxa"/>
-            </w:tcMar>
-            <w:vAlign w:val="top"/>
-          </w:tcPr>
-          <w:p>
-            <w:pPr>
-              <w:pageBreakBefore w:val="0"/>
-              <w:spacing w:line="276" w:lineRule="auto"/>
-              <w:rPr/>
-            </w:pPr>
-            <w:r>
-              <w:rPr>
-                <w:b w:val="1"/>
-                <w:bCs w:val="1"/>
-              </w:rPr>
-              <w:t xml:space="preserve">A positive number.</w:t>
-            </w:r>
-            <w:r>
-              <w:rPr/>
-              <w:t xml:space="preserve"> Note the transposed </w:t>
-            </w:r>
-            <w:r>
-              <w:rPr>
-                <w:rFonts w:ascii="Courier New" w:hAnsi="Courier New" w:cs="Courier New"/>
-                <w:sz w:val="17"/>
-                <w:szCs w:val="17"/>
-              </w:rPr>
-              <w:t xml:space="preserve">LGDCRM_</w:t>
-            </w:r>
-            <w:r>
-              <w:rPr/>
-              <w:t xml:space="preserve"> prefix - that is the real API name. 0 means the source broke, not that nobody is an administrator.</w:t>
-            </w:r>
-          </w:p>
-        </w:tc>
-      </w:tr>
-      <w:tr>
-        <w:trPr>
-          <w:cantSplit w:val="0"/>
-          <w:tblHeader w:val="0"/>
-        </w:trPr>
-        <w:tc>
-          <w:tcPr>
-            <w:tcW w:w="8400" w:type="dxa"/>
-            <w:tcMar>
-              <w:left w:w="115.0" w:type="dxa"/>
-              <w:right w:w="115.0" w:type="dxa"/>
-            </w:tcMar>
-            <w:vAlign w:val="top"/>
-          </w:tcPr>
-          <w:p>
-            <w:pPr>
-              <w:pageBreakBefore w:val="0"/>
-              <w:spacing w:line="276" w:lineRule="auto"/>
-              <w:rPr/>
-            </w:pPr>
-            <w:r>
-              <w:rPr>
-                <w:rFonts w:ascii="Courier New" w:hAnsi="Courier New" w:cs="Courier New"/>
-                <w:sz w:val="17"/>
-                <w:szCs w:val="17"/>
-              </w:rPr>
-              <w:t xml:space="preserve">SELECT Id, FirstName, LastName, Email FROM Contact WHERE LDGCRM_External_ID__c != null AND (LastName LIKE '%helpdesk%' OR LastName LIKE '%support%')</w:t>
-            </w:r>
-          </w:p>
-        </w:tc>
-        <w:tc>
-          <w:tcPr>
-            <w:tcW w:w="4560" w:type="dxa"/>
-            <w:tcMar>
-              <w:left w:w="115.0" w:type="dxa"/>
-              <w:right w:w="115.0" w:type="dxa"/>
-            </w:tcMar>
-            <w:vAlign w:val="top"/>
-          </w:tcPr>
-          <w:p>
-            <w:pPr>
-              <w:pageBreakBefore w:val="0"/>
-              <w:spacing w:line="276" w:lineRule="auto"/>
-              <w:rPr/>
-            </w:pPr>
-            <w:r>
-              <w:rPr>
-                <w:b w:val="1"/>
-                <w:bCs w:val="1"/>
-              </w:rPr>
-              <w:t xml:space="preserve">Empty.</w:t>
-            </w:r>
-            <w:r>
-              <w:rPr/>
-              <w:t xml:space="preserve"> A Contact named after a role inbox means the name splitter fabricated a person.</w:t>
-            </w:r>
-          </w:p>
-        </w:tc>
-      </w:tr>
-      <w:tr>
-        <w:trPr>
-          <w:cantSplit w:val="0"/>
-          <w:tblHeader w:val="0"/>
-        </w:trPr>
-        <w:tc>
-          <w:tcPr>
-            <w:tcW w:w="8400" w:type="dxa"/>
-            <w:tcMar>
-              <w:left w:w="115.0" w:type="dxa"/>
-              <w:right w:w="115.0" w:type="dxa"/>
-            </w:tcMar>
-            <w:vAlign w:val="top"/>
-          </w:tcPr>
-          <w:p>
-            <w:pPr>
-              <w:pageBreakBefore w:val="0"/>
-              <w:spacing w:line="276" w:lineRule="auto"/>
-              <w:rPr/>
-            </w:pPr>
-            <w:r>
-              <w:rPr>
-                <w:rFonts w:ascii="Courier New" w:hAnsi="Courier New" w:cs="Courier New"/>
-                <w:sz w:val="17"/>
-                <w:szCs w:val="17"/>
-              </w:rPr>
-              <w:t xml:space="preserve">SELECT COUNT() FROM Event WHERE LDGCRM_External_ID__c != null</w:t>
-            </w:r>
-            <w:r>
-              <w:rPr/>
-              <w:t xml:space="preserve"> and the same for </w:t>
-            </w:r>
-            <w:r>
-              <w:rPr>
-                <w:rFonts w:ascii="Courier New" w:hAnsi="Courier New" w:cs="Courier New"/>
-                <w:sz w:val="17"/>
-                <w:szCs w:val="17"/>
-              </w:rPr>
-              <w:t xml:space="preserve">Task</w:t>
-            </w:r>
-          </w:p>
-        </w:tc>
-        <w:tc>
-          <w:tcPr>
-            <w:tcW w:w="4560" w:type="dxa"/>
-            <w:tcMar>
-              <w:left w:w="115.0" w:type="dxa"/>
-              <w:right w:w="115.0" w:type="dxa"/>
-            </w:tcMar>
-            <w:vAlign w:val="top"/>
-          </w:tcPr>
-          <w:p>
-            <w:pPr>
-              <w:pageBreakBefore w:val="0"/>
-              <w:spacing w:line="276" w:lineRule="auto"/>
-              <w:rPr/>
-            </w:pPr>
-            <w:r>
-              <w:rPr>
-                <w:b w:val="1"/>
-                <w:bCs w:val="1"/>
-              </w:rPr>
-              <w:t xml:space="preserve">0 for both.</w:t>
-            </w:r>
-            <w:r>
-              <w:rPr/>
-              <w:t xml:space="preserve"> Meetings are not migrated in this release.</w:t>
-            </w:r>
-          </w:p>
-        </w:tc>
-      </w:tr>
-      <w:tr>
-        <w:trPr>
-          <w:cantSplit w:val="0"/>
-          <w:tblHeader w:val="0"/>
-        </w:trPr>
-        <w:tc>
-          <w:tcPr>
-            <w:tcW w:w="8400" w:type="dxa"/>
-            <w:tcMar>
-              <w:left w:w="115.0" w:type="dxa"/>
-              <w:right w:w="115.0" w:type="dxa"/>
-            </w:tcMar>
-            <w:vAlign w:val="top"/>
-          </w:tcPr>
-          <w:p>
-            <w:pPr>
-              <w:pageBreakBefore w:val="0"/>
-              <w:spacing w:line="276" w:lineRule="auto"/>
-              <w:rPr/>
-            </w:pPr>
-            <w:r>
-              <w:rPr>
-                <w:rFonts w:ascii="Courier New" w:hAnsi="Courier New" w:cs="Courier New"/>
-                <w:sz w:val="17"/>
-                <w:szCs w:val="17"/>
-              </w:rPr>
-              <w:t xml:space="preserve">SELECT Name, On__c FROM TriggerControls__c WHERE Name = 'Contact'</w:t>
-            </w:r>
-          </w:p>
-        </w:tc>
-        <w:tc>
-          <w:tcPr>
-            <w:tcW w:w="4560" w:type="dxa"/>
-            <w:tcMar>
-              <w:left w:w="115.0" w:type="dxa"/>
-              <w:right w:w="115.0" w:type="dxa"/>
-            </w:tcMar>
-            <w:vAlign w:val="top"/>
-          </w:tcPr>
-          <w:p>
-            <w:pPr>
-              <w:pageBreakBefore w:val="0"/>
-              <w:spacing w:line="276" w:lineRule="auto"/>
-              <w:rPr/>
-            </w:pPr>
-            <w:r>
-              <w:rPr>
-                <w:rFonts w:ascii="Courier New" w:hAnsi="Courier New" w:cs="Courier New"/>
-                <w:b w:val="1"/>
-                <w:bCs w:val="1"/>
-                <w:sz w:val="17"/>
-                <w:szCs w:val="17"/>
-              </w:rPr>
-              <w:t xml:space="preserve">On__c</w:t>
-            </w:r>
-            <w:r>
-              <w:rPr>
-                <w:b w:val="1"/>
-                <w:bCs w:val="1"/>
-              </w:rPr>
-              <w:t xml:space="preserve"> must be true.</w:t>
-            </w:r>
-            <w:r>
-              <w:rPr/>
-              <w:t xml:space="preserve"> Restored automatically, but it is another application's configuration - confirm it rather than assume it.</w:t>
-            </w:r>
-          </w:p>
-        </w:tc>
-      </w:tr>
-      <w:tr>
-        <w:trPr>
-          <w:cantSplit w:val="0"/>
-          <w:tblHeader w:val="0"/>
-        </w:trPr>
-        <w:tc>
-          <w:tcPr>
-            <w:tcW w:w="8400" w:type="dxa"/>
-            <w:tcMar>
-              <w:left w:w="115.0" w:type="dxa"/>
-              <w:right w:w="115.0" w:type="dxa"/>
-            </w:tcMar>
-            <w:vAlign w:val="top"/>
-          </w:tcPr>
-          <w:p>
-            <w:pPr>
-              <w:pageBreakBefore w:val="0"/>
-              <w:spacing w:line="276" w:lineRule="auto"/>
-              <w:rPr/>
-            </w:pPr>
-            <w:r>
-              <w:rPr>
-                <w:rFonts w:ascii="Courier New" w:hAnsi="Courier New" w:cs="Courier New"/>
-                <w:sz w:val="17"/>
-                <w:szCs w:val="17"/>
-              </w:rPr>
-              <w:t xml:space="preserve">SELECT COUNT() FROM Opportunity WHERE Owner.IsActive = false AND LDGCRM_External_ID__c != null</w:t>
-            </w:r>
-          </w:p>
-        </w:tc>
-        <w:tc>
-          <w:tcPr>
-            <w:tcW w:w="4560" w:type="dxa"/>
-            <w:tcMar>
-              <w:left w:w="115.0" w:type="dxa"/>
-              <w:right w:w="115.0" w:type="dxa"/>
-            </w:tcMar>
-            <w:vAlign w:val="top"/>
-          </w:tcPr>
-          <w:p>
-            <w:pPr>
-              <w:pageBreakBefore w:val="0"/>
-              <w:spacing w:line="276" w:lineRule="auto"/>
-              <w:rPr/>
-            </w:pPr>
-            <w:r>
-              <w:rPr>
-                <w:b w:val="1"/>
-                <w:bCs w:val="1"/>
-              </w:rPr>
-              <w:t xml:space="preserve">0.</w:t>
-            </w:r>
-            <w:r>
-              <w:rPr/>
-              <w:t xml:space="preserve"> No record should be owned by an inactive user.</w:t>
-            </w:r>
-          </w:p>
-        </w:tc>
-      </w:tr>
-    </w:tbl>
-    <w:p>
-      <w:pPr>
-        <w:pageBreakBefore w:val="0"/>
-        <w:spacing w:line="276" w:lineRule="auto"/>
-        <w:rPr/>
-      </w:pPr>
-    </w:p>
-    <w:p>
-      <w:pPr>
-        <w:pageBreakBefore w:val="0"/>
-        <w:spacing w:line="276" w:lineRule="auto"/>
-        <w:rPr/>
-      </w:pPr>
-      <w:r>
-        <w:rPr>
-          <w:b w:val="1"/>
-          <w:bCs w:val="1"/>
-        </w:rPr>
-        <w:t xml:space="preserve">Junk Accounts from the FCIC trigger: measure a delta, not a total.</w:t>
-      </w:r>
-      <w:r>
-        <w:rPr/>
-        <w:t xml:space="preserve"> Some orgs permanently carry junk Accounts from earlier testing, so the count never returns to zero: </w:t>
-      </w:r>
-      <w:r>
-        <w:rPr>
-          <w:rFonts w:ascii="Courier New" w:hAnsi="Courier New" w:cs="Courier New"/>
-          <w:sz w:val="17"/>
-          <w:szCs w:val="17"/>
-        </w:rPr>
-        <w:t xml:space="preserve">SELECT COUNT() FROM Account WHERE RecordType.DeveloperName = 'FCIC_Individual'</w:t>
-      </w:r>
-      <w:r>
-        <w:rPr/>
-        <w:t xml:space="preserve">. Objects nobody loaded - Event, Task, Case, Lead - should be unchanged, and pre-existing untagged test records should still be at their previous counts.</w:t>
-      </w:r>
-    </w:p>
-    <w:p>
-      <w:pPr>
-        <w:pageBreakBefore w:val="0"/>
-        <w:spacing w:line="276" w:lineRule="auto"/>
-        <w:rPr/>
-      </w:pPr>
-      <w:r>
-        <w:rPr>
-          <w:b w:val="1"/>
-          <w:bCs w:val="1"/>
-        </w:rPr>
-        <w:t xml:space="preserve">D. AS A NON-ADMINISTRATOR</w:t>
-      </w:r>
-    </w:p>
-    <w:p>
-      <w:pPr>
-        <w:pageBreakBefore w:val="0"/>
-        <w:numPr>
-          <w:ilvl w:val="0"/>
-          <w:numId w:val="1"/>
-        </w:numPr>
-        <w:spacing w:line="276" w:lineRule="auto"/>
-        <w:ind w:left="720" w:hanging="360"/>
-        <w:rPr/>
-      </w:pPr>
-      <w:r>
-        <w:rPr>
-          <w:b w:val="1"/>
-          <w:bCs w:val="1"/>
-        </w:rPr>
-        <w:t xml:space="preserve">Records are visible at all.</w:t>
-      </w:r>
-      <w:r>
-        <w:rPr/>
-        <w:t xml:space="preserve"> This proves the two public groups were populated - post-deployment step 4. Without it the application simply looks empty and nothing errors.</w:t>
-      </w:r>
-    </w:p>
-    <w:p>
-      <w:pPr>
-        <w:pageBreakBefore w:val="0"/>
-        <w:numPr>
-          <w:ilvl w:val="0"/>
-          <w:numId w:val="1"/>
-        </w:numPr>
-        <w:spacing w:line="276" w:lineRule="auto"/>
-        <w:ind w:left="720" w:hanging="360"/>
-        <w:rPr/>
-      </w:pPr>
-      <w:r>
-        <w:rPr>
-          <w:b w:val="1"/>
-          <w:bCs w:val="1"/>
-        </w:rPr>
-        <w:t xml:space="preserve">The correct layout renders</w:t>
-      </w:r>
-      <w:r>
-        <w:rPr/>
-        <w:t xml:space="preserve"> on a Contact of each record type, an Opportunity and an Application - post-deployment step 3. </w:t>
-      </w:r>
-      <w:r>
-        <w:rPr>
-          <w:b w:val="1"/>
-          <w:bCs w:val="1"/>
-        </w:rPr>
-        <w:t xml:space="preserve">A wrong layout renders perfectly happily</w:t>
-      </w:r>
-      <w:r>
-        <w:rPr/>
-        <w:t xml:space="preserve">, so nothing else will catch this.</w:t>
-      </w:r>
-    </w:p>
-    <w:p>
-      <w:pPr>
-        <w:pageBreakBefore w:val="0"/>
-        <w:numPr>
-          <w:ilvl w:val="0"/>
-          <w:numId w:val="1"/>
-        </w:numPr>
-        <w:spacing w:line="276" w:lineRule="auto"/>
-        <w:ind w:left="720" w:hanging="360"/>
-        <w:rPr/>
-      </w:pPr>
-      <w:r>
-        <w:rPr>
-          <w:b w:val="1"/>
-          <w:bCs w:val="1"/>
-        </w:rPr>
-        <w:t xml:space="preserve">Market Segment is populated</w:t>
-      </w:r>
-      <w:r>
-        <w:rPr/>
-        <w:t xml:space="preserve"> on Partner Accounts, Opportunities and Applications. No row count catches this either.</w:t>
-      </w:r>
-    </w:p>
-    <w:p>
-      <w:pPr>
-        <w:pageBreakBefore w:val="0"/>
-        <w:numPr>
-          <w:ilvl w:val="0"/>
-          <w:numId w:val="1"/>
-        </w:numPr>
-        <w:spacing w:line="276" w:lineRule="auto"/>
-        <w:ind w:left="720" w:hanging="360"/>
-        <w:rPr/>
-      </w:pPr>
-      <w:r>
-        <w:rPr>
-          <w:b w:val="1"/>
-          <w:bCs w:val="1"/>
-        </w:rPr>
-        <w:t xml:space="preserve">Owners look right</w:t>
-      </w:r>
-      <w:r>
-        <w:rPr/>
-        <w:t xml:space="preserve">, particularly anyone the user roster flagged.</w:t>
-      </w:r>
-    </w:p>
-    <w:tbl>
-      <w:tblPr>
-        <w:tblStyle w:val="Table4"/>
-        <w:tblW w:w="14400.0" w:type="dxa"/>
-        <w:jc w:val="left"/>
-        <w:tblInd w:w="-87.6" w:type="dxa"/>
-        <w:tblBorders>
-          <w:top w:color="4f81bd" w:space="0" w:sz="8" w:val="single"/>
-          <w:left w:color="4f81bd" w:space="0" w:sz="8" w:val="single"/>
-          <w:bottom w:color="4f81bd" w:space="0" w:sz="8" w:val="single"/>
-          <w:right w:color="4f81bd" w:space="0" w:sz="8" w:val="single"/>
-          <w:insideH w:color="4f81bd" w:space="0" w:sz="8" w:val="single"/>
-          <w:insideV w:color="4f81bd" w:space="0" w:sz="8" w:val="single"/>
-        </w:tblBorders>
-        <w:tblLayout w:type="fixed"/>
-        <w:tblLook w:val="0600"/>
-      </w:tblPr>
-      <w:tblGrid>
-        <w:gridCol w:w="14400"/>
-      </w:tblGrid>
-      <w:tr>
-        <w:trPr>
-          <w:cantSplit w:val="0"/>
-          <w:tblHeader w:val="0"/>
-        </w:trPr>
-        <w:tc>
-          <w:tcPr>
-            <w:shd w:fill="4f81bd" w:val="clear"/>
-            <w:tcMar>
-              <w:top w:w="57.6" w:type="dxa"/>
-              <w:left w:w="57.6" w:type="dxa"/>
-              <w:bottom w:w="57.6" w:type="dxa"/>
-              <w:right w:w="57.6" w:type="dxa"/>
-            </w:tcMar>
-          </w:tcPr>
-          <w:p>
-            <w:pPr>
-              <w:pStyle w:val="Heading2"/>
-              <w:pageBreakBefore w:val="0"/>
-              <w:spacing w:before="200" w:lineRule="auto"/>
-              <w:rPr/>
-            </w:pPr>
-            <w:bookmarkStart w:colFirst="0" w:colLast="0" w:name="_ldgcrm_sec313" w:id="913"/>
-            <w:bookmarkEnd w:id="913"/>
-            <w:r>
-              <w:rPr>
-                <w:rtl w:val="0"/>
-              </w:rPr>
-              <w:t xml:space="preserve">3.13 TROUBLESHOOTING</w:t>
-            </w:r>
-          </w:p>
-        </w:tc>
-      </w:tr>
-    </w:tbl>
-    <w:p>
-      <w:pPr>
-        <w:pageBreakBefore w:val="0"/>
-        <w:spacing w:line="276" w:lineRule="auto"/>
-        <w:rPr/>
-      </w:pPr>
-    </w:p>
-    <w:p>
-      <w:pPr>
-        <w:pageBreakBefore w:val="0"/>
-        <w:spacing w:line="276" w:lineRule="auto"/>
-        <w:rPr/>
-      </w:pPr>
-      <w:r>
-        <w:rPr/>
-        <w:t xml:space="preserve">Each row below is an error this pipeline has actually produced. Where a job fails, the per-row reasons come from the CLI using the job ID printed in the transcript - </w:t>
-      </w:r>
-      <w:r>
-        <w:rPr>
-          <w:rFonts w:ascii="Courier New" w:hAnsi="Courier New" w:cs="Courier New"/>
-          <w:sz w:val="17"/>
-          <w:szCs w:val="17"/>
-        </w:rPr>
-        <w:t xml:space="preserve">sf data bulk results --job-id &lt;id&gt; --target-org &lt;alias&gt;</w:t>
-      </w:r>
-      <w:r>
-        <w:rPr/>
-        <w:t xml:space="preserve"> - and grouping the resulting failed-records CSV by </w:t>
-      </w:r>
-      <w:r>
-        <w:rPr>
-          <w:rFonts w:ascii="Courier New" w:hAnsi="Courier New" w:cs="Courier New"/>
-          <w:sz w:val="17"/>
-          <w:szCs w:val="17"/>
-        </w:rPr>
-        <w:t xml:space="preserve">sf__Error</w:t>
-      </w:r>
-      <w:r>
-        <w:rPr/>
-        <w:t xml:space="preserve"> usually shows that a single cause explains all of them.</w:t>
+        <w:t xml:space="preserve">Where the fix belongs to the pipeline or to the org's metadata rather than to anything at the keyboard, the row says so</w:t>
+      </w:r>
+      <w:r>
+        <w:rPr/>
+        <w:t xml:space="preserve"> - in those cases stop, keep the run folder, and hand it to the project team. Nothing here requires a query to be written by hand.</w:t>
       </w:r>
     </w:p>
     <w:tbl>
@@ -26566,7 +25696,7 @@
             </w:pPr>
             <w:r>
               <w:rPr/>
-              <w:t xml:space="preserve">Section 3.2. If the bundle came from a .zip, </w:t>
+              <w:t xml:space="preserve">Section 3.2. If the bundle arrived as a downloaded .zip, run </w:t>
             </w:r>
             <w:r>
               <w:rPr>
@@ -26640,7 +25770,7 @@
             </w:r>
             <w:r>
               <w:rPr/>
-              <w:t xml:space="preserve"> them before submitting, so no job result mentions them.</w:t>
+              <w:t xml:space="preserve"> them before submitting, so no job result, exit code or success count mentions them.</w:t>
             </w:r>
           </w:p>
         </w:tc>
@@ -26661,18 +25791,30 @@
             </w:pPr>
             <w:r>
               <w:rPr/>
-              <w:t xml:space="preserve">Read the ROWS WITHHELD section of the run report. Most withholdings resolve by fixing the </w:t>
-            </w:r>
-            <w:r>
-              <w:rPr>
-                <w:i w:val="1"/>
-                <w:iCs w:val="1"/>
+              <w:t xml:space="preserve">Read section 3, ROWS WITHHELD, of </w:t>
+            </w:r>
+            <w:r>
+              <w:rPr>
+                <w:rFonts w:ascii="Courier New" w:hAnsi="Courier New" w:cs="Courier New"/>
+                <w:sz w:val="17"/>
+                <w:szCs w:val="17"/>
+              </w:rPr>
+              <w:t xml:space="preserve">SUMMARY.txt</w:t>
+            </w:r>
+            <w:r>
+              <w:rPr/>
+              <w:t xml:space="preserve">. Each line gives the reason and names the CSV listing the rows. Most resolve by correcting the </w:t>
+            </w:r>
+            <w:r>
+              <w:rPr>
+                <w:b w:val="1"/>
+                <w:bCs w:val="1"/>
               </w:rPr>
               <w:t xml:space="preserve">parent</w:t>
             </w:r>
             <w:r>
               <w:rPr/>
-              <w:t xml:space="preserve"> - one Account fix can release rows across four objects.</w:t>
+              <w:t xml:space="preserve"> record in Airtable - one Account fix can release rows across four objects.</w:t>
             </w:r>
           </w:p>
         </w:tc>
@@ -26699,88 +25841,81 @@
             </w:pPr>
             <w:r>
               <w:rPr>
+                <w:b w:val="1"/>
+                <w:bCs w:val="1"/>
+              </w:rPr>
+              <w:t xml:space="preserve">A step reports </w:t>
+            </w:r>
+            <w:r>
+              <w:rPr>
+                <w:rFonts w:ascii="Courier New" w:hAnsi="Courier New" w:cs="Courier New"/>
+                <w:b w:val="1"/>
+                <w:bCs w:val="1"/>
+                <w:sz w:val="17"/>
+                <w:szCs w:val="17"/>
+              </w:rPr>
+              <w:t xml:space="preserve">PARTIAL (expected failures)</w:t>
+            </w:r>
+          </w:p>
+        </w:tc>
+        <w:tc>
+          <w:tcPr>
+            <w:tcW w:w="4600" w:type="dxa"/>
+            <w:tcMar>
+              <w:left w:w="115.0" w:type="dxa"/>
+              <w:right w:w="115.0" w:type="dxa"/>
+            </w:tcMar>
+            <w:vAlign w:val="top"/>
+          </w:tcPr>
+          <w:p>
+            <w:pPr>
+              <w:pageBreakBefore w:val="0"/>
+              <w:spacing w:line="276" w:lineRule="auto"/>
+              <w:rPr/>
+            </w:pPr>
+            <w:r>
+              <w:rPr/>
+              <w:t xml:space="preserve">Known row failures that are the correct outcome for that object, and within the allowance configured for it.</w:t>
+            </w:r>
+          </w:p>
+        </w:tc>
+        <w:tc>
+          <w:tcPr>
+            <w:tcW w:w="4960" w:type="dxa"/>
+            <w:tcMar>
+              <w:left w:w="115.0" w:type="dxa"/>
+              <w:right w:w="115.0" w:type="dxa"/>
+            </w:tcMar>
+            <w:vAlign w:val="top"/>
+          </w:tcPr>
+          <w:p>
+            <w:pPr>
+              <w:pageBreakBefore w:val="0"/>
+              <w:spacing w:line="276" w:lineRule="auto"/>
+              <w:rPr/>
+            </w:pPr>
+            <w:r>
+              <w:rPr>
+                <w:b w:val="1"/>
+                <w:bCs w:val="1"/>
+              </w:rPr>
+              <w:t xml:space="preserve">No action. That is a success</w:t>
+            </w:r>
+            <w:r>
+              <w:rPr/>
+              <w:t xml:space="preserve">, and the sequence carries on. The detail is in section 2 of </w:t>
+            </w:r>
+            <w:r>
+              <w:rPr>
                 <w:rFonts w:ascii="Courier New" w:hAnsi="Courier New" w:cs="Courier New"/>
                 <w:sz w:val="17"/>
                 <w:szCs w:val="17"/>
               </w:rPr>
-              <w:t xml:space="preserve">OP_WITH_INVALID_USER_TYPE_EXCEPTION</w:t>
-            </w:r>
-          </w:p>
-        </w:tc>
-        <w:tc>
-          <w:tcPr>
-            <w:tcW w:w="4600" w:type="dxa"/>
-            <w:tcMar>
-              <w:left w:w="115.0" w:type="dxa"/>
-              <w:right w:w="115.0" w:type="dxa"/>
-            </w:tcMar>
-            <w:vAlign w:val="top"/>
-          </w:tcPr>
-          <w:p>
-            <w:pPr>
-              <w:pageBreakBefore w:val="0"/>
-              <w:spacing w:line="276" w:lineRule="auto"/>
-              <w:rPr/>
-            </w:pPr>
-            <w:r>
-              <w:rPr/>
-              <w:t xml:space="preserve">An owner's licence type does not permit owning records. The message names neither the field nor the user, so it reads like a permissions problem with your own login.</w:t>
-            </w:r>
-          </w:p>
-        </w:tc>
-        <w:tc>
-          <w:tcPr>
-            <w:tcW w:w="4960" w:type="dxa"/>
-            <w:tcMar>
-              <w:left w:w="115.0" w:type="dxa"/>
-              <w:right w:w="115.0" w:type="dxa"/>
-            </w:tcMar>
-            <w:vAlign w:val="top"/>
-          </w:tcPr>
-          <w:p>
-            <w:pPr>
-              <w:pageBreakBefore w:val="0"/>
-              <w:spacing w:line="276" w:lineRule="auto"/>
-              <w:rPr/>
-            </w:pPr>
-            <w:r>
-              <w:rPr/>
-              <w:t xml:space="preserve">Group the failed-records CSV by </w:t>
-            </w:r>
-            <w:r>
-              <w:rPr>
-                <w:rFonts w:ascii="Courier New" w:hAnsi="Courier New" w:cs="Courier New"/>
-                <w:sz w:val="17"/>
-                <w:szCs w:val="17"/>
-              </w:rPr>
-              <w:t xml:space="preserve">OwnerId</w:t>
-            </w:r>
-            <w:r>
-              <w:rPr/>
-              <w:t xml:space="preserve"> and query those users' </w:t>
-            </w:r>
-            <w:r>
-              <w:rPr>
-                <w:rFonts w:ascii="Courier New" w:hAnsi="Courier New" w:cs="Courier New"/>
-                <w:sz w:val="17"/>
-                <w:szCs w:val="17"/>
-              </w:rPr>
-              <w:t xml:space="preserve">UserType</w:t>
-            </w:r>
-            <w:r>
-              <w:rPr/>
-              <w:t xml:space="preserve">. Anyone who should own records needs a </w:t>
-            </w:r>
-            <w:r>
-              <w:rPr>
-                <w:b w:val="1"/>
-                <w:bCs w:val="1"/>
-              </w:rPr>
-              <w:t xml:space="preserve">Standard</w:t>
-            </w:r>
-            <w:r>
-              <w:rPr/>
-              <w:t xml:space="preserve"> licence.</w:t>
+              <w:t xml:space="preserve">SUMMARY.txt</w:t>
+            </w:r>
+            <w:r>
+              <w:rPr/>
+              <w:t xml:space="preserve">, under EXPECTED.</w:t>
             </w:r>
           </w:p>
         </w:tc>
@@ -26811,7 +25946,7 @@
                 <w:sz w:val="17"/>
                 <w:szCs w:val="17"/>
               </w:rPr>
-              <w:t xml:space="preserve">InvalidBatch : Failed to parse CSV. Found unescaped quote</w:t>
+              <w:t xml:space="preserve">OP_WITH_INVALID_USER_TYPE_EXCEPTION</w:t>
             </w:r>
           </w:p>
         </w:tc>
@@ -26832,18 +25967,7 @@
             </w:pPr>
             <w:r>
               <w:rPr/>
-              <w:t xml:space="preserve">Almost certainly a </w:t>
-            </w:r>
-            <w:r>
-              <w:rPr>
-                <w:b w:val="1"/>
-                <w:bCs w:val="1"/>
-              </w:rPr>
-              <w:t xml:space="preserve">UTF-8 byte-order mark</w:t>
-            </w:r>
-            <w:r>
-              <w:rPr/>
-              <w:t xml:space="preserve">, not the data. The Bulk API reads those three bytes as the start of an unquoted first field.</w:t>
+              <w:t xml:space="preserve">An owner's licence type does not permit owning records. The message names neither the field nor the user, so it reads like a problem with your own login.</w:t>
             </w:r>
           </w:p>
         </w:tc>
@@ -26864,7 +25988,7 @@
             </w:pPr>
             <w:r>
               <w:rPr/>
-              <w:t xml:space="preserve">Check the first three bytes of the file with </w:t>
+              <w:t xml:space="preserve">The people affected are already listed in section 4 of </w:t>
             </w:r>
             <w:r>
               <w:rPr>
@@ -26872,35 +25996,22 @@
                 <w:sz w:val="17"/>
                 <w:szCs w:val="17"/>
               </w:rPr>
-              <w:t xml:space="preserve">Format-Hex</w:t>
-            </w:r>
-            <w:r>
-              <w:rPr/>
-              <w:t xml:space="preserve">. </w:t>
-            </w:r>
-            <w:r>
-              <w:rPr>
-                <w:rFonts w:ascii="Courier New" w:hAnsi="Courier New" w:cs="Courier New"/>
-                <w:sz w:val="17"/>
-                <w:szCs w:val="17"/>
-              </w:rPr>
-              <w:t xml:space="preserve">EF BB BF</w:t>
-            </w:r>
-            <w:r>
-              <w:rPr/>
-              <w:t xml:space="preserve"> present is the problem; </w:t>
-            </w:r>
-            <w:r>
-              <w:rPr>
-                <w:rFonts w:ascii="Courier New" w:hAnsi="Courier New" w:cs="Courier New"/>
-                <w:sz w:val="17"/>
-                <w:szCs w:val="17"/>
-              </w:rPr>
-              <w:t xml:space="preserve">22 49 64 22</w:t>
-            </w:r>
-            <w:r>
-              <w:rPr/>
-              <w:t xml:space="preserve"> is clean.</w:t>
+              <w:t xml:space="preserve">SUMMARY.txt</w:t>
+            </w:r>
+            <w:r>
+              <w:rPr/>
+              <w:t xml:space="preserve"> under "Owner did not resolve", with a CSV naming each address. </w:t>
+            </w:r>
+            <w:r>
+              <w:rPr>
+                <w:b w:val="1"/>
+                <w:bCs w:val="1"/>
+              </w:rPr>
+              <w:t xml:space="preserve">Send that CSV to whoever provisions Salesforce users</w:t>
+            </w:r>
+            <w:r>
+              <w:rPr/>
+              <w:t xml:space="preserve"> - anyone who should own migrated records needs a Standard licence - then re-run.</w:t>
             </w:r>
           </w:p>
         </w:tc>
@@ -26931,7 +26042,7 @@
                 <w:sz w:val="17"/>
                 <w:szCs w:val="17"/>
               </w:rPr>
-              <w:t xml:space="preserve">InvalidBatch : Field name not found : &lt;field&gt;</w:t>
+              <w:t xml:space="preserve">InvalidBatch : Failed to parse CSV. Found unescaped quote</w:t>
             </w:r>
           </w:p>
         </w:tc>
@@ -26952,7 +26063,7 @@
             </w:pPr>
             <w:r>
               <w:rPr/>
-              <w:t xml:space="preserve">The CSV has a column the object does not have - usually a field removed from the org since the transform was written.</w:t>
+              <w:t xml:space="preserve">A load file was written with a byte-order mark, which the Bulk API reads as the start of an unquoted first field. It is not a problem with the data.</w:t>
             </w:r>
           </w:p>
         </w:tc>
@@ -26976,23 +26087,11 @@
                 <w:b w:val="1"/>
                 <w:bCs w:val="1"/>
               </w:rPr>
-              <w:t xml:space="preserve">The error names only the first missing column</w:t>
-            </w:r>
-            <w:r>
-              <w:rPr/>
-              <w:t xml:space="preserve">, so fixing one yields an identical failure on the next. Diff every column against </w:t>
-            </w:r>
-            <w:r>
-              <w:rPr>
-                <w:rFonts w:ascii="Courier New" w:hAnsi="Courier New" w:cs="Courier New"/>
-                <w:sz w:val="17"/>
-                <w:szCs w:val="17"/>
-              </w:rPr>
-              <w:t xml:space="preserve">sf sobject describe</w:t>
-            </w:r>
-            <w:r>
-              <w:rPr/>
-              <w:t xml:space="preserve"> in one pass.</w:t>
+              <w:t xml:space="preserve">A pipeline defect. Nothing in Airtable or in the org will fix it.</w:t>
+            </w:r>
+            <w:r>
+              <w:rPr/>
+              <w:t xml:space="preserve"> Keep the run folder and hand it to the project team.</w:t>
             </w:r>
           </w:p>
         </w:tc>
@@ -27023,7 +26122,7 @@
                 <w:sz w:val="17"/>
                 <w:szCs w:val="17"/>
               </w:rPr>
-              <w:t xml:space="preserve">INVALID_OR_NULL_FOR_RESTRICTED_PICKLIST</w:t>
+              <w:t xml:space="preserve">InvalidBatch : Field name not found : &lt;field&gt;</w:t>
             </w:r>
           </w:p>
         </w:tc>
@@ -27044,18 +26143,35 @@
             </w:pPr>
             <w:r>
               <w:rPr/>
-              <w:t xml:space="preserve">The value is not allowed on that picklist </w:t>
-            </w:r>
+              <w:t xml:space="preserve">A field the transform writes no longer exists in the target org. The message names only the first missing column, so fixing one yields the same failure on the next.</w:t>
+            </w:r>
+          </w:p>
+        </w:tc>
+        <w:tc>
+          <w:tcPr>
+            <w:tcW w:w="4960" w:type="dxa"/>
+            <w:tcMar>
+              <w:left w:w="115.0" w:type="dxa"/>
+              <w:right w:w="115.0" w:type="dxa"/>
+            </w:tcMar>
+            <w:vAlign w:val="top"/>
+          </w:tcPr>
+          <w:p>
+            <w:pPr>
+              <w:pageBreakBefore w:val="0"/>
+              <w:spacing w:line="276" w:lineRule="auto"/>
+              <w:rPr/>
+            </w:pPr>
             <w:r>
               <w:rPr>
                 <w:b w:val="1"/>
                 <w:bCs w:val="1"/>
               </w:rPr>
-              <w:t xml:space="preserve">for that record type</w:t>
-            </w:r>
-            <w:r>
-              <w:rPr/>
-              <w:t xml:space="preserve">. </w:t>
+              <w:t xml:space="preserve">Run the readiness check</w:t>
+            </w:r>
+            <w:r>
+              <w:rPr/>
+              <w:t xml:space="preserve">: </w:t>
             </w:r>
             <w:r>
               <w:rPr>
@@ -27063,32 +26179,11 @@
                 <w:sz w:val="17"/>
                 <w:szCs w:val="17"/>
               </w:rPr>
-              <w:t xml:space="preserve">sf sobject describe</w:t>
-            </w:r>
-            <w:r>
-              <w:rPr/>
-              <w:t xml:space="preserve"> reports field-level values only and does not show record-type narrowing, so a value can be valid on the field and still rejected.</w:t>
-            </w:r>
-          </w:p>
-        </w:tc>
-        <w:tc>
-          <w:tcPr>
-            <w:tcW w:w="4960" w:type="dxa"/>
-            <w:tcMar>
-              <w:left w:w="115.0" w:type="dxa"/>
-              <w:right w:w="115.0" w:type="dxa"/>
-            </w:tcMar>
-            <w:vAlign w:val="top"/>
-          </w:tcPr>
-          <w:p>
-            <w:pPr>
-              <w:pageBreakBefore w:val="0"/>
-              <w:spacing w:line="276" w:lineRule="auto"/>
-              <w:rPr/>
-            </w:pPr>
-            <w:r>
-              <w:rPr/>
-              <w:t xml:space="preserve">Read the record type's own metadata, not the describe output. Always prove a new object's picklist assumptions with a small test batch first.</w:t>
+              <w:t xml:space="preserve">.\powershell-scripts\Test-LdgcrmReadiness.ps1 -Environment &lt;env&gt;</w:t>
+            </w:r>
+            <w:r>
+              <w:rPr/>
+              <w:t xml:space="preserve">. It checks every column of every load file against the org and names all of them at once. Restoring a missing field is a change set, not a pipeline change.</w:t>
             </w:r>
           </w:p>
         </w:tc>
@@ -27119,7 +26214,7 @@
                 <w:sz w:val="17"/>
                 <w:szCs w:val="17"/>
               </w:rPr>
-              <w:t xml:space="preserve">Foreign key external ID ... not found</w:t>
+              <w:t xml:space="preserve">INVALID_OR_NULL_FOR_RESTRICTED_PICKLIST</w:t>
             </w:r>
           </w:p>
         </w:tc>
@@ -27140,39 +26235,39 @@
             </w:pPr>
             <w:r>
               <w:rPr/>
-              <w:t xml:space="preserve">A lookup points at a record that is not in the org. </w:t>
+              <w:t xml:space="preserve">A value is not permitted on that picklist for that record type. Record types narrow the values a picklist will accept, and a field-level check does not reveal it.</w:t>
+            </w:r>
+          </w:p>
+        </w:tc>
+        <w:tc>
+          <w:tcPr>
+            <w:tcW w:w="4960" w:type="dxa"/>
+            <w:tcMar>
+              <w:left w:w="115.0" w:type="dxa"/>
+              <w:right w:w="115.0" w:type="dxa"/>
+            </w:tcMar>
+            <w:vAlign w:val="top"/>
+          </w:tcPr>
+          <w:p>
+            <w:pPr>
+              <w:pageBreakBefore w:val="0"/>
+              <w:spacing w:line="276" w:lineRule="auto"/>
+              <w:rPr/>
+            </w:pPr>
+            <w:r>
+              <w:rPr/>
+              <w:t xml:space="preserve">The values are named in the run's value-review CSV, reported under LOADED WITH A CAVEAT. </w:t>
             </w:r>
             <w:r>
               <w:rPr>
                 <w:b w:val="1"/>
                 <w:bCs w:val="1"/>
               </w:rPr>
-              <w:t xml:space="preserve">The Bulk API rejects the whole row</w:t>
-            </w:r>
-            <w:r>
-              <w:rPr/>
-              <w:t xml:space="preserve">, not just the unresolvable lookup, so an optional lookup that dangles costs the entire record.</w:t>
-            </w:r>
-          </w:p>
-        </w:tc>
-        <w:tc>
-          <w:tcPr>
-            <w:tcW w:w="4960" w:type="dxa"/>
-            <w:tcMar>
-              <w:left w:w="115.0" w:type="dxa"/>
-              <w:right w:w="115.0" w:type="dxa"/>
-            </w:tcMar>
-            <w:vAlign w:val="top"/>
-          </w:tcPr>
-          <w:p>
-            <w:pPr>
-              <w:pageBreakBefore w:val="0"/>
-              <w:spacing w:line="276" w:lineRule="auto"/>
-              <w:rPr/>
-            </w:pPr>
-            <w:r>
-              <w:rPr/>
-              <w:t xml:space="preserve">Either the load order was wrong - run the steps in order - or it is a self-referential lookup within one batch, which the Bulk API never resolves. That is why step 9 exists.</w:t>
+              <w:t xml:space="preserve">Adding a picklist value is a change set</w:t>
+            </w:r>
+            <w:r>
+              <w:rPr/>
+              <w:t xml:space="preserve"> - hand the list to whoever builds it.</w:t>
             </w:r>
           </w:p>
         </w:tc>
@@ -27203,7 +26298,7 @@
                 <w:sz w:val="17"/>
                 <w:szCs w:val="17"/>
               </w:rPr>
-              <w:t xml:space="preserve">DUPLICATES_DETECTED</w:t>
+              <w:t xml:space="preserve">Foreign key external ID ... not found</w:t>
             </w:r>
           </w:p>
         </w:tc>
@@ -27224,18 +26319,18 @@
             </w:pPr>
             <w:r>
               <w:rPr/>
-              <w:t xml:space="preserve">An org-level duplicate rule rejected the record. </w:t>
+              <w:t xml:space="preserve">A lookup points at a record that is not in the org. The Bulk API rejects the </w:t>
             </w:r>
             <w:r>
               <w:rPr>
                 <w:b w:val="1"/>
                 <w:bCs w:val="1"/>
               </w:rPr>
-              <w:t xml:space="preserve">You should not see this at all</w:t>
-            </w:r>
-            <w:r>
-              <w:rPr/>
-              <w:t xml:space="preserve">: pre-flight switches every active Contact duplicate rule off before the first row is written.</w:t>
+              <w:t xml:space="preserve">whole row</w:t>
+            </w:r>
+            <w:r>
+              <w:rPr/>
+              <w:t xml:space="preserve">, not just the unresolvable lookup, so one dangling optional lookup costs the entire record.</w:t>
             </w:r>
           </w:p>
         </w:tc>
@@ -27256,30 +26351,18 @@
             </w:pPr>
             <w:r>
               <w:rPr/>
-              <w:t xml:space="preserve">Something re-enabled a rule mid-run, or pre-flight was skipped by running a loader directly. </w:t>
+              <w:t xml:space="preserve">Normally means steps were run out of order. </w:t>
             </w:r>
             <w:r>
               <w:rPr>
                 <w:b w:val="1"/>
                 <w:bCs w:val="1"/>
               </w:rPr>
-              <w:t xml:space="preserve">The rejected rows are lost, not merged</w:t>
-            </w:r>
-            <w:r>
-              <w:rPr/>
-              <w:t xml:space="preserve">, and the step still reports success - check the run's </w:t>
-            </w:r>
-            <w:r>
-              <w:rPr>
-                <w:rFonts w:ascii="Courier New" w:hAnsi="Courier New" w:cs="Courier New"/>
-                <w:sz w:val="17"/>
-                <w:szCs w:val="17"/>
-              </w:rPr>
-              <w:t xml:space="preserve">errors.csv</w:t>
-            </w:r>
-            <w:r>
-              <w:rPr/>
-              <w:t xml:space="preserve"> for the rows.</w:t>
+              <w:t xml:space="preserve">Re-run the whole sequence, or resume from the earliest affected step</w:t>
+            </w:r>
+            <w:r>
+              <w:rPr/>
+              <w:t xml:space="preserve"> - section 3.9. The orchestrator does not produce this on its own.</w:t>
             </w:r>
           </w:p>
         </w:tc>
@@ -27306,43 +26389,32 @@
             </w:pPr>
             <w:r>
               <w:rPr>
-                <w:b w:val="1"/>
-                <w:bCs w:val="1"/>
-              </w:rPr>
-              <w:t xml:space="preserve">Junk Accounts after a Contact load</w:t>
-            </w:r>
-          </w:p>
-        </w:tc>
-        <w:tc>
-          <w:tcPr>
-            <w:tcW w:w="4600" w:type="dxa"/>
-            <w:tcMar>
-              <w:left w:w="115.0" w:type="dxa"/>
-              <w:right w:w="115.0" w:type="dxa"/>
-            </w:tcMar>
-            <w:vAlign w:val="top"/>
-          </w:tcPr>
-          <w:p>
-            <w:pPr>
-              <w:pageBreakBefore w:val="0"/>
-              <w:spacing w:line="276" w:lineRule="auto"/>
-              <w:rPr/>
-            </w:pPr>
-            <w:r>
-              <w:rPr/>
-              <w:t xml:space="preserve">FCIC's Contact trigger created an Account for every Contact inserted with a blank </w:t>
-            </w:r>
-            <w:r>
-              <w:rPr>
                 <w:rFonts w:ascii="Courier New" w:hAnsi="Courier New" w:cs="Courier New"/>
                 <w:sz w:val="17"/>
                 <w:szCs w:val="17"/>
               </w:rPr>
-              <w:t xml:space="preserve">AccountId</w:t>
-            </w:r>
-            <w:r>
-              <w:rPr/>
-              <w:t xml:space="preserve">.</w:t>
+              <w:t xml:space="preserve">DUPLICATES_DETECTED</w:t>
+            </w:r>
+          </w:p>
+        </w:tc>
+        <w:tc>
+          <w:tcPr>
+            <w:tcW w:w="4600" w:type="dxa"/>
+            <w:tcMar>
+              <w:left w:w="115.0" w:type="dxa"/>
+              <w:right w:w="115.0" w:type="dxa"/>
+            </w:tcMar>
+            <w:vAlign w:val="top"/>
+          </w:tcPr>
+          <w:p>
+            <w:pPr>
+              <w:pageBreakBefore w:val="0"/>
+              <w:spacing w:line="276" w:lineRule="auto"/>
+              <w:rPr/>
+            </w:pPr>
+            <w:r>
+              <w:rPr/>
+              <w:t xml:space="preserve">An org-level duplicate rule rejected the record. Pre-flight switches every active Contact duplicate rule off before the first row is written, so this should not appear at all.</w:t>
             </w:r>
           </w:p>
         </w:tc>
@@ -27363,18 +26435,42 @@
             </w:pPr>
             <w:r>
               <w:rPr/>
-              <w:t xml:space="preserve">The orchestrator disables it automatically. Verify with a </w:t>
+              <w:t xml:space="preserve">Check the pre-flight line </w:t>
+            </w:r>
+            <w:r>
+              <w:rPr>
+                <w:rFonts w:ascii="Courier New" w:hAnsi="Courier New" w:cs="Courier New"/>
+                <w:sz w:val="17"/>
+                <w:szCs w:val="17"/>
+              </w:rPr>
+              <w:t xml:space="preserve">Contact dup rules</w:t>
+            </w:r>
+            <w:r>
+              <w:rPr/>
+              <w:t xml:space="preserve"> at the top of the transcript. If a rule was switched back on mid-run, </w:t>
             </w:r>
             <w:r>
               <w:rPr>
                 <w:b w:val="1"/>
                 <w:bCs w:val="1"/>
               </w:rPr>
-              <w:t xml:space="preserve">delta</w:t>
-            </w:r>
-            <w:r>
-              <w:rPr/>
-              <w:t xml:space="preserve">, not a total.</w:t>
+              <w:t xml:space="preserve">the rejected Contacts are lost rather than merged</w:t>
+            </w:r>
+            <w:r>
+              <w:rPr/>
+              <w:t xml:space="preserve"> and the step still reports success - </w:t>
+            </w:r>
+            <w:r>
+              <w:rPr>
+                <w:rFonts w:ascii="Courier New" w:hAnsi="Courier New" w:cs="Courier New"/>
+                <w:sz w:val="17"/>
+                <w:szCs w:val="17"/>
+              </w:rPr>
+              <w:t xml:space="preserve">errors.csv</w:t>
+            </w:r>
+            <w:r>
+              <w:rPr/>
+              <w:t xml:space="preserve"> in the run folder names them. Re-run the Contact step once the rule is off again.</w:t>
             </w:r>
           </w:p>
         </w:tc>
@@ -27404,7 +26500,7 @@
                 <w:b w:val="1"/>
                 <w:bCs w:val="1"/>
               </w:rPr>
-              <w:t xml:space="preserve">Market Segment blank everywhere, load reported success</w:t>
+              <w:t xml:space="preserve">Junk Accounts after a Contact load</w:t>
             </w:r>
           </w:p>
         </w:tc>
@@ -27425,39 +26521,63 @@
             </w:pPr>
             <w:r>
               <w:rPr/>
-              <w:t xml:space="preserve">The nine Flows were inactive. Counts are right and field contents are empty - </w:t>
+              <w:t xml:space="preserve">FCIC's Contact trigger created an Account for every Contact inserted with a blank </w:t>
+            </w:r>
+            <w:r>
+              <w:rPr>
+                <w:rFonts w:ascii="Courier New" w:hAnsi="Courier New" w:cs="Courier New"/>
+                <w:sz w:val="17"/>
+                <w:szCs w:val="17"/>
+              </w:rPr>
+              <w:t xml:space="preserve">AccountId</w:t>
+            </w:r>
+            <w:r>
+              <w:rPr/>
+              <w:t xml:space="preserve">.</w:t>
+            </w:r>
+          </w:p>
+        </w:tc>
+        <w:tc>
+          <w:tcPr>
+            <w:tcW w:w="4960" w:type="dxa"/>
+            <w:tcMar>
+              <w:left w:w="115.0" w:type="dxa"/>
+              <w:right w:w="115.0" w:type="dxa"/>
+            </w:tcMar>
+            <w:vAlign w:val="top"/>
+          </w:tcPr>
+          <w:p>
+            <w:pPr>
+              <w:pageBreakBefore w:val="0"/>
+              <w:spacing w:line="276" w:lineRule="auto"/>
+              <w:rPr/>
+            </w:pPr>
+            <w:r>
+              <w:rPr/>
+              <w:t xml:space="preserve">The orchestrator disables that trigger automatically, and post-load validation reports </w:t>
+            </w:r>
+            <w:r>
+              <w:rPr>
+                <w:rFonts w:ascii="Courier New" w:hAnsi="Courier New" w:cs="Courier New"/>
+                <w:sz w:val="17"/>
+                <w:szCs w:val="17"/>
+              </w:rPr>
+              <w:t xml:space="preserve">FCIC_Individual Accounts (junk)   0 new</w:t>
+            </w:r>
+            <w:r>
+              <w:rPr/>
+              <w:t xml:space="preserve">. </w:t>
             </w:r>
             <w:r>
               <w:rPr>
                 <w:b w:val="1"/>
                 <w:bCs w:val="1"/>
               </w:rPr>
-              <w:t xml:space="preserve">every count agrees</w:t>
-            </w:r>
-            <w:r>
-              <w:rPr/>
-              <w:t xml:space="preserve">, which is what makes this the worst version of a wrong number.</w:t>
-            </w:r>
-          </w:p>
-        </w:tc>
-        <w:tc>
-          <w:tcPr>
-            <w:tcW w:w="4960" w:type="dxa"/>
-            <w:tcMar>
-              <w:left w:w="115.0" w:type="dxa"/>
-              <w:right w:w="115.0" w:type="dxa"/>
-            </w:tcMar>
-            <w:vAlign w:val="top"/>
-          </w:tcPr>
-          <w:p>
-            <w:pPr>
-              <w:pageBreakBefore w:val="0"/>
-              <w:spacing w:line="276" w:lineRule="auto"/>
-              <w:rPr/>
-            </w:pPr>
-            <w:r>
-              <w:rPr/>
-              <w:t xml:space="preserve">A factory reset and full reload. Re-running will not repair it. Section 3.8.</w:t>
+              <w:t xml:space="preserve">Read the "new" figure, not the total</w:t>
+            </w:r>
+            <w:r>
+              <w:rPr/>
+              <w:t xml:space="preserve"> - some orgs permanently carry junk Accounts from earlier testing.</w:t>
             </w:r>
           </w:p>
         </w:tc>
@@ -27487,7 +26607,7 @@
                 <w:b w:val="1"/>
                 <w:bCs w:val="1"/>
               </w:rPr>
-              <w:t xml:space="preserve">A count looks wrong and nothing errored</w:t>
+              <w:t xml:space="preserve">Market Segment blank everywhere, and the load reported success</w:t>
             </w:r>
           </w:p>
         </w:tc>
@@ -27508,7 +26628,7 @@
             </w:pPr>
             <w:r>
               <w:rPr/>
-              <w:t xml:space="preserve">Take it seriously - this is how most real defects here were found.</w:t>
+              <w:t xml:space="preserve">The nine Flows were inactive. Every count is correct and the fields are empty, which is what makes this the worst version of a wrong number.</w:t>
             </w:r>
           </w:p>
         </w:tc>
@@ -27529,7 +26649,18 @@
             </w:pPr>
             <w:r>
               <w:rPr/>
-              <w:t xml:space="preserve">Known causes: a transform reading back its own earlier output; a stale CSV from a transform that produced no rows; counting against zero instead of a baseline; a resumed run whose step list omitted a step that had withheld rows.</w:t>
+              <w:t xml:space="preserve">Pre-flight blocks a load while any Flow is inactive, so this should be unreachable. If it is ever seen, </w:t>
+            </w:r>
+            <w:r>
+              <w:rPr>
+                <w:b w:val="1"/>
+                <w:bCs w:val="1"/>
+              </w:rPr>
+              <w:t xml:space="preserve">a factory reset and a full reload is the only repair</w:t>
+            </w:r>
+            <w:r>
+              <w:rPr/>
+              <w:t xml:space="preserve"> - re-running will not fix it. Section 3.8.</w:t>
             </w:r>
           </w:p>
         </w:tc>
@@ -27559,7 +26690,7 @@
                 <w:b w:val="1"/>
                 <w:bCs w:val="1"/>
               </w:rPr>
-              <w:t xml:space="preserve">Airtable returns 403</w:t>
+              <w:t xml:space="preserve">A count looks wrong and nothing errored</w:t>
             </w:r>
           </w:p>
         </w:tc>
@@ -27580,7 +26711,7 @@
             </w:pPr>
             <w:r>
               <w:rPr/>
-              <w:t xml:space="preserve">Airtable returns 403 for both "no permission" and "table does not exist or is not visible" - indistinguishable from the response.</w:t>
+              <w:t xml:space="preserve">Worth taking seriously: this is how most of the real defects on this project were found.</w:t>
             </w:r>
           </w:p>
         </w:tc>
@@ -27600,8 +26731,15 @@
               <w:rPr/>
             </w:pPr>
             <w:r>
-              <w:rPr/>
-              <w:t xml:space="preserve">Work the causes in order: missing scope, base not granted to the token, table renamed or removed, or a deprecated </w:t>
+              <w:rPr>
+                <w:b w:val="1"/>
+                <w:bCs w:val="1"/>
+              </w:rPr>
+              <w:t xml:space="preserve">Compare against the previous run.</w:t>
+            </w:r>
+            <w:r>
+              <w:rPr/>
+              <w:t xml:space="preserve"> Every line in </w:t>
             </w:r>
             <w:r>
               <w:rPr>
@@ -27609,11 +26747,23 @@
                 <w:sz w:val="17"/>
                 <w:szCs w:val="17"/>
               </w:rPr>
-              <w:t xml:space="preserve">key...</w:t>
-            </w:r>
-            <w:r>
-              <w:rPr/>
-              <w:t xml:space="preserve"> token.</w:t>
+              <w:t xml:space="preserve">SUMMARY.txt</w:t>
+            </w:r>
+            <w:r>
+              <w:rPr/>
+              <w:t xml:space="preserve"> carries </w:t>
+            </w:r>
+            <w:r>
+              <w:rPr>
+                <w:rFonts w:ascii="Courier New" w:hAnsi="Courier New" w:cs="Courier New"/>
+                <w:sz w:val="17"/>
+                <w:szCs w:val="17"/>
+              </w:rPr>
+              <w:t xml:space="preserve">(was N)</w:t>
+            </w:r>
+            <w:r>
+              <w:rPr/>
+              <w:t xml:space="preserve">, and a figure that moved without a matching change in Airtable is the one to chase. If it cannot be explained from the report, keep the run folder and raise it.</w:t>
             </w:r>
           </w:p>
         </w:tc>
@@ -27643,7 +26793,17 @@
                 <w:b w:val="1"/>
                 <w:bCs w:val="1"/>
               </w:rPr>
-              <w:t xml:space="preserve">Airtable returns 429</w:t>
+              <w:t xml:space="preserve">Airtable returns </w:t>
+            </w:r>
+            <w:r>
+              <w:rPr>
+                <w:rFonts w:ascii="Courier New" w:hAnsi="Courier New" w:cs="Courier New"/>
+                <w:b w:val="1"/>
+                <w:bCs w:val="1"/>
+                <w:sz w:val="17"/>
+                <w:szCs w:val="17"/>
+              </w:rPr>
+              <w:t xml:space="preserve">403</w:t>
             </w:r>
           </w:p>
         </w:tc>
@@ -27664,6 +26824,100 @@
             </w:pPr>
             <w:r>
               <w:rPr/>
+              <w:t xml:space="preserve">Airtable answers 403 for both "no permission" and "table does not exist or is not visible", so the two are indistinguishable from the response.</w:t>
+            </w:r>
+          </w:p>
+        </w:tc>
+        <w:tc>
+          <w:tcPr>
+            <w:tcW w:w="4960" w:type="dxa"/>
+            <w:tcMar>
+              <w:left w:w="115.0" w:type="dxa"/>
+              <w:right w:w="115.0" w:type="dxa"/>
+            </w:tcMar>
+            <w:vAlign w:val="top"/>
+          </w:tcPr>
+          <w:p>
+            <w:pPr>
+              <w:pageBreakBefore w:val="0"/>
+              <w:spacing w:line="276" w:lineRule="auto"/>
+              <w:rPr/>
+            </w:pPr>
+            <w:r>
+              <w:rPr/>
+              <w:t xml:space="preserve">Work the causes in order: a missing token scope, the base not granted to the token, a table renamed or removed, or a deprecated </w:t>
+            </w:r>
+            <w:r>
+              <w:rPr>
+                <w:rFonts w:ascii="Courier New" w:hAnsi="Courier New" w:cs="Courier New"/>
+                <w:sz w:val="17"/>
+                <w:szCs w:val="17"/>
+              </w:rPr>
+              <w:t xml:space="preserve">key...</w:t>
+            </w:r>
+            <w:r>
+              <w:rPr/>
+              <w:t xml:space="preserve"> token. Section 3.4.</w:t>
+            </w:r>
+          </w:p>
+        </w:tc>
+      </w:tr>
+      <w:tr>
+        <w:trPr>
+          <w:cantSplit w:val="0"/>
+          <w:tblHeader w:val="0"/>
+        </w:trPr>
+        <w:tc>
+          <w:tcPr>
+            <w:tcW w:w="3400" w:type="dxa"/>
+            <w:tcMar>
+              <w:left w:w="115.0" w:type="dxa"/>
+              <w:right w:w="115.0" w:type="dxa"/>
+            </w:tcMar>
+            <w:vAlign w:val="top"/>
+          </w:tcPr>
+          <w:p>
+            <w:pPr>
+              <w:pageBreakBefore w:val="0"/>
+              <w:spacing w:line="276" w:lineRule="auto"/>
+              <w:rPr/>
+            </w:pPr>
+            <w:r>
+              <w:rPr>
+                <w:b w:val="1"/>
+                <w:bCs w:val="1"/>
+              </w:rPr>
+              <w:t xml:space="preserve">Airtable returns </w:t>
+            </w:r>
+            <w:r>
+              <w:rPr>
+                <w:rFonts w:ascii="Courier New" w:hAnsi="Courier New" w:cs="Courier New"/>
+                <w:b w:val="1"/>
+                <w:bCs w:val="1"/>
+                <w:sz w:val="17"/>
+                <w:szCs w:val="17"/>
+              </w:rPr>
+              <w:t xml:space="preserve">429</w:t>
+            </w:r>
+          </w:p>
+        </w:tc>
+        <w:tc>
+          <w:tcPr>
+            <w:tcW w:w="4600" w:type="dxa"/>
+            <w:tcMar>
+              <w:left w:w="115.0" w:type="dxa"/>
+              <w:right w:w="115.0" w:type="dxa"/>
+            </w:tcMar>
+            <w:vAlign w:val="top"/>
+          </w:tcPr>
+          <w:p>
+            <w:pPr>
+              <w:pageBreakBefore w:val="0"/>
+              <w:spacing w:line="276" w:lineRule="auto"/>
+              <w:rPr/>
+            </w:pPr>
+            <w:r>
+              <w:rPr/>
               <w:t xml:space="preserve">The rate limit is five requests per second per base.</w:t>
             </w:r>
           </w:p>
@@ -27685,7 +26939,7 @@
             </w:pPr>
             <w:r>
               <w:rPr/>
-              <w:t xml:space="preserve">The pull already paces itself and retries once with a thirty-second backoff. Repeated 429s mean something else is hitting the base concurrently.</w:t>
+              <w:t xml:space="preserve">The pull already paces itself and retries once with a thirty-second backoff. Repeated 429s mean something else is hitting the same base at the same time.</w:t>
             </w:r>
           </w:p>
         </w:tc>
@@ -27709,22 +26963,29 @@
           <w:b w:val="1"/>
           <w:bCs w:val="1"/>
         </w:rPr>
+        <w:t xml:space="preserve">Where a row above says to hand something on, hand on the whole run folder.</w:t>
+      </w:r>
+      <w:r>
+        <w:rPr/>
+        <w:t xml:space="preserve"> It holds the transcript, the report, every review CSV and the rejected rows with their payloads, and it is the only complete record of what happened. Nothing in it should be edited first.</w:t>
+      </w:r>
+    </w:p>
+    <w:p>
+      <w:pPr>
+        <w:pageBreakBefore w:val="0"/>
+        <w:spacing w:line="276" w:lineRule="auto"/>
+        <w:rPr/>
+      </w:pPr>
+      <w:r>
+        <w:rPr>
+          <w:b w:val="1"/>
+          <w:bCs w:val="1"/>
+        </w:rPr>
         <w:t xml:space="preserve">Undoing a load is section 2.1 of this document.</w:t>
       </w:r>
       <w:r>
         <w:rPr/>
-        <w:t xml:space="preserve"> Read it </w:t>
-      </w:r>
-      <w:r>
-        <w:rPr>
-          <w:i w:val="1"/>
-          <w:iCs w:val="1"/>
-        </w:rPr>
-        <w:t xml:space="preserve">before</w:t>
-      </w:r>
-      <w:r>
-        <w:rPr/>
-        <w:t xml:space="preserve"> the load rather than during an incident: rollback is a best-effort tidy-up rather than a safety net, it has a shelf life measured in the minutes after a run, and several of its limits are properties of Salesforce that no better script would remove.</w:t>
+        <w:t xml:space="preserve"> Read it before the load rather than during an incident: rollback is a best-effort tidy-up rather than a safety net, it has a shelf life measured in the minutes after a run, and several of its limits are properties of Salesforce that no better script would remove.</w:t>
       </w:r>
     </w:p>
     <w:sectPr>

--- a/docs/project/Login.gov Partnerships CRM Technical Deployment Plan - DRAFTED.docx
+++ b/docs/project/Login.gov Partnerships CRM Technical Deployment Plan - DRAFTED.docx
@@ -3879,7 +3879,7 @@
               <w:rPr>
                 <w:rtl w:val="0"/>
               </w:rPr>
-              <w:t xml:space="preserve">LDGCRM_Team_Members and LDGCRM_Viewers - membership only.</w:t>
+              <w:t xml:space="preserve">LDGCRM Team Members and LDGCRM Viewers - membership only.</w:t>
             </w:r>
           </w:p>
         </w:tc>
@@ -4390,7 +4390,7 @@
               <w:rPr>
                 <w:rtl w:val="0"/>
               </w:rPr>
-              <w:t xml:space="preserve">1. Permission set OrgWide_Hide_Salesforce_Classic_System - all three LDGCRM_G_* permission set groups include it alongside their own permission set. It is not an LDGCRM component.</w:t>
+              <w:t xml:space="preserve">1. Permission set OrgWide - Hide Salesforce Classic (API name OrgWide_Hide_Salesforce_Classic_System) - all three LDGCRM - G - permission set groups include it alongside their own permission set. It is not an LDGCRM component.</w:t>
             </w:r>
           </w:p>
           <w:p>
@@ -4426,7 +4426,7 @@
               <w:rPr>
                 <w:rtl w:val="0"/>
               </w:rPr>
-              <w:t xml:space="preserve">2. Page layout Account-Federal, which the Account.Federal record type assigns. It is not in this package and must already exist.</w:t>
+              <w:t xml:space="preserve">2. The Account page layout named Federal, which the Federal record type on Account assigns. It is not in this package and must already exist.</w:t>
             </w:r>
           </w:p>
         </w:tc>
@@ -7078,85 +7078,85 @@
               <w:rPr>
                 <w:rtl w:val="0"/>
               </w:rPr>
-              <w:t xml:space="preserve">Opportunity / Login_gov -&gt; Login.gov CRM</w:t>
-            </w:r>
-          </w:p>
-          <w:p>
-            <w:pPr>
-              <w:pageBreakBefore w:val="0"/>
-              <w:spacing w:line="276" w:lineRule="auto"/>
-              <w:rPr/>
-            </w:pPr>
-            <w:r>
-              <w:rPr>
-                <w:rtl w:val="0"/>
-              </w:rPr>
-              <w:t xml:space="preserve">LDGCRM_application__c / LDGCRM_Application -&gt; Application Layout</w:t>
-            </w:r>
-          </w:p>
-          <w:p>
-            <w:pPr>
-              <w:pageBreakBefore w:val="0"/>
-              <w:spacing w:line="276" w:lineRule="auto"/>
-              <w:rPr/>
-            </w:pPr>
-            <w:r>
-              <w:rPr>
-                <w:rtl w:val="0"/>
-              </w:rPr>
-              <w:t xml:space="preserve">LDGCRM_Partner_Account__c -&gt; Partner Account Layout</w:t>
-            </w:r>
-          </w:p>
-          <w:p>
-            <w:pPr>
-              <w:pageBreakBefore w:val="0"/>
-              <w:spacing w:line="276" w:lineRule="auto"/>
-              <w:rPr/>
-            </w:pPr>
-            <w:r>
-              <w:rPr>
-                <w:rtl w:val="0"/>
-              </w:rPr>
-              <w:t xml:space="preserve">LDGCRM_Application_Contact__c -&gt; Application Contact Layout</w:t>
-            </w:r>
-          </w:p>
-          <w:p>
-            <w:pPr>
-              <w:pageBreakBefore w:val="0"/>
-              <w:spacing w:line="276" w:lineRule="auto"/>
-              <w:rPr/>
-            </w:pPr>
-            <w:r>
-              <w:rPr>
-                <w:rtl w:val="0"/>
-              </w:rPr>
-              <w:t xml:space="preserve">LDGCRM_Impediment__c -&gt; Impediments Layout</w:t>
-            </w:r>
-          </w:p>
-          <w:p>
-            <w:pPr>
-              <w:pageBreakBefore w:val="0"/>
-              <w:spacing w:line="276" w:lineRule="auto"/>
-              <w:rPr/>
-            </w:pPr>
-            <w:r>
-              <w:rPr>
-                <w:rtl w:val="0"/>
-              </w:rPr>
-              <w:t xml:space="preserve">LDGCRM_Opportunity_Impediment__c -&gt; Opportunity Impediment Layout</w:t>
-            </w:r>
-          </w:p>
-          <w:p>
-            <w:pPr>
-              <w:pageBreakBefore w:val="0"/>
-              <w:spacing w:line="276" w:lineRule="auto"/>
-              <w:rPr/>
-            </w:pPr>
-            <w:r>
-              <w:rPr>
-                <w:rtl w:val="0"/>
-              </w:rPr>
-              <w:t xml:space="preserve">LDGCRM_Market_Segment__c -&gt; Market Segment Layout</w:t>
+              <w:t xml:space="preserve">Opportunity / Login.gov -&gt; Login.gov CRM</w:t>
+            </w:r>
+          </w:p>
+          <w:p>
+            <w:pPr>
+              <w:pageBreakBefore w:val="0"/>
+              <w:spacing w:line="276" w:lineRule="auto"/>
+              <w:rPr/>
+            </w:pPr>
+            <w:r>
+              <w:rPr>
+                <w:rtl w:val="0"/>
+              </w:rPr>
+              <w:t xml:space="preserve">Application / Login.gov Application -&gt; Application Layout</w:t>
+            </w:r>
+          </w:p>
+          <w:p>
+            <w:pPr>
+              <w:pageBreakBefore w:val="0"/>
+              <w:spacing w:line="276" w:lineRule="auto"/>
+              <w:rPr/>
+            </w:pPr>
+            <w:r>
+              <w:rPr>
+                <w:rtl w:val="0"/>
+              </w:rPr>
+              <w:t xml:space="preserve">Partner Account -&gt; Partner Account Layout</w:t>
+            </w:r>
+          </w:p>
+          <w:p>
+            <w:pPr>
+              <w:pageBreakBefore w:val="0"/>
+              <w:spacing w:line="276" w:lineRule="auto"/>
+              <w:rPr/>
+            </w:pPr>
+            <w:r>
+              <w:rPr>
+                <w:rtl w:val="0"/>
+              </w:rPr>
+              <w:t xml:space="preserve">Application Contact -&gt; Application Contact Layout</w:t>
+            </w:r>
+          </w:p>
+          <w:p>
+            <w:pPr>
+              <w:pageBreakBefore w:val="0"/>
+              <w:spacing w:line="276" w:lineRule="auto"/>
+              <w:rPr/>
+            </w:pPr>
+            <w:r>
+              <w:rPr>
+                <w:rtl w:val="0"/>
+              </w:rPr>
+              <w:t xml:space="preserve">Impediment -&gt; Impediments Layout</w:t>
+            </w:r>
+          </w:p>
+          <w:p>
+            <w:pPr>
+              <w:pageBreakBefore w:val="0"/>
+              <w:spacing w:line="276" w:lineRule="auto"/>
+              <w:rPr/>
+            </w:pPr>
+            <w:r>
+              <w:rPr>
+                <w:rtl w:val="0"/>
+              </w:rPr>
+              <w:t xml:space="preserve">Opportunity Impediment -&gt; Opportunity Impediment Layout</w:t>
+            </w:r>
+          </w:p>
+          <w:p>
+            <w:pPr>
+              <w:pageBreakBefore w:val="0"/>
+              <w:spacing w:line="276" w:lineRule="auto"/>
+              <w:rPr/>
+            </w:pPr>
+            <w:r>
+              <w:rPr>
+                <w:rtl w:val="0"/>
+              </w:rPr>
+              <w:t xml:space="preserve">Market Segment -&gt; Market Segment Layout</w:t>
             </w:r>
           </w:p>
           <w:p>
@@ -7314,7 +7314,7 @@
               <w:rPr>
                 <w:rtl w:val="0"/>
               </w:rPr>
-              <w:t xml:space="preserve">Populate LDGCRM_Team_Members and LDGCRM_Viewers in the target org, then have a non-admin confirm they can see records.</w:t>
+              <w:t xml:space="preserve">Populate LDGCRM Team Members and LDGCRM Viewers in the target org, then have a non-admin confirm they can see records.</w:t>
             </w:r>
           </w:p>
           <w:p>
@@ -7432,53 +7432,53 @@
               <w:rPr>
                 <w:rtl w:val="0"/>
               </w:rPr>
-              <w:t xml:space="preserve">LDGCRM_G_Partnership_Team_Member_CRE - the Partnerships team; create, read, edit.</w:t>
-            </w:r>
-          </w:p>
-          <w:p>
-            <w:pPr>
-              <w:pageBreakBefore w:val="0"/>
-              <w:spacing w:line="276" w:lineRule="auto"/>
-              <w:rPr/>
-            </w:pPr>
-            <w:r>
-              <w:rPr>
-                <w:rtl w:val="0"/>
-              </w:rPr>
-              <w:t xml:space="preserve">LDGCRM_G_Partnership_Viewer_R - read-only access to the application.</w:t>
-            </w:r>
-          </w:p>
-          <w:p>
-            <w:pPr>
-              <w:pageBreakBefore w:val="0"/>
-              <w:spacing w:line="276" w:lineRule="auto"/>
-              <w:rPr/>
-            </w:pPr>
-            <w:r>
-              <w:rPr>
-                <w:rtl w:val="0"/>
-              </w:rPr>
-              <w:t xml:space="preserve">LDGCRM_G_Production_Support_CRED - support; create, read, edit, delete.</w:t>
-            </w:r>
-          </w:p>
-          <w:p>
-            <w:pPr>
-              <w:pageBreakBefore w:val="0"/>
-              <w:spacing w:line="276" w:lineRule="auto"/>
-              <w:rPr/>
-            </w:pPr>
-          </w:p>
-          <w:p>
-            <w:pPr>
-              <w:pageBreakBefore w:val="0"/>
-              <w:spacing w:line="276" w:lineRule="auto"/>
-              <w:rPr/>
-            </w:pPr>
-            <w:r>
-              <w:rPr>
-                <w:rtl w:val="0"/>
-              </w:rPr>
-              <w:t xml:space="preserve">THESE GRANT THE RECORD TYPES. All three make Account.Federal, Contact.Federal, Contact.GSA, LDGCRM_application__c.LDGCRM_Application and Opportunity.Login_gov visible, which is why those record types are marked not visible on the profiles themselves.</w:t>
+              <w:t xml:space="preserve">LDGCRM - G - Partnership Team Member - CRE: the Partnerships team; create, read, edit.</w:t>
+            </w:r>
+          </w:p>
+          <w:p>
+            <w:pPr>
+              <w:pageBreakBefore w:val="0"/>
+              <w:spacing w:line="276" w:lineRule="auto"/>
+              <w:rPr/>
+            </w:pPr>
+            <w:r>
+              <w:rPr>
+                <w:rtl w:val="0"/>
+              </w:rPr>
+              <w:t xml:space="preserve">LDGCRM - G - Partnership Viewer - R: read-only access to the application.</w:t>
+            </w:r>
+          </w:p>
+          <w:p>
+            <w:pPr>
+              <w:pageBreakBefore w:val="0"/>
+              <w:spacing w:line="276" w:lineRule="auto"/>
+              <w:rPr/>
+            </w:pPr>
+            <w:r>
+              <w:rPr>
+                <w:rtl w:val="0"/>
+              </w:rPr>
+              <w:t xml:space="preserve">LDGCRM - G - Production Support - CRED: support; create, read, edit, delete.</w:t>
+            </w:r>
+          </w:p>
+          <w:p>
+            <w:pPr>
+              <w:pageBreakBefore w:val="0"/>
+              <w:spacing w:line="276" w:lineRule="auto"/>
+              <w:rPr/>
+            </w:pPr>
+          </w:p>
+          <w:p>
+            <w:pPr>
+              <w:pageBreakBefore w:val="0"/>
+              <w:spacing w:line="276" w:lineRule="auto"/>
+              <w:rPr/>
+            </w:pPr>
+            <w:r>
+              <w:rPr>
+                <w:rtl w:val="0"/>
+              </w:rPr>
+              <w:t xml:space="preserve">THESE GRANT THE RECORD TYPES. All three make Federal on Account, Federal and GSA on Contact, Login.gov Application on Application, and Login.gov on Opportunity visible, which is why those record types are marked not visible on the profiles themselves.</w:t>
             </w:r>
           </w:p>
           <w:p>
@@ -8825,7 +8825,7 @@
               <w:rPr>
                 <w:rtl w:val="0"/>
               </w:rPr>
-              <w:t xml:space="preserve">LDGCRM_Application_Before_Save_Assign_Market_Segment</w:t>
+              <w:t xml:space="preserve">LDGCRM : Application : Before Save : Assign Market Segment   (LDGCRM_Application_Before_Save_Assign_Market_Segment)</w:t>
             </w:r>
           </w:p>
           <w:p>
@@ -8837,7 +8837,7 @@
               <w:rPr>
                 <w:rtl w:val="0"/>
               </w:rPr>
-              <w:t xml:space="preserve">LDGCRM_ApplicationContact_BeforeSave_NewRecordDuplicateCheck</w:t>
+              <w:t xml:space="preserve">Throw Error   (LDGCRM_ApplicationContact_BeforeSave_NewRecordDuplicateCheck)</w:t>
             </w:r>
           </w:p>
           <w:p>
@@ -8849,7 +8849,7 @@
               <w:rPr>
                 <w:rtl w:val="0"/>
               </w:rPr>
-              <w:t xml:space="preserve">LDGCRM_Opportunity_Before_Save_Assign_Account_and_Market_Segment</w:t>
+              <w:t xml:space="preserve">LDGCRM : Opportunity : Before Save : Set Market Segment from Account   (LDGCRM_Opportunity_Before_Save_Assign_Account_and_Market_Segment)</w:t>
             </w:r>
           </w:p>
           <w:p>
@@ -8861,7 +8861,7 @@
               <w:rPr>
                 <w:rtl w:val="0"/>
               </w:rPr>
-              <w:t xml:space="preserve">LDGCRM_Opportunity_Impediment_Before_Save_New_Record_Duplicate_Check</w:t>
+              <w:t xml:space="preserve">Throw Error   (LDGCRM_Opportunity_Impediment_Before_Save_New_Record_Duplicate_Check)</w:t>
             </w:r>
           </w:p>
           <w:p>
@@ -8873,7 +8873,7 @@
               <w:rPr>
                 <w:rtl w:val="0"/>
               </w:rPr>
-              <w:t xml:space="preserve">LDGCRM_Partner_Account_After_Save_Update_Re_Parent_Cascade</w:t>
+              <w:t xml:space="preserve">LDGCRM : Partner Account : After Save : Update : Re-Parent Cascade   (LDGCRM_Partner_Account_After_Save_Update_Re_Parent_Cascade)</w:t>
             </w:r>
           </w:p>
           <w:p>
@@ -8885,7 +8885,7 @@
               <w:rPr>
                 <w:rtl w:val="0"/>
               </w:rPr>
-              <w:t xml:space="preserve">LDGCRM_Partner_Account_Before_Save_Create_Update_Market_Segment</w:t>
+              <w:t xml:space="preserve">LDGCRM : Partner Account : Before Save : Create : Update Market Segment   (LDGCRM_Partner_Account_Before_Save_Create_Update_Market_Segment)</w:t>
             </w:r>
           </w:p>
           <w:p>
@@ -8897,7 +8897,7 @@
               <w:rPr>
                 <w:rtl w:val="0"/>
               </w:rPr>
-              <w:t xml:space="preserve">LGDCRM_Opportunity_After_Save_Update_Opportunity_Impediments</w:t>
+              <w:t xml:space="preserve">Assigned Blocked Revenue   (LGDCRM_Opportunity_After_Save_Update_Opportunity_Impediments)</w:t>
             </w:r>
           </w:p>
           <w:p>
@@ -8909,7 +8909,7 @@
               <w:rPr>
                 <w:rtl w:val="0"/>
               </w:rPr>
-              <w:t xml:space="preserve">LGDCRM_Opportunity_Before_Save_Update_Current_Status_Summary_DateTime</w:t>
+              <w:t xml:space="preserve">LGDCRM : Opportunity : Before Save : Update Current Status Summary DateTime   (LGDCRM_Opportunity_Before_Save_Update_Current_Status_Summary_DateTime)</w:t>
             </w:r>
           </w:p>
           <w:p>
@@ -8921,7 +8921,7 @@
               <w:rPr>
                 <w:rtl w:val="0"/>
               </w:rPr>
-              <w:t xml:space="preserve">LGDCRM_Opportunity_Impediment_Before_Save_Update_Blocked_Revenue</w:t>
+              <w:t xml:space="preserve">LGDCRM - Opportunity Impediment - Before Save - UBR - Decision - If Blocker   (LGDCRM_Opportunity_Impediment_Before_Save_Update_Blocked_Revenue)</w:t>
             </w:r>
           </w:p>
           <w:p>
@@ -8939,7 +8939,7 @@
               <w:rPr>
                 <w:rtl w:val="0"/>
               </w:rPr>
-              <w:t xml:space="preserve">NOTE THE PREFIX: three of the nine are spelled LGDCRM_ (transposed), not LDGCRM_. That is the real API name, not an error in this document.</w:t>
+              <w:t xml:space="preserve">LISTED AS: the Flow Label, which is what Setup shows, followed by the API name in brackets. Two of the nine carry the label "Throw Error" and a third is labelled "Assigned Blocked Revenue", so switch on the "Flow API Name" column in Setup - the label alone will not tell them apart. NOTE ALSO THE PREFIX: three of the nine are spelled LGDCRM_ (transposed), not LDGCRM_. That is the real API name, not an error in this document.</w:t>
             </w:r>
           </w:p>
           <w:p>
@@ -9618,7 +9618,7 @@
               <w:rPr>
                 <w:rtl w:val="0"/>
               </w:rPr>
-              <w:t xml:space="preserve">LDGCRM_Partnership_Team_Member_CRE</w:t>
+              <w:t xml:space="preserve">LDGCRM - Partnership Team Member - CRE</w:t>
             </w:r>
           </w:p>
           <w:p>
@@ -9630,7 +9630,7 @@
               <w:rPr>
                 <w:rtl w:val="0"/>
               </w:rPr>
-              <w:t xml:space="preserve">LDGCRM_Partnership_Viewer_R</w:t>
+              <w:t xml:space="preserve">LDGCRM - Partnership Viewer - R</w:t>
             </w:r>
           </w:p>
           <w:p>
@@ -9642,7 +9642,7 @@
               <w:rPr>
                 <w:rtl w:val="0"/>
               </w:rPr>
-              <w:t xml:space="preserve">LDGCRM_Production_Support_CRED</w:t>
+              <w:t xml:space="preserve">LDGCRM - Production Support - CRED</w:t>
             </w:r>
           </w:p>
           <w:p>
@@ -9672,7 +9672,7 @@
               <w:rPr>
                 <w:rtl w:val="0"/>
               </w:rPr>
-              <w:t xml:space="preserve">LDGCRM_G_Partnership_Team_Member_CRE</w:t>
+              <w:t xml:space="preserve">LDGCRM - G - Partnership Team Member - CRE</w:t>
             </w:r>
           </w:p>
           <w:p>
@@ -9684,7 +9684,7 @@
               <w:rPr>
                 <w:rtl w:val="0"/>
               </w:rPr>
-              <w:t xml:space="preserve">LDGCRM_G_Partnership_Viewer_R</w:t>
+              <w:t xml:space="preserve">LDGCRM - G - Partnership Viewer - R</w:t>
             </w:r>
           </w:p>
           <w:p>
@@ -9696,7 +9696,7 @@
               <w:rPr>
                 <w:rtl w:val="0"/>
               </w:rPr>
-              <w:t xml:space="preserve">LDGCRM_G_Production_Support_CRED</w:t>
+              <w:t xml:space="preserve">LDGCRM - G - Production Support - CRED</w:t>
             </w:r>
           </w:p>
           <w:p>
@@ -9804,7 +9804,7 @@
               <w:rPr>
                 <w:rtl w:val="0"/>
               </w:rPr>
-              <w:t xml:space="preserve">LDGCRM_Team_Members</w:t>
+              <w:t xml:space="preserve">LDGCRM Team Members</w:t>
             </w:r>
           </w:p>
           <w:p>
@@ -9816,7 +9816,7 @@
               <w:rPr>
                 <w:rtl w:val="0"/>
               </w:rPr>
-              <w:t xml:space="preserve">LDGCRM_Viewers</w:t>
+              <w:t xml:space="preserve">LDGCRM Viewers</w:t>
             </w:r>
           </w:p>
           <w:p>

--- a/docs/project/Login.gov Partnerships CRM Technical Deployment Plan - DRAFTED.docx
+++ b/docs/project/Login.gov Partnerships CRM Technical Deployment Plan - DRAFTED.docx
@@ -8837,7 +8837,7 @@
               <w:rPr>
                 <w:rtl w:val="0"/>
               </w:rPr>
-              <w:t xml:space="preserve">Throw Error   (LDGCRM_ApplicationContact_BeforeSave_NewRecordDuplicateCheck)</w:t>
+              <w:t xml:space="preserve">LDGCRM : Application Contact : Before Save : New Record Duplicate Check   (LDGCRM_ApplicationContact_BeforeSave_NewRecordDuplicateCheck)</w:t>
             </w:r>
           </w:p>
           <w:p>
@@ -8861,7 +8861,7 @@
               <w:rPr>
                 <w:rtl w:val="0"/>
               </w:rPr>
-              <w:t xml:space="preserve">Throw Error   (LDGCRM_Opportunity_Impediment_Before_Save_New_Record_Duplicate_Check)</w:t>
+              <w:t xml:space="preserve">LDGCRM : Opportunity Impediment : Before Save : New Record Duplicate Check   (LDGCRM_Opportunity_Impediment_Before_Save_New_Record_Duplicate_Check)</w:t>
             </w:r>
           </w:p>
           <w:p>
@@ -8897,7 +8897,7 @@
               <w:rPr>
                 <w:rtl w:val="0"/>
               </w:rPr>
-              <w:t xml:space="preserve">Assigned Blocked Revenue   (LGDCRM_Opportunity_After_Save_Update_Opportunity_Impediments)</w:t>
+              <w:t xml:space="preserve">LGDCRM : Opportunity : After Save : Update Opportunity Impediments   (LGDCRM_Opportunity_After_Save_Update_Opportunity_Impediments)</w:t>
             </w:r>
           </w:p>
           <w:p>
@@ -8921,7 +8921,7 @@
               <w:rPr>
                 <w:rtl w:val="0"/>
               </w:rPr>
-              <w:t xml:space="preserve">LGDCRM - Opportunity Impediment - Before Save - UBR - Decision - If Blocker   (LGDCRM_Opportunity_Impediment_Before_Save_Update_Blocked_Revenue)</w:t>
+              <w:t xml:space="preserve">LGDCRM : Opportunity Impediment : Before Save : Update Blocked Revenue   (LGDCRM_Opportunity_Impediment_Before_Save_Update_Blocked_Revenue)</w:t>
             </w:r>
           </w:p>
           <w:p>
@@ -8939,7 +8939,7 @@
               <w:rPr>
                 <w:rtl w:val="0"/>
               </w:rPr>
-              <w:t xml:space="preserve">LISTED AS: the Flow Label, which is what Setup shows, followed by the API name in brackets. Two of the nine carry the label "Throw Error" and a third is labelled "Assigned Blocked Revenue", so switch on the "Flow API Name" column in Setup - the label alone will not tell them apart. NOTE ALSO THE PREFIX: three of the nine are spelled LGDCRM_ (transposed), not LDGCRM_. That is the real API name, not an error in this document.</w:t>
+              <w:t xml:space="preserve">LISTED AS: the Flow Label, which is what Setup shows, followed by the API name in brackets, which is what the verification query below returns. NOTE THE PREFIX: three of the nine are spelled LGDCRM_ (transposed), not LDGCRM_, and their labels carry the same transposition. That is the real name, not an error in this document.</w:t>
             </w:r>
           </w:p>
           <w:p>

--- a/docs/project/Login.gov Partnerships CRM Technical Deployment Plan - DRAFTED.docx
+++ b/docs/project/Login.gov Partnerships CRM Technical Deployment Plan - DRAFTED.docx
@@ -8801,7 +8801,7 @@
               <w:rPr>
                 <w:rtl w:val="0"/>
               </w:rPr>
-              <w:t xml:space="preserve">ALL NINE LDGCRM FLOWS MUST BE ACTIVE BEFORE ANY DATA IS LOADED. In production this is a manual step in Setup.</w:t>
+              <w:t xml:space="preserve">ALL NINE LDGCRM FLOWS MUST BE ACTIVE BEFORE ANY DATA IS LOADED. The migration pipeline switches them on itself in a SANDBOX, with -ActivateFlows. It will not do so in PRODUCTION: passing that flag with -Environment Prod is refused outright by a safety stop in the script, because activating a Flow in production is a change-controlled action for a person in Setup rather than something a load does unattended. Pre-flight still reports which are inactive - that check is read-only and runs in every environment - and it BLOCKS the load until all nine are on. Production being the target of this deployment, that makes this a manual step here.</w:t>
             </w:r>
           </w:p>
         </w:tc>

--- a/docs/project/Login.gov Partnerships CRM Technical Deployment Plan - DRAFTED.docx
+++ b/docs/project/Login.gov Partnerships CRM Technical Deployment Plan - DRAFTED.docx
@@ -6872,28 +6872,28 @@
               <w:rPr>
                 <w:rtl w:val="0"/>
               </w:rPr>
-              <w:t xml:space="preserve">Complete section 1.5 - activate the nine Flows - BEFORE any data is loaded</w:t>
-            </w:r>
-          </w:p>
-        </w:tc>
-        <w:tc>
-          <w:tcPr>
-            <w:tcMar>
-              <w:left w:w="115.0" w:type="dxa"/>
-              <w:right w:w="115.0" w:type="dxa"/>
-            </w:tcMar>
-          </w:tcPr>
-          <w:p>
-            <w:pPr>
-              <w:pageBreakBefore w:val="0"/>
-              <w:spacing w:line="276" w:lineRule="auto"/>
-              <w:rPr/>
-            </w:pPr>
-            <w:r>
-              <w:rPr>
-                <w:rtl w:val="0"/>
-              </w:rPr>
-              <w:t xml:space="preserve">An ordering step, not a duplicate of 1.5. Loading before the Flows are switched on produces a migration in which every count is correct and Market Segment is blank across the entire dataset.</w:t>
+              <w:t xml:space="preserve">The nine Flows must be ACTIVE before any data is loaded - the load does this itself</w:t>
+            </w:r>
+          </w:p>
+        </w:tc>
+        <w:tc>
+          <w:tcPr>
+            <w:tcMar>
+              <w:left w:w="115.0" w:type="dxa"/>
+              <w:right w:w="115.0" w:type="dxa"/>
+            </w:tcMar>
+          </w:tcPr>
+          <w:p>
+            <w:pPr>
+              <w:pageBreakBefore w:val="0"/>
+              <w:spacing w:line="276" w:lineRule="auto"/>
+              <w:rPr/>
+            </w:pPr>
+            <w:r>
+              <w:rPr>
+                <w:rtl w:val="0"/>
+              </w:rPr>
+              <w:t xml:space="preserve">No manual action. Pre-flight switches on any of the nine that are inactive, in every environment including production, before the first row is written, and blocks the run if any is still off afterwards. This step exists so the requirement is visible in the checklist, and so anyone who owns configuration in this org knows it is coming. Loading before the Flows are on produces a migration in which every count is correct and Market Segment is blank across the entire dataset.</w:t>
             </w:r>
           </w:p>
         </w:tc>
@@ -7893,7 +7893,7 @@
               <w:rPr>
                 <w:rtl w:val="0"/>
               </w:rPr>
-              <w:t xml:space="preserve">Pre-flight blocks the run if any of the nine Flows is inactive. -ActivateFlows switches them on in a SANDBOX; it is rejected for -Environment Prod, where activating a Flow is a change-controlled action for a human in Setup.</w:t>
+              <w:t xml:space="preserve">Pre-flight switches on any of the nine Flows that is inactive - in every environment including production, with no flag - and blocks the run only if one is still off after the attempt, or is absent and needs a change set. -PlanOnly activates nothing and reports instead.</w:t>
             </w:r>
           </w:p>
           <w:p>
@@ -8801,7 +8801,7 @@
               <w:rPr>
                 <w:rtl w:val="0"/>
               </w:rPr>
-              <w:t xml:space="preserve">ALL NINE LDGCRM FLOWS MUST BE ACTIVE BEFORE ANY DATA IS LOADED. The migration pipeline switches them on itself in a SANDBOX, with -ActivateFlows. It will not do so in PRODUCTION: passing that flag with -Environment Prod is refused outright by a safety stop in the script, because activating a Flow in production is a change-controlled action for a person in Setup rather than something a load does unattended. Pre-flight still reports which are inactive - that check is read-only and runs in every environment - and it BLOCKS the load until all nine are on. Production being the target of this deployment, that makes this a manual step here.</w:t>
+              <w:t xml:space="preserve">ALL NINE LDGCRM FLOWS MUST BE ACTIVE BEFORE ANY DATA IS LOADED. NO MANUAL ACTION IS REQUIRED: the migration pipeline switches on whatever is off, in every environment including production, before the first row is written. It is listed here so the change is visible to whoever owns configuration in this org, and because the state is worth confirming afterwards - the Flows stay on.</w:t>
             </w:r>
           </w:p>
         </w:tc>
@@ -8999,7 +8999,7 @@
               <w:rPr>
                 <w:rtl w:val="0"/>
               </w:rPr>
-              <w:t xml:space="preserve">Anything less than nine of nine active BLOCKS the load. In a sandbox the load can switch them on itself (-ActivateFlows); in production that flag is rejected and pre-flight reports the list and stops. The nine Flows stay active after the load.</w:t>
+              <w:t xml:space="preserve">Pre-flight switches on any that are off and then RE-READS the org to verify, rather than trusting the write. Anything still short of nine of nine after that BLOCKS the load. A Flow that is absent from the org, or present with no versions, cannot be activated by anything the pipeline does - that needs a CHANGE SET, and it blocks. The nine Flows stay active after the load; they are not switched back off.</w:t>
             </w:r>
           </w:p>
         </w:tc>
@@ -19270,24 +19270,47 @@
       </w:pPr>
       <w:r>
         <w:rPr>
-          <w:rFonts w:ascii="Courier New" w:hAnsi="Courier New" w:cs="Courier New"/>
           <w:b w:val="1"/>
           <w:bCs w:val="1"/>
-          <w:sz w:val="17"/>
-          <w:szCs w:val="17"/>
-        </w:rPr>
-        <w:t xml:space="preserve">-ActivateFlows</w:t>
+        </w:rPr>
+        <w:t xml:space="preserve">Pre-flight switches on whatever is off, in every environment including production, and there is no flag to pass.</w:t>
+      </w:r>
+      <w:r>
+        <w:rPr/>
+        <w:t xml:space="preserve"> It is the same treatment the Contact duplicate and matching rules already get, and the lighter of the two - a one-field setting change pointing the org at a Flow version already in it, against the metadata round-trip those rules require. Three things to know: it is </w:t>
       </w:r>
       <w:r>
         <w:rPr>
           <w:b w:val="1"/>
           <w:bCs w:val="1"/>
         </w:rPr>
-        <w:t xml:space="preserve"> switches on whatever is off, and is sandbox only.</w:t>
-      </w:r>
-      <w:r>
-        <w:rPr/>
-        <w:t xml:space="preserve"> It is rejected for </w:t>
+        <w:t xml:space="preserve">permanent</w:t>
+      </w:r>
+      <w:r>
+        <w:rPr/>
+        <w:t xml:space="preserve">, deliberately, because a Flow that had to be on for the load to be correct must stay on or the org goes back to producing wrong data for every record created in the UI; it </w:t>
+      </w:r>
+      <w:r>
+        <w:rPr>
+          <w:b w:val="1"/>
+          <w:bCs w:val="1"/>
+        </w:rPr>
+        <w:t xml:space="preserve">cannot create a Flow</w:t>
+      </w:r>
+      <w:r>
+        <w:rPr/>
+        <w:t xml:space="preserve">, so one reported ABSENT needs a change set and blocks; and </w:t>
+      </w:r>
+      <w:r>
+        <w:rPr>
+          <w:b w:val="1"/>
+          <w:bCs w:val="1"/>
+        </w:rPr>
+        <w:t xml:space="preserve">turning the Flows on does not repair records already loaded</w:t>
+      </w:r>
+      <w:r>
+        <w:rPr/>
+        <w:t xml:space="preserve"> - all three Market Segment Flows fire on create or parent change and the pipeline upserts, so a re-run is an update that will not re-trigger them. The only fix is a full reload. </w:t>
       </w:r>
       <w:r>
         <w:rPr>
@@ -19295,44 +19318,11 @@
           <w:sz w:val="17"/>
           <w:szCs w:val="17"/>
         </w:rPr>
-        <w:t xml:space="preserve">-Environment Prod</w:t>
-      </w:r>
-      <w:r>
-        <w:rPr/>
-        <w:t xml:space="preserve">, where activating a Flow is a change-controlled action for a human in Setup; pre-flight there reports the list and stops. Three things to know before using it: it is </w:t>
-      </w:r>
-      <w:r>
-        <w:rPr>
-          <w:b w:val="1"/>
-          <w:bCs w:val="1"/>
-        </w:rPr>
-        <w:t xml:space="preserve">permanent</w:t>
-      </w:r>
-      <w:r>
-        <w:rPr/>
-        <w:t xml:space="preserve">, deliberately, because a Flow that had to be on for the load to be correct must stay on or the org goes back to producing wrong data for every record created in the UI; it </w:t>
-      </w:r>
-      <w:r>
-        <w:rPr>
-          <w:b w:val="1"/>
-          <w:bCs w:val="1"/>
-        </w:rPr>
-        <w:t xml:space="preserve">cannot create a Flow</w:t>
-      </w:r>
-      <w:r>
-        <w:rPr/>
-        <w:t xml:space="preserve">, so a Flow reported ABSENT needs a change set; and </w:t>
-      </w:r>
-      <w:r>
-        <w:rPr>
-          <w:b w:val="1"/>
-          <w:bCs w:val="1"/>
-        </w:rPr>
-        <w:t xml:space="preserve">turning the Flows on does not repair records already loaded</w:t>
-      </w:r>
-      <w:r>
-        <w:rPr/>
-        <w:t xml:space="preserve"> - all three Market Segment Flows fire on create or parent change and the pipeline upserts, so a re-run is an update that will not re-trigger them. The only fix is a full reload.</w:t>
+        <w:t xml:space="preserve">-PlanOnly</w:t>
+      </w:r>
+      <w:r>
+        <w:rPr/>
+        <w:t xml:space="preserve"> activates nothing and lists what a real run would switch on.</w:t>
       </w:r>
     </w:p>
     <w:p>

--- a/docs/project/Login.gov Partnerships CRM Technical Deployment Plan - DRAFTED.docx
+++ b/docs/project/Login.gov Partnerships CRM Technical Deployment Plan - DRAFTED.docx
@@ -3370,6 +3370,65 @@
         <w:rPr>
           <w:rtl w:val="0"/>
         </w:rPr>
+      </w:r>
+    </w:p>
+    <w:p>
+      <w:pPr>
+        <w:spacing w:before="160" w:after="60"/>
+        <w:jc w:val="center"/>
+      </w:pPr>
+      <w:r>
+        <w:drawing>
+          <wp:inline distT="0" distB="0" distL="0" distR="0">
+            <wp:extent cx="5943600" cy="1691640"/>
+            <wp:effectExtent l="0" t="0" r="0" b="0"/>
+            <wp:docPr id="501" name="Picture 501" descr="01-deployment-process.png"/>
+            <wp:cNvGraphicFramePr>
+              <a:graphicFrameLocks xmlns:a="http://schemas.openxmlformats.org/drawingml/2006/main" noChangeAspect="1"/>
+            </wp:cNvGraphicFramePr>
+            <a:graphic xmlns:a="http://schemas.openxmlformats.org/drawingml/2006/main">
+              <a:graphicData uri="http://schemas.openxmlformats.org/drawingml/2006/picture">
+                <pic:pic xmlns:pic="http://schemas.openxmlformats.org/drawingml/2006/picture">
+                  <pic:nvPicPr>
+                    <pic:cNvPr id="501" name="01-deployment-process.png"/>
+                    <pic:cNvPicPr/>
+                  </pic:nvPicPr>
+                  <pic:blipFill>
+                    <a:blip r:embed="rId901"/>
+                    <a:stretch>
+                      <a:fillRect/>
+                    </a:stretch>
+                  </pic:blipFill>
+                  <pic:spPr>
+                    <a:xfrm>
+                      <a:off x="0" y="0"/>
+                      <a:ext cx="5943600" cy="1691640"/>
+                    </a:xfrm>
+                    <a:prstGeom prst="rect">
+                      <a:avLst/>
+                    </a:prstGeom>
+                  </pic:spPr>
+                </pic:pic>
+              </a:graphicData>
+            </a:graphic>
+          </wp:inline>
+        </w:drawing>
+      </w:r>
+    </w:p>
+    <w:p>
+      <w:pPr>
+        <w:spacing w:after="200"/>
+        <w:jc w:val="center"/>
+      </w:pPr>
+      <w:r>
+        <w:rPr>
+          <w:i/>
+          <w:iCs/>
+          <w:color w:val="5A6672"/>
+          <w:sz w:val="18"/>
+          <w:szCs w:val="18"/>
+        </w:rPr>
+        <w:t xml:space="preserve">Figure 1. The deployment end to end. Each phase names the section that carries its detail.</w:t>
       </w:r>
     </w:p>
     <w:p>
